--- a/通信ETF报告/通信行业ETF开始动笔版本v0.55(1).docx
+++ b/通信ETF报告/通信行业ETF开始动笔版本v0.55(1).docx
@@ -908,11 +908,22 @@
           <w:rFonts w:ascii="楷体" w:eastAsia="楷体" w:hAnsi="楷体" w:hint="eastAsia"/>
         </w:rPr>
       </w:pPr>
+      <w:commentRangeStart w:id="0"/>
       <w:r>
         <w:rPr>
           <w:rFonts w:ascii="楷体" w:eastAsia="楷体" w:hAnsi="楷体" w:hint="eastAsia"/>
         </w:rPr>
         <w:t>3.1.1 传统通信：周期形态</w:t>
+      </w:r>
+      <w:commentRangeEnd w:id="0"/>
+      <w:r>
+        <w:rPr>
+          <w:rStyle w:val="af3"/>
+          <w:rFonts w:ascii="楷体" w:eastAsia="楷体" w:hAnsi="楷体" w:hint="eastAsia"/>
+          <w:sz w:val="32"/>
+          <w:szCs w:val="32"/>
+        </w:rPr>
+        <w:commentReference w:id="0"/>
       </w:r>
     </w:p>
     <w:p>
@@ -1126,11 +1137,22 @@
           <w:rFonts w:hint="eastAsia"/>
         </w:rPr>
       </w:pPr>
+      <w:commentRangeStart w:id="1"/>
       <w:r>
         <w:rPr>
           <w:rFonts w:hint="eastAsia"/>
         </w:rPr>
         <w:t>3.1.2 AI时代：成长为主</w:t>
+      </w:r>
+      <w:commentRangeEnd w:id="1"/>
+      <w:r>
+        <w:rPr>
+          <w:rStyle w:val="af3"/>
+          <w:rFonts w:hint="eastAsia"/>
+          <w:sz w:val="32"/>
+          <w:szCs w:val="32"/>
+        </w:rPr>
+        <w:commentReference w:id="1"/>
       </w:r>
     </w:p>
     <w:p>
@@ -1247,7 +1269,7 @@
                     <pic:cNvPicPr/>
                   </pic:nvPicPr>
                   <pic:blipFill>
-                    <a:blip r:embed="rId10"/>
+                    <a:blip r:embed="rId14"/>
                     <a:stretch>
                       <a:fillRect/>
                     </a:stretch>
@@ -1272,7 +1294,7 @@
       <w:pPr>
         <w:ind w:firstLineChars="200" w:firstLine="480"/>
         <w:rPr>
-          <w:rFonts w:ascii="楷体" w:eastAsia="楷体" w:hAnsi="楷体" w:hint="eastAsia"/>
+          <w:rFonts w:ascii="楷体" w:eastAsia="楷体" w:hAnsi="楷体"/>
           <w:sz w:val="24"/>
         </w:rPr>
       </w:pPr>
@@ -1306,6 +1328,7 @@
           <w:szCs w:val="28"/>
         </w:rPr>
       </w:pPr>
+      <w:commentRangeStart w:id="2"/>
       <w:r>
         <w:rPr>
           <w:rFonts w:ascii="楷体" w:eastAsia="楷体" w:hAnsi="楷体" w:hint="eastAsia"/>
@@ -1313,53 +1336,13 @@
           <w:szCs w:val="28"/>
         </w:rPr>
         <w:lastRenderedPageBreak/>
-        <w:t>受益于AI基础设施建设对以太网交换机和高速光模块</w:t>
-      </w:r>
-      <w:r>
-        <w:rPr>
-          <w:rFonts w:ascii="楷体" w:eastAsia="楷体" w:hAnsi="楷体" w:hint="eastAsia"/>
-          <w:sz w:val="24"/>
-          <w:szCs w:val="28"/>
-        </w:rPr>
-        <w:t>施加的新变化</w:t>
-      </w:r>
-      <w:r>
-        <w:rPr>
-          <w:rFonts w:ascii="楷体" w:eastAsia="楷体" w:hAnsi="楷体" w:hint="eastAsia"/>
-          <w:sz w:val="24"/>
-          <w:szCs w:val="28"/>
-        </w:rPr>
-        <w:t>，以及光互连技术在AI</w:t>
-      </w:r>
-      <w:r>
-        <w:rPr>
-          <w:rFonts w:ascii="楷体" w:eastAsia="楷体" w:hAnsi="楷体" w:hint="eastAsia"/>
-          <w:sz w:val="24"/>
-          <w:szCs w:val="28"/>
-        </w:rPr>
-        <w:t xml:space="preserve"> </w:t>
-      </w:r>
-      <w:r>
-        <w:rPr>
-          <w:rFonts w:ascii="楷体" w:eastAsia="楷体" w:hAnsi="楷体" w:hint="eastAsia"/>
-          <w:sz w:val="24"/>
-          <w:szCs w:val="28"/>
-        </w:rPr>
-        <w:t>scale-up网络中的应用推广，光模块市场规模有望持续快速增长。</w:t>
-      </w:r>
-      <w:r>
-        <w:rPr>
-          <w:rFonts w:ascii="楷体" w:eastAsia="楷体" w:hAnsi="楷体" w:hint="eastAsia"/>
-          <w:sz w:val="24"/>
-          <w:szCs w:val="28"/>
-        </w:rPr>
-        <w:t>并且连带着几乎所有算力辅助设施，如服务器，光纤共同增长</w:t>
-      </w:r>
-    </w:p>
-    <w:p>
-      <w:pPr>
-        <w:rPr>
-          <w:rFonts w:ascii="楷体" w:eastAsia="楷体" w:hAnsi="楷体"/>
+        <w:t>受益于AI基础设施建设对以太网交换机和高速光模块施加的新变化，以及光互连技术在AI scale-up网络中的应用推广，光模块市场规模有望持续快速增长。并且连带着几乎所有算力辅助设施，如服务器，光纤共同增长</w:t>
+      </w:r>
+    </w:p>
+    <w:p>
+      <w:pPr>
+        <w:rPr>
+          <w:rFonts w:ascii="楷体" w:eastAsia="楷体" w:hAnsi="楷体" w:hint="eastAsia"/>
         </w:rPr>
       </w:pPr>
       <w:r>
@@ -1394,7 +1377,7 @@
           <w:noProof/>
         </w:rPr>
         <w:drawing>
-          <wp:inline distT="0" distB="0" distL="0" distR="0" wp14:anchorId="0407E003" wp14:editId="778FD5FC">
+          <wp:inline distT="0" distB="0" distL="0" distR="0" wp14:anchorId="3DEE0464" wp14:editId="6F2B42F9">
             <wp:extent cx="5274310" cy="2171065"/>
             <wp:effectExtent l="0" t="0" r="2540" b="635"/>
             <wp:docPr id="1922049262" name="图片 1"/>
@@ -1409,7 +1392,7 @@
                     <pic:cNvPicPr/>
                   </pic:nvPicPr>
                   <pic:blipFill>
-                    <a:blip r:embed="rId11"/>
+                    <a:blip r:embed="rId15"/>
                     <a:stretch>
                       <a:fillRect/>
                     </a:stretch>
@@ -1466,6 +1449,25 @@
         </w:rPr>
         <w:t>Scale-up等场景，产业上限正在打开。</w:t>
       </w:r>
+      <w:commentRangeEnd w:id="2"/>
+      <w:r>
+        <w:rPr>
+          <w:rStyle w:val="af3"/>
+          <w:rFonts w:ascii="楷体" w:eastAsia="楷体" w:hAnsi="楷体" w:hint="eastAsia"/>
+          <w:sz w:val="22"/>
+          <w:szCs w:val="24"/>
+        </w:rPr>
+        <w:commentReference w:id="2"/>
+      </w:r>
+    </w:p>
+    <w:p>
+      <w:pPr>
+        <w:ind w:firstLineChars="200" w:firstLine="480"/>
+        <w:rPr>
+          <w:rFonts w:ascii="楷体" w:eastAsia="楷体" w:hAnsi="楷体" w:hint="eastAsia"/>
+          <w:sz w:val="24"/>
+        </w:rPr>
+      </w:pPr>
     </w:p>
     <w:p>
       <w:pPr>
@@ -1565,7 +1567,7 @@
     <w:p>
       <w:pPr>
         <w:rPr>
-          <w:rFonts w:ascii="楷体" w:eastAsia="楷体" w:hAnsi="楷体"/>
+          <w:rFonts w:ascii="楷体" w:eastAsia="楷体" w:hAnsi="楷体" w:hint="eastAsia"/>
         </w:rPr>
       </w:pPr>
       <w:r>
@@ -1590,13 +1592,30 @@
           <w:szCs w:val="28"/>
         </w:rPr>
       </w:pPr>
+      <w:commentRangeStart w:id="3"/>
       <w:r>
         <w:rPr>
           <w:rFonts w:ascii="楷体" w:eastAsia="楷体" w:hAnsi="楷体"/>
           <w:sz w:val="24"/>
           <w:szCs w:val="28"/>
         </w:rPr>
-        <w:t>AI大模型从训练向推理演进，带动全球算力集群建设进入新一轮扩张周期。与传统云计算不同，AI算力集群对机间通信带宽的要求呈指数级提升——单个集群所需光连接数量随GPU规模线性增长，而单端口速率又从400G向800G、1.6T快速迭代，这使得光模块需求呈现</w:t>
+        <w:t>AI大模型从训练向推理演进，带动全球算力集群建设进入新一轮扩张周期。与传统云计算不同，AI算力集群对机间</w:t>
+      </w:r>
+      <w:r>
+        <w:rPr>
+          <w:rFonts w:ascii="楷体" w:eastAsia="楷体" w:hAnsi="楷体" w:hint="eastAsia"/>
+          <w:sz w:val="24"/>
+          <w:szCs w:val="28"/>
+        </w:rPr>
+        <w:t>，机内</w:t>
+      </w:r>
+      <w:r>
+        <w:rPr>
+          <w:rFonts w:ascii="楷体" w:eastAsia="楷体" w:hAnsi="楷体"/>
+          <w:sz w:val="24"/>
+          <w:szCs w:val="28"/>
+        </w:rPr>
+        <w:t>通信带宽的要求呈指数级提升——单个集群所需光连接数量随GPU规模线性增长，而单端口速率又从400G向800G、1.6T快速迭代，这使得光模块需求呈现</w:t>
       </w:r>
       <w:r>
         <w:rPr>
@@ -1616,25 +1635,49 @@
         </w:rPr>
         <w:t>。</w:t>
       </w:r>
-    </w:p>
-    <w:p>
-      <w:pPr>
-        <w:rPr>
+      <w:commentRangeEnd w:id="3"/>
+      <w:r>
+        <w:rPr>
+          <w:rStyle w:val="af3"/>
           <w:rFonts w:ascii="楷体" w:eastAsia="楷体" w:hAnsi="楷体"/>
-        </w:rPr>
-      </w:pPr>
-      <w:r>
-        <w:rPr>
-          <w:rFonts w:ascii="楷体" w:eastAsia="楷体" w:hAnsi="楷体" w:hint="eastAsia"/>
-        </w:rPr>
-        <w:t>受益于AI基础设施建设对以太网交换机和高速光模块的强劲需求，以及光互连技术在AI scale-up网络中的应用推广，光模块市场规模有望持续快速增长。全球以太网光模块市场规模2026年将同比增长35%至189亿美元，2027-2030年增速还将维持在双位</w:t>
-      </w:r>
+          <w:sz w:val="24"/>
+          <w:szCs w:val="28"/>
+        </w:rPr>
+        <w:commentReference w:id="3"/>
+      </w:r>
+    </w:p>
+    <w:p>
+      <w:pPr>
+        <w:rPr>
+          <w:rFonts w:ascii="楷体" w:eastAsia="楷体" w:hAnsi="楷体" w:hint="eastAsia"/>
+          <w:sz w:val="24"/>
+          <w:szCs w:val="28"/>
+        </w:rPr>
+      </w:pPr>
+    </w:p>
+    <w:p>
+      <w:pPr>
+        <w:rPr>
+          <w:rFonts w:ascii="楷体" w:eastAsia="楷体" w:hAnsi="楷体" w:hint="eastAsia"/>
+        </w:rPr>
+      </w:pPr>
+      <w:commentRangeStart w:id="4"/>
       <w:r>
         <w:rPr>
           <w:rFonts w:ascii="楷体" w:eastAsia="楷体" w:hAnsi="楷体" w:hint="eastAsia"/>
         </w:rPr>
         <w:lastRenderedPageBreak/>
-        <w:t>数以上，2030年有望突破350亿美元。其中800G和1.6T等高速光模块的需求有望逐步占据市场主导地位。2026年800G和1.6T光模块将迎来快速放量，预计2030年800G和1.6T以太网光模块的整体市场规模将超过220亿美元。</w:t>
+        <w:t>受益于AI基础设施建设对以太网交换机和高速光模块的强劲需求，以及光互连技术在AI scale-up网络中的应用推广，光模块市场规模有望持续快速增长。全球以太网光模块市场规模2026年将同比增长35%至189亿美元，2027-2030年增速还将维持在双位数以上，2030年有望突破350亿美元。其中800G和1.6T等高速光模块的需求有望逐步占据市场主导地位。2026年800G和1.6T光模块将迎来快速放量，预计2030年800G和1.6T以太网光模块的整体市场规模将超过220亿美元。</w:t>
+      </w:r>
+      <w:commentRangeEnd w:id="4"/>
+      <w:r>
+        <w:rPr>
+          <w:rStyle w:val="af3"/>
+          <w:rFonts w:ascii="楷体" w:eastAsia="楷体" w:hAnsi="楷体" w:hint="eastAsia"/>
+          <w:sz w:val="22"/>
+          <w:szCs w:val="24"/>
+        </w:rPr>
+        <w:commentReference w:id="4"/>
       </w:r>
     </w:p>
     <w:p>
@@ -1678,7 +1721,7 @@
                     <pic:cNvPicPr/>
                   </pic:nvPicPr>
                   <pic:blipFill>
-                    <a:blip r:embed="rId12"/>
+                    <a:blip r:embed="rId16"/>
                     <a:stretch>
                       <a:fillRect/>
                     </a:stretch>
@@ -1702,25 +1745,26 @@
     <w:p>
       <w:pPr>
         <w:rPr>
+          <w:rFonts w:ascii="楷体" w:eastAsia="楷体" w:hAnsi="楷体" w:hint="eastAsia"/>
+        </w:rPr>
+      </w:pPr>
+      <w:commentRangeStart w:id="5"/>
+      <w:r>
+        <w:rPr>
+          <w:rFonts w:ascii="楷体" w:eastAsia="楷体" w:hAnsi="楷体" w:hint="eastAsia"/>
+        </w:rPr>
+        <w:t>AI本身也在光通信中逐步占据</w:t>
+      </w:r>
+      <w:r>
+        <w:rPr>
+          <w:rFonts w:ascii="楷体" w:eastAsia="楷体" w:hAnsi="楷体" w:hint="eastAsia"/>
+        </w:rPr>
+        <w:t>主要需求，</w:t>
+      </w:r>
+      <w:r>
+        <w:rPr>
           <w:rFonts w:ascii="楷体" w:eastAsia="楷体" w:hAnsi="楷体"/>
         </w:rPr>
-      </w:pPr>
-      <w:r>
-        <w:rPr>
-          <w:rFonts w:ascii="楷体" w:eastAsia="楷体" w:hAnsi="楷体" w:hint="eastAsia"/>
-        </w:rPr>
-        <w:t>AI本身也在光通信中逐步占据</w:t>
-      </w:r>
-      <w:r>
-        <w:rPr>
-          <w:rFonts w:ascii="楷体" w:eastAsia="楷体" w:hAnsi="楷体" w:hint="eastAsia"/>
-        </w:rPr>
-        <w:t>主要需求，</w:t>
-      </w:r>
-      <w:r>
-        <w:rPr>
-          <w:rFonts w:ascii="楷体" w:eastAsia="楷体" w:hAnsi="楷体"/>
-        </w:rPr>
         <w:t>Lightcounting预测，2030年Scale-up光模块市场规模占比将达21%，AI相关光模块整体占比将升至65%。</w:t>
       </w:r>
     </w:p>
@@ -1742,7 +1786,7 @@
       <w:pPr>
         <w:jc w:val="center"/>
         <w:rPr>
-          <w:rFonts w:ascii="楷体" w:eastAsia="楷体" w:hAnsi="楷体"/>
+          <w:rFonts w:ascii="楷体" w:eastAsia="楷体" w:hAnsi="楷体" w:hint="eastAsia"/>
         </w:rPr>
       </w:pPr>
       <w:r>
@@ -1765,7 +1809,7 @@
                     <pic:cNvPicPr/>
                   </pic:nvPicPr>
                   <pic:blipFill>
-                    <a:blip r:embed="rId13"/>
+                    <a:blip r:embed="rId17"/>
                     <a:stretch>
                       <a:fillRect/>
                     </a:stretch>
@@ -1785,17 +1829,29 @@
           </wp:inline>
         </w:drawing>
       </w:r>
-    </w:p>
-    <w:p>
-      <w:pPr>
+      <w:commentRangeEnd w:id="5"/>
+      <w:r>
+        <w:rPr>
+          <w:rStyle w:val="af3"/>
+          <w:rFonts w:ascii="楷体" w:eastAsia="楷体" w:hAnsi="楷体" w:hint="eastAsia"/>
+          <w:sz w:val="22"/>
+          <w:szCs w:val="24"/>
+        </w:rPr>
+        <w:commentReference w:id="5"/>
+      </w:r>
+    </w:p>
+    <w:p>
+      <w:pPr>
+        <w:rPr>
+          <w:rFonts w:ascii="楷体" w:eastAsia="楷体" w:hAnsi="楷体" w:hint="eastAsia"/>
+        </w:rPr>
+      </w:pPr>
+      <w:commentRangeStart w:id="6"/>
+      <w:r>
         <w:rPr>
           <w:rFonts w:ascii="楷体" w:eastAsia="楷体" w:hAnsi="楷体"/>
         </w:rPr>
-      </w:pPr>
-      <w:r>
-        <w:rPr>
-          <w:rFonts w:ascii="楷体" w:eastAsia="楷体" w:hAnsi="楷体"/>
-        </w:rPr>
+        <w:lastRenderedPageBreak/>
         <w:t>与此同时，高速光模块的核心元器件（如EML激光器芯片、DSP电芯片）及先进封装产能受制于上游半导体产业链扩产节奏，短期内难以同步放量，</w:t>
       </w:r>
       <w:r>
@@ -1826,7 +1882,6 @@
         <w:rPr>
           <w:rFonts w:ascii="楷体" w:eastAsia="楷体" w:hAnsi="楷体" w:hint="eastAsia"/>
         </w:rPr>
-        <w:lastRenderedPageBreak/>
         <w:t>Lumentum CEO四月表示：</w:t>
       </w:r>
       <w:r>
@@ -1915,7 +1970,7 @@
               <w:widowControl/>
               <w:spacing w:after="0" w:line="240" w:lineRule="auto"/>
               <w:rPr>
-                <w:rFonts w:ascii="楷体" w:eastAsia="楷体" w:hAnsi="楷体" w:cs="宋体"/>
+                <w:rFonts w:ascii="楷体" w:eastAsia="楷体" w:hAnsi="楷体" w:cs="宋体" w:hint="eastAsia"/>
                 <w:b/>
                 <w:bCs/>
                 <w:color w:val="000000"/>
@@ -2110,7 +2165,7 @@
               <w:widowControl/>
               <w:spacing w:after="0" w:line="240" w:lineRule="auto"/>
               <w:rPr>
-                <w:rFonts w:ascii="楷体" w:eastAsia="楷体" w:hAnsi="楷体" w:cs="宋体"/>
+                <w:rFonts w:ascii="楷体" w:eastAsia="楷体" w:hAnsi="楷体" w:cs="宋体" w:hint="eastAsia"/>
                 <w:b/>
                 <w:bCs/>
                 <w:color w:val="000000"/>
@@ -2291,7 +2346,7 @@
               <w:widowControl/>
               <w:spacing w:after="0" w:line="240" w:lineRule="auto"/>
               <w:rPr>
-                <w:rFonts w:ascii="楷体" w:eastAsia="楷体" w:hAnsi="楷体" w:cs="宋体"/>
+                <w:rFonts w:ascii="楷体" w:eastAsia="楷体" w:hAnsi="楷体" w:cs="宋体" w:hint="eastAsia"/>
                 <w:b/>
                 <w:bCs/>
                 <w:color w:val="000000"/>
@@ -2472,7 +2527,7 @@
               <w:widowControl/>
               <w:spacing w:after="0" w:line="240" w:lineRule="auto"/>
               <w:rPr>
-                <w:rFonts w:ascii="楷体" w:eastAsia="楷体" w:hAnsi="楷体" w:cs="宋体"/>
+                <w:rFonts w:ascii="楷体" w:eastAsia="楷体" w:hAnsi="楷体" w:cs="宋体" w:hint="eastAsia"/>
                 <w:b/>
                 <w:bCs/>
                 <w:color w:val="000000"/>
@@ -2691,7 +2746,7 @@
               <w:widowControl/>
               <w:spacing w:after="0" w:line="240" w:lineRule="auto"/>
               <w:rPr>
-                <w:rFonts w:ascii="楷体" w:eastAsia="楷体" w:hAnsi="楷体" w:cs="宋体"/>
+                <w:rFonts w:ascii="楷体" w:eastAsia="楷体" w:hAnsi="楷体" w:cs="宋体" w:hint="eastAsia"/>
                 <w:b/>
                 <w:bCs/>
                 <w:color w:val="000000"/>
@@ -2880,7 +2935,7 @@
               <w:widowControl/>
               <w:spacing w:after="0" w:line="240" w:lineRule="auto"/>
               <w:rPr>
-                <w:rFonts w:ascii="楷体" w:eastAsia="楷体" w:hAnsi="楷体" w:cs="宋体"/>
+                <w:rFonts w:ascii="楷体" w:eastAsia="楷体" w:hAnsi="楷体" w:cs="宋体" w:hint="eastAsia"/>
                 <w:b/>
                 <w:bCs/>
                 <w:color w:val="000000"/>
@@ -3044,17 +3099,28 @@
         </w:tc>
       </w:tr>
     </w:tbl>
-    <w:p>
-      <w:pPr>
-        <w:rPr>
-          <w:rFonts w:ascii="楷体" w:eastAsia="楷体" w:hAnsi="楷体" w:hint="eastAsia"/>
-        </w:rPr>
-      </w:pPr>
-    </w:p>
-    <w:p>
-      <w:pPr>
-        <w:rPr>
-          <w:rFonts w:ascii="楷体" w:eastAsia="楷体" w:hAnsi="楷体"/>
+    <w:commentRangeEnd w:id="6"/>
+    <w:p>
+      <w:pPr>
+        <w:rPr>
+          <w:rFonts w:ascii="楷体" w:eastAsia="楷体" w:hAnsi="楷体" w:hint="eastAsia"/>
+        </w:rPr>
+      </w:pPr>
+      <w:r>
+        <w:rPr>
+          <w:rStyle w:val="af3"/>
+          <w:rFonts w:ascii="楷体" w:eastAsia="楷体" w:hAnsi="楷体" w:hint="eastAsia"/>
+          <w:sz w:val="22"/>
+          <w:szCs w:val="24"/>
+        </w:rPr>
+        <w:commentReference w:id="6"/>
+      </w:r>
+      <w:commentRangeStart w:id="7"/>
+    </w:p>
+    <w:p>
+      <w:pPr>
+        <w:rPr>
+          <w:rFonts w:ascii="楷体" w:eastAsia="楷体" w:hAnsi="楷体" w:hint="eastAsia"/>
         </w:rPr>
       </w:pPr>
       <w:r>
@@ -3091,6 +3157,16 @@
         </w:rPr>
         <w:t>，且订单可见度延伸至未来2-3个季度，业绩确定性显著优于传统通信设备板块。</w:t>
       </w:r>
+      <w:commentRangeEnd w:id="7"/>
+      <w:r>
+        <w:rPr>
+          <w:rStyle w:val="af3"/>
+          <w:rFonts w:ascii="楷体" w:eastAsia="楷体" w:hAnsi="楷体" w:hint="eastAsia"/>
+          <w:sz w:val="22"/>
+          <w:szCs w:val="24"/>
+        </w:rPr>
+        <w:commentReference w:id="7"/>
+      </w:r>
     </w:p>
     <w:p>
       <w:pPr>
@@ -3228,100 +3304,7 @@
         <w:rPr>
           <w:rFonts w:ascii="楷体" w:eastAsia="楷体" w:hAnsi="楷体" w:hint="eastAsia"/>
         </w:rPr>
-        <w:t>宏观上</w:t>
-      </w:r>
-    </w:p>
-    <w:p>
-      <w:pPr>
-        <w:rPr>
-          <w:rFonts w:ascii="楷体" w:eastAsia="楷体" w:hAnsi="楷体" w:hint="eastAsia"/>
-        </w:rPr>
-      </w:pPr>
-      <w:r>
-        <w:rPr>
-          <w:rFonts w:ascii="楷体" w:eastAsia="楷体" w:hAnsi="楷体"/>
-          <w:noProof/>
-        </w:rPr>
         <w:lastRenderedPageBreak/>
-        <w:drawing>
-          <wp:inline distT="0" distB="0" distL="0" distR="0" wp14:anchorId="405CFEF7" wp14:editId="0387AB55">
-            <wp:extent cx="5274310" cy="2883535"/>
-            <wp:effectExtent l="0" t="0" r="2540" b="0"/>
-            <wp:docPr id="1318154761" name="图片 1"/>
-            <wp:cNvGraphicFramePr>
-              <a:graphicFrameLocks xmlns:a="http://schemas.openxmlformats.org/drawingml/2006/main" noChangeAspect="1"/>
-            </wp:cNvGraphicFramePr>
-            <a:graphic xmlns:a="http://schemas.openxmlformats.org/drawingml/2006/main">
-              <a:graphicData uri="http://schemas.openxmlformats.org/drawingml/2006/picture">
-                <pic:pic xmlns:pic="http://schemas.openxmlformats.org/drawingml/2006/picture">
-                  <pic:nvPicPr>
-                    <pic:cNvPr id="1318154761" name=""/>
-                    <pic:cNvPicPr/>
-                  </pic:nvPicPr>
-                  <pic:blipFill>
-                    <a:blip r:embed="rId14"/>
-                    <a:stretch>
-                      <a:fillRect/>
-                    </a:stretch>
-                  </pic:blipFill>
-                  <pic:spPr>
-                    <a:xfrm>
-                      <a:off x="0" y="0"/>
-                      <a:ext cx="5274310" cy="2883535"/>
-                    </a:xfrm>
-                    <a:prstGeom prst="rect">
-                      <a:avLst/>
-                    </a:prstGeom>
-                  </pic:spPr>
-                </pic:pic>
-              </a:graphicData>
-            </a:graphic>
-          </wp:inline>
-        </w:drawing>
-      </w:r>
-    </w:p>
-    <w:p>
-      <w:pPr>
-        <w:rPr>
-          <w:rFonts w:ascii="楷体" w:eastAsia="楷体" w:hAnsi="楷体" w:hint="eastAsia"/>
-        </w:rPr>
-      </w:pPr>
-      <w:r>
-        <w:rPr>
-          <w:rFonts w:ascii="楷体" w:eastAsia="楷体" w:hAnsi="楷体" w:hint="eastAsia"/>
-        </w:rPr>
-        <w:t>数据来源：Wind，申万宏源研究。</w:t>
-      </w:r>
-    </w:p>
-    <w:p>
-      <w:pPr>
-        <w:rPr>
-          <w:rFonts w:ascii="楷体" w:eastAsia="楷体" w:hAnsi="楷体" w:hint="eastAsia"/>
-        </w:rPr>
-      </w:pPr>
-      <w:r>
-        <w:rPr>
-          <w:rFonts w:ascii="楷体" w:eastAsia="楷体" w:hAnsi="楷体" w:hint="eastAsia"/>
-        </w:rPr>
-        <w:t>注纵轴百分比</w:t>
-      </w:r>
-      <w:r>
-        <w:rPr>
-          <w:rFonts w:ascii="楷体" w:eastAsia="楷体" w:hAnsi="楷体" w:hint="eastAsia"/>
-        </w:rPr>
-        <w:t>以2016/1/4为基准，新易盛，源杰，基准日2016/3/3，2022/12/21</w:t>
-      </w:r>
-    </w:p>
-    <w:p>
-      <w:pPr>
-        <w:rPr>
-          <w:rFonts w:ascii="楷体" w:eastAsia="楷体" w:hAnsi="楷体" w:hint="eastAsia"/>
-        </w:rPr>
-      </w:pPr>
-      <w:r>
-        <w:rPr>
-          <w:rFonts w:ascii="楷体" w:eastAsia="楷体" w:hAnsi="楷体" w:hint="eastAsia"/>
-        </w:rPr>
         <w:t>聚焦成长性的部分，我们认为数据间通信正处于"中段向后期过渡"阶段——这是一个多代际技术并存、未来路线尚未收敛，新旧增长曲线交接的特殊时点。</w:t>
       </w:r>
     </w:p>
@@ -4029,9 +4012,8 @@
           <w:noProof/>
           <w:sz w:val="24"/>
         </w:rPr>
-        <w:lastRenderedPageBreak/>
         <w:drawing>
-          <wp:inline distT="0" distB="0" distL="0" distR="0" wp14:anchorId="61D1757F" wp14:editId="3A23DC27">
+          <wp:inline distT="0" distB="0" distL="0" distR="0" wp14:anchorId="61D1757F" wp14:editId="1F36BE24">
             <wp:extent cx="5432312" cy="3036627"/>
             <wp:effectExtent l="0" t="0" r="0" b="0"/>
             <wp:docPr id="405628424" name="图片 1"/>
@@ -4048,7 +4030,7 @@
                     </pic:cNvPicPr>
                   </pic:nvPicPr>
                   <pic:blipFill>
-                    <a:blip r:embed="rId15" cstate="print">
+                    <a:blip r:embed="rId18" cstate="print">
                       <a:extLst>
                         <a:ext uri="{28A0092B-C50C-407E-A947-70E740481C1C}">
                           <a14:useLocalDpi xmlns:a14="http://schemas.microsoft.com/office/drawing/2010/main" val="0"/>
@@ -4128,6 +4110,7 @@
         <w:rPr>
           <w:noProof/>
         </w:rPr>
+        <w:lastRenderedPageBreak/>
         <w:drawing>
           <wp:inline distT="0" distB="0" distL="0" distR="0" wp14:anchorId="4CDF770D" wp14:editId="2808303D">
             <wp:extent cx="5274310" cy="2018030"/>
@@ -4144,7 +4127,7 @@
                     <pic:cNvPicPr/>
                   </pic:nvPicPr>
                   <pic:blipFill>
-                    <a:blip r:embed="rId16"/>
+                    <a:blip r:embed="rId19"/>
                     <a:stretch>
                       <a:fillRect/>
                     </a:stretch>
@@ -4199,6 +4182,1860 @@
     </w:p>
     <w:p>
       <w:pPr>
+        <w:pStyle w:val="4"/>
+      </w:pPr>
+      <w:r>
+        <w:rPr>
+          <w:rFonts w:hint="eastAsia"/>
+        </w:rPr>
+        <w:t>3.2.2.1 推理崛起是大势所趋</w:t>
+      </w:r>
+    </w:p>
+    <w:p>
+      <w:r>
+        <w:rPr>
+          <w:rFonts w:hint="eastAsia"/>
+        </w:rPr>
+        <w:t>2026年3月，黄仁勋在GTC大会上提出推理的拐点</w:t>
+      </w:r>
+      <w:r>
+        <w:rPr>
+          <w:rFonts w:hint="eastAsia"/>
+        </w:rPr>
+        <w:t>已知。他认为训练的时代已经过去，从今年开始，AI会逐步过渡到推理的时代。这一观察和AI下游开发者和使用者的体感</w:t>
+      </w:r>
+      <w:r>
+        <w:rPr>
+          <w:rFonts w:hint="eastAsia"/>
+        </w:rPr>
+        <w:t>相符。去年末claude code和opencode等一系列cli工具的出现，以及发生在今年初的openclaw，hermes的崛起，都导致了原本并不富裕的推理算力</w:t>
+      </w:r>
+      <w:r>
+        <w:rPr>
+          <w:rFonts w:hint="eastAsia"/>
+        </w:rPr>
+        <w:t>面临巨大的需求爆发</w:t>
+      </w:r>
+      <w:r>
+        <w:rPr>
+          <w:rFonts w:hint="eastAsia"/>
+        </w:rPr>
+        <w:t>，供给更加紧张。</w:t>
+      </w:r>
+    </w:p>
+    <w:p>
+      <w:r>
+        <w:rPr>
+          <w:rFonts w:hint="eastAsia"/>
+        </w:rPr>
+        <w:t>面对此种情形，算力直接提供者的各大模型厂商和云厂都选择了提价，限流</w:t>
+      </w:r>
+      <w:r>
+        <w:rPr>
+          <w:rFonts w:hint="eastAsia"/>
+        </w:rPr>
+        <w:t>。</w:t>
+      </w:r>
+    </w:p>
+    <w:p>
+      <w:pPr>
+        <w:jc w:val="center"/>
+        <w:rPr>
+          <w:rFonts w:hint="eastAsia"/>
+        </w:rPr>
+      </w:pPr>
+      <w:r>
+        <w:rPr>
+          <w:rFonts w:hint="eastAsia"/>
+        </w:rPr>
+        <w:t>表：2026年后</w:t>
+      </w:r>
+      <w:r>
+        <w:rPr>
+          <w:rFonts w:hint="eastAsia"/>
+        </w:rPr>
+        <w:t>主流</w:t>
+      </w:r>
+      <w:r>
+        <w:rPr>
+          <w:rFonts w:hint="eastAsia"/>
+        </w:rPr>
+        <w:t>云厂/大模型厂调整略</w:t>
+      </w:r>
+      <w:r>
+        <w:rPr>
+          <w:rFonts w:hint="eastAsia"/>
+        </w:rPr>
+        <w:t>览</w:t>
+      </w:r>
+    </w:p>
+    <w:tbl>
+      <w:tblPr>
+        <w:tblW w:w="9356" w:type="dxa"/>
+        <w:tblInd w:w="-289" w:type="dxa"/>
+        <w:tblBorders>
+          <w:top w:val="single" w:sz="4" w:space="0" w:color="auto"/>
+          <w:left w:val="single" w:sz="4" w:space="0" w:color="auto"/>
+          <w:bottom w:val="single" w:sz="4" w:space="0" w:color="auto"/>
+          <w:right w:val="single" w:sz="4" w:space="0" w:color="auto"/>
+          <w:insideH w:val="single" w:sz="4" w:space="0" w:color="auto"/>
+          <w:insideV w:val="single" w:sz="4" w:space="0" w:color="auto"/>
+        </w:tblBorders>
+        <w:tblLook w:val="04A0" w:firstRow="1" w:lastRow="0" w:firstColumn="1" w:lastColumn="0" w:noHBand="0" w:noVBand="1"/>
+      </w:tblPr>
+      <w:tblGrid>
+        <w:gridCol w:w="1418"/>
+        <w:gridCol w:w="1418"/>
+        <w:gridCol w:w="1559"/>
+        <w:gridCol w:w="4961"/>
+      </w:tblGrid>
+      <w:tr>
+        <w:trPr>
+          <w:trHeight w:val="285"/>
+        </w:trPr>
+        <w:tc>
+          <w:tcPr>
+            <w:tcW w:w="1418" w:type="dxa"/>
+            <w:vAlign w:val="center"/>
+            <w:hideMark/>
+          </w:tcPr>
+          <w:p>
+            <w:pPr>
+              <w:widowControl/>
+              <w:spacing w:after="0" w:line="240" w:lineRule="auto"/>
+              <w:rPr>
+                <w:rFonts w:ascii="等线" w:eastAsia="等线" w:hAnsi="等线" w:cs="宋体"/>
+                <w:color w:val="000000"/>
+                <w:kern w:val="0"/>
+                <w:szCs w:val="22"/>
+                <w14:ligatures w14:val="none"/>
+              </w:rPr>
+            </w:pPr>
+            <w:r>
+              <w:rPr>
+                <w:rFonts w:ascii="等线" w:eastAsia="等线" w:hAnsi="等线" w:cs="宋体" w:hint="eastAsia"/>
+                <w:color w:val="000000"/>
+                <w:kern w:val="0"/>
+                <w:szCs w:val="22"/>
+                <w14:ligatures w14:val="none"/>
+              </w:rPr>
+              <w:t>商家类型</w:t>
+            </w:r>
+          </w:p>
+        </w:tc>
+        <w:tc>
+          <w:tcPr>
+            <w:tcW w:w="1418" w:type="dxa"/>
+            <w:noWrap/>
+            <w:vAlign w:val="center"/>
+            <w:hideMark/>
+          </w:tcPr>
+          <w:p>
+            <w:pPr>
+              <w:widowControl/>
+              <w:spacing w:after="0" w:line="240" w:lineRule="auto"/>
+              <w:rPr>
+                <w:rFonts w:ascii="等线" w:eastAsia="等线" w:hAnsi="等线" w:cs="宋体" w:hint="eastAsia"/>
+                <w:color w:val="000000"/>
+                <w:kern w:val="0"/>
+                <w:szCs w:val="22"/>
+                <w14:ligatures w14:val="none"/>
+              </w:rPr>
+            </w:pPr>
+            <w:r>
+              <w:rPr>
+                <w:rFonts w:ascii="等线" w:eastAsia="等线" w:hAnsi="等线" w:cs="宋体" w:hint="eastAsia"/>
+                <w:color w:val="000000"/>
+                <w:kern w:val="0"/>
+                <w:szCs w:val="22"/>
+                <w14:ligatures w14:val="none"/>
+              </w:rPr>
+              <w:t>商家</w:t>
+            </w:r>
+          </w:p>
+        </w:tc>
+        <w:tc>
+          <w:tcPr>
+            <w:tcW w:w="1559" w:type="dxa"/>
+            <w:noWrap/>
+            <w:vAlign w:val="center"/>
+            <w:hideMark/>
+          </w:tcPr>
+          <w:p>
+            <w:pPr>
+              <w:widowControl/>
+              <w:spacing w:after="0" w:line="240" w:lineRule="auto"/>
+              <w:rPr>
+                <w:rFonts w:ascii="等线" w:eastAsia="等线" w:hAnsi="等线" w:cs="宋体" w:hint="eastAsia"/>
+                <w:color w:val="000000"/>
+                <w:kern w:val="0"/>
+                <w:szCs w:val="22"/>
+                <w14:ligatures w14:val="none"/>
+              </w:rPr>
+            </w:pPr>
+            <w:r>
+              <w:rPr>
+                <w:rFonts w:ascii="等线" w:eastAsia="等线" w:hAnsi="等线" w:cs="宋体" w:hint="eastAsia"/>
+                <w:color w:val="000000"/>
+                <w:kern w:val="0"/>
+                <w:szCs w:val="22"/>
+                <w14:ligatures w14:val="none"/>
+              </w:rPr>
+              <w:t>调整时间</w:t>
+            </w:r>
+          </w:p>
+        </w:tc>
+        <w:tc>
+          <w:tcPr>
+            <w:tcW w:w="4961" w:type="dxa"/>
+            <w:vAlign w:val="center"/>
+            <w:hideMark/>
+          </w:tcPr>
+          <w:p>
+            <w:pPr>
+              <w:widowControl/>
+              <w:spacing w:after="0" w:line="240" w:lineRule="auto"/>
+              <w:rPr>
+                <w:rFonts w:ascii="等线" w:eastAsia="等线" w:hAnsi="等线" w:cs="宋体" w:hint="eastAsia"/>
+                <w:color w:val="000000"/>
+                <w:kern w:val="0"/>
+                <w:szCs w:val="22"/>
+                <w14:ligatures w14:val="none"/>
+              </w:rPr>
+            </w:pPr>
+            <w:r>
+              <w:rPr>
+                <w:rFonts w:ascii="等线" w:eastAsia="等线" w:hAnsi="等线" w:cs="宋体" w:hint="eastAsia"/>
+                <w:color w:val="000000"/>
+                <w:kern w:val="0"/>
+                <w:szCs w:val="22"/>
+                <w14:ligatures w14:val="none"/>
+              </w:rPr>
+              <w:t>调整内容</w:t>
+            </w:r>
+          </w:p>
+        </w:tc>
+      </w:tr>
+      <w:tr>
+        <w:trPr>
+          <w:trHeight w:val="285"/>
+        </w:trPr>
+        <w:tc>
+          <w:tcPr>
+            <w:tcW w:w="1418" w:type="dxa"/>
+            <w:vAlign w:val="center"/>
+            <w:hideMark/>
+          </w:tcPr>
+          <w:p>
+            <w:pPr>
+              <w:widowControl/>
+              <w:spacing w:after="0" w:line="240" w:lineRule="auto"/>
+              <w:rPr>
+                <w:rFonts w:ascii="等线" w:eastAsia="等线" w:hAnsi="等线" w:cs="宋体" w:hint="eastAsia"/>
+                <w:color w:val="000000"/>
+                <w:kern w:val="0"/>
+                <w:szCs w:val="22"/>
+                <w14:ligatures w14:val="none"/>
+              </w:rPr>
+            </w:pPr>
+            <w:r>
+              <w:rPr>
+                <w:rFonts w:ascii="等线" w:eastAsia="等线" w:hAnsi="等线" w:cs="宋体" w:hint="eastAsia"/>
+                <w:color w:val="000000"/>
+                <w:kern w:val="0"/>
+                <w:szCs w:val="22"/>
+                <w14:ligatures w14:val="none"/>
+              </w:rPr>
+              <w:t>云厂</w:t>
+            </w:r>
+          </w:p>
+        </w:tc>
+        <w:tc>
+          <w:tcPr>
+            <w:tcW w:w="1418" w:type="dxa"/>
+            <w:noWrap/>
+            <w:vAlign w:val="center"/>
+            <w:hideMark/>
+          </w:tcPr>
+          <w:p>
+            <w:pPr>
+              <w:widowControl/>
+              <w:spacing w:after="0" w:line="240" w:lineRule="auto"/>
+              <w:rPr>
+                <w:rFonts w:ascii="等线" w:eastAsia="等线" w:hAnsi="等线" w:cs="宋体" w:hint="eastAsia"/>
+                <w:color w:val="000000"/>
+                <w:kern w:val="0"/>
+                <w:szCs w:val="22"/>
+                <w14:ligatures w14:val="none"/>
+              </w:rPr>
+            </w:pPr>
+            <w:r>
+              <w:rPr>
+                <w:rFonts w:ascii="等线" w:eastAsia="等线" w:hAnsi="等线" w:cs="宋体" w:hint="eastAsia"/>
+                <w:color w:val="000000"/>
+                <w:kern w:val="0"/>
+                <w:szCs w:val="22"/>
+                <w14:ligatures w14:val="none"/>
+              </w:rPr>
+              <w:t>谷歌云</w:t>
+            </w:r>
+          </w:p>
+        </w:tc>
+        <w:tc>
+          <w:tcPr>
+            <w:tcW w:w="1559" w:type="dxa"/>
+            <w:noWrap/>
+            <w:vAlign w:val="center"/>
+            <w:hideMark/>
+          </w:tcPr>
+          <w:p>
+            <w:pPr>
+              <w:widowControl/>
+              <w:spacing w:after="0" w:line="240" w:lineRule="auto"/>
+              <w:rPr>
+                <w:rFonts w:ascii="等线" w:eastAsia="等线" w:hAnsi="等线" w:cs="宋体" w:hint="eastAsia"/>
+                <w:color w:val="000000"/>
+                <w:kern w:val="0"/>
+                <w:szCs w:val="22"/>
+                <w14:ligatures w14:val="none"/>
+              </w:rPr>
+            </w:pPr>
+            <w:r>
+              <w:rPr>
+                <w:rFonts w:ascii="等线" w:eastAsia="等线" w:hAnsi="等线" w:cs="宋体" w:hint="eastAsia"/>
+                <w:color w:val="000000"/>
+                <w:kern w:val="0"/>
+                <w:szCs w:val="22"/>
+                <w14:ligatures w14:val="none"/>
+              </w:rPr>
+              <w:t>2026.01</w:t>
+            </w:r>
+          </w:p>
+        </w:tc>
+        <w:tc>
+          <w:tcPr>
+            <w:tcW w:w="4961" w:type="dxa"/>
+            <w:noWrap/>
+            <w:vAlign w:val="center"/>
+            <w:hideMark/>
+          </w:tcPr>
+          <w:p>
+            <w:pPr>
+              <w:widowControl/>
+              <w:spacing w:after="0" w:line="240" w:lineRule="auto"/>
+              <w:rPr>
+                <w:rFonts w:ascii="等线" w:eastAsia="等线" w:hAnsi="等线" w:cs="宋体" w:hint="eastAsia"/>
+                <w:color w:val="000000"/>
+                <w:kern w:val="0"/>
+                <w:szCs w:val="22"/>
+                <w14:ligatures w14:val="none"/>
+              </w:rPr>
+            </w:pPr>
+            <w:r>
+              <w:rPr>
+                <w:rFonts w:ascii="等线" w:eastAsia="等线" w:hAnsi="等线" w:cs="宋体" w:hint="eastAsia"/>
+                <w:color w:val="000000"/>
+                <w:kern w:val="0"/>
+                <w:szCs w:val="22"/>
+                <w14:ligatures w14:val="none"/>
+              </w:rPr>
+              <w:t>AI基础设施、数据传输等服务最高涨价100%</w:t>
+            </w:r>
+          </w:p>
+        </w:tc>
+      </w:tr>
+      <w:tr>
+        <w:trPr>
+          <w:trHeight w:val="285"/>
+        </w:trPr>
+        <w:tc>
+          <w:tcPr>
+            <w:tcW w:w="1418" w:type="dxa"/>
+            <w:vAlign w:val="center"/>
+            <w:hideMark/>
+          </w:tcPr>
+          <w:p>
+            <w:pPr>
+              <w:widowControl/>
+              <w:spacing w:after="0" w:line="240" w:lineRule="auto"/>
+              <w:rPr>
+                <w:rFonts w:ascii="等线" w:eastAsia="等线" w:hAnsi="等线" w:cs="宋体" w:hint="eastAsia"/>
+                <w:color w:val="000000"/>
+                <w:kern w:val="0"/>
+                <w:szCs w:val="22"/>
+                <w14:ligatures w14:val="none"/>
+              </w:rPr>
+            </w:pPr>
+            <w:r>
+              <w:rPr>
+                <w:rFonts w:ascii="等线" w:eastAsia="等线" w:hAnsi="等线" w:cs="宋体" w:hint="eastAsia"/>
+                <w:color w:val="000000"/>
+                <w:kern w:val="0"/>
+                <w:szCs w:val="22"/>
+                <w14:ligatures w14:val="none"/>
+              </w:rPr>
+              <w:t>云厂</w:t>
+            </w:r>
+          </w:p>
+        </w:tc>
+        <w:tc>
+          <w:tcPr>
+            <w:tcW w:w="1418" w:type="dxa"/>
+            <w:noWrap/>
+            <w:vAlign w:val="center"/>
+            <w:hideMark/>
+          </w:tcPr>
+          <w:p>
+            <w:pPr>
+              <w:widowControl/>
+              <w:spacing w:after="0" w:line="240" w:lineRule="auto"/>
+              <w:rPr>
+                <w:rFonts w:ascii="等线" w:eastAsia="等线" w:hAnsi="等线" w:cs="宋体" w:hint="eastAsia"/>
+                <w:color w:val="000000"/>
+                <w:kern w:val="0"/>
+                <w:szCs w:val="22"/>
+                <w14:ligatures w14:val="none"/>
+              </w:rPr>
+            </w:pPr>
+            <w:r>
+              <w:rPr>
+                <w:rFonts w:ascii="等线" w:eastAsia="等线" w:hAnsi="等线" w:cs="宋体" w:hint="eastAsia"/>
+                <w:color w:val="000000"/>
+                <w:kern w:val="0"/>
+                <w:szCs w:val="22"/>
+                <w14:ligatures w14:val="none"/>
+              </w:rPr>
+              <w:t>腾讯云</w:t>
+            </w:r>
+          </w:p>
+        </w:tc>
+        <w:tc>
+          <w:tcPr>
+            <w:tcW w:w="1559" w:type="dxa"/>
+            <w:noWrap/>
+            <w:vAlign w:val="center"/>
+            <w:hideMark/>
+          </w:tcPr>
+          <w:p>
+            <w:pPr>
+              <w:widowControl/>
+              <w:spacing w:after="0" w:line="240" w:lineRule="auto"/>
+              <w:rPr>
+                <w:rFonts w:ascii="等线" w:eastAsia="等线" w:hAnsi="等线" w:cs="宋体" w:hint="eastAsia"/>
+                <w:color w:val="000000"/>
+                <w:kern w:val="0"/>
+                <w:szCs w:val="22"/>
+                <w14:ligatures w14:val="none"/>
+              </w:rPr>
+            </w:pPr>
+            <w:r>
+              <w:rPr>
+                <w:rFonts w:ascii="等线" w:eastAsia="等线" w:hAnsi="等线" w:cs="宋体" w:hint="eastAsia"/>
+                <w:color w:val="000000"/>
+                <w:kern w:val="0"/>
+                <w:szCs w:val="22"/>
+                <w14:ligatures w14:val="none"/>
+              </w:rPr>
+              <w:t>2026.03</w:t>
+            </w:r>
+          </w:p>
+        </w:tc>
+        <w:tc>
+          <w:tcPr>
+            <w:tcW w:w="4961" w:type="dxa"/>
+            <w:noWrap/>
+            <w:vAlign w:val="center"/>
+            <w:hideMark/>
+          </w:tcPr>
+          <w:p>
+            <w:pPr>
+              <w:widowControl/>
+              <w:spacing w:after="0" w:line="240" w:lineRule="auto"/>
+              <w:rPr>
+                <w:rFonts w:ascii="等线" w:eastAsia="等线" w:hAnsi="等线" w:cs="宋体" w:hint="eastAsia"/>
+                <w:color w:val="000000"/>
+                <w:kern w:val="0"/>
+                <w:szCs w:val="22"/>
+                <w14:ligatures w14:val="none"/>
+              </w:rPr>
+            </w:pPr>
+            <w:r>
+              <w:rPr>
+                <w:rFonts w:ascii="等线" w:eastAsia="等线" w:hAnsi="等线" w:cs="宋体" w:hint="eastAsia"/>
+                <w:color w:val="000000"/>
+                <w:kern w:val="0"/>
+                <w:szCs w:val="22"/>
+                <w14:ligatures w14:val="none"/>
+              </w:rPr>
+              <w:t>混元大模型输入输出价格上调463%</w:t>
+            </w:r>
+          </w:p>
+        </w:tc>
+      </w:tr>
+      <w:tr>
+        <w:trPr>
+          <w:trHeight w:val="285"/>
+        </w:trPr>
+        <w:tc>
+          <w:tcPr>
+            <w:tcW w:w="1418" w:type="dxa"/>
+            <w:vAlign w:val="center"/>
+            <w:hideMark/>
+          </w:tcPr>
+          <w:p>
+            <w:pPr>
+              <w:widowControl/>
+              <w:spacing w:after="0" w:line="240" w:lineRule="auto"/>
+              <w:rPr>
+                <w:rFonts w:ascii="等线" w:eastAsia="等线" w:hAnsi="等线" w:cs="宋体" w:hint="eastAsia"/>
+                <w:color w:val="000000"/>
+                <w:kern w:val="0"/>
+                <w:szCs w:val="22"/>
+                <w14:ligatures w14:val="none"/>
+              </w:rPr>
+            </w:pPr>
+            <w:r>
+              <w:rPr>
+                <w:rFonts w:ascii="等线" w:eastAsia="等线" w:hAnsi="等线" w:cs="宋体" w:hint="eastAsia"/>
+                <w:color w:val="000000"/>
+                <w:kern w:val="0"/>
+                <w:szCs w:val="22"/>
+                <w14:ligatures w14:val="none"/>
+              </w:rPr>
+              <w:t>云厂</w:t>
+            </w:r>
+          </w:p>
+        </w:tc>
+        <w:tc>
+          <w:tcPr>
+            <w:tcW w:w="1418" w:type="dxa"/>
+            <w:noWrap/>
+            <w:vAlign w:val="center"/>
+            <w:hideMark/>
+          </w:tcPr>
+          <w:p>
+            <w:pPr>
+              <w:widowControl/>
+              <w:spacing w:after="0" w:line="240" w:lineRule="auto"/>
+              <w:rPr>
+                <w:rFonts w:ascii="等线" w:eastAsia="等线" w:hAnsi="等线" w:cs="宋体" w:hint="eastAsia"/>
+                <w:color w:val="000000"/>
+                <w:kern w:val="0"/>
+                <w:szCs w:val="22"/>
+                <w14:ligatures w14:val="none"/>
+              </w:rPr>
+            </w:pPr>
+            <w:r>
+              <w:rPr>
+                <w:rFonts w:ascii="等线" w:eastAsia="等线" w:hAnsi="等线" w:cs="宋体" w:hint="eastAsia"/>
+                <w:color w:val="000000"/>
+                <w:kern w:val="0"/>
+                <w:szCs w:val="22"/>
+                <w14:ligatures w14:val="none"/>
+              </w:rPr>
+              <w:t>腾讯云</w:t>
+            </w:r>
+          </w:p>
+        </w:tc>
+        <w:tc>
+          <w:tcPr>
+            <w:tcW w:w="1559" w:type="dxa"/>
+            <w:noWrap/>
+            <w:vAlign w:val="center"/>
+            <w:hideMark/>
+          </w:tcPr>
+          <w:p>
+            <w:pPr>
+              <w:widowControl/>
+              <w:spacing w:after="0" w:line="240" w:lineRule="auto"/>
+              <w:rPr>
+                <w:rFonts w:ascii="等线" w:eastAsia="等线" w:hAnsi="等线" w:cs="宋体" w:hint="eastAsia"/>
+                <w:color w:val="000000"/>
+                <w:kern w:val="0"/>
+                <w:szCs w:val="22"/>
+                <w14:ligatures w14:val="none"/>
+              </w:rPr>
+            </w:pPr>
+            <w:r>
+              <w:rPr>
+                <w:rFonts w:ascii="等线" w:eastAsia="等线" w:hAnsi="等线" w:cs="宋体" w:hint="eastAsia"/>
+                <w:color w:val="000000"/>
+                <w:kern w:val="0"/>
+                <w:szCs w:val="22"/>
+                <w14:ligatures w14:val="none"/>
+              </w:rPr>
+              <w:t>2026.04</w:t>
+            </w:r>
+          </w:p>
+        </w:tc>
+        <w:tc>
+          <w:tcPr>
+            <w:tcW w:w="4961" w:type="dxa"/>
+            <w:noWrap/>
+            <w:vAlign w:val="center"/>
+            <w:hideMark/>
+          </w:tcPr>
+          <w:p>
+            <w:pPr>
+              <w:widowControl/>
+              <w:spacing w:after="0" w:line="240" w:lineRule="auto"/>
+              <w:rPr>
+                <w:rFonts w:ascii="等线" w:eastAsia="等线" w:hAnsi="等线" w:cs="宋体" w:hint="eastAsia"/>
+                <w:color w:val="000000"/>
+                <w:kern w:val="0"/>
+                <w:szCs w:val="22"/>
+                <w14:ligatures w14:val="none"/>
+              </w:rPr>
+            </w:pPr>
+            <w:r>
+              <w:rPr>
+                <w:rFonts w:ascii="等线" w:eastAsia="等线" w:hAnsi="等线" w:cs="宋体" w:hint="eastAsia"/>
+                <w:color w:val="000000"/>
+                <w:kern w:val="0"/>
+                <w:szCs w:val="22"/>
+                <w14:ligatures w14:val="none"/>
+              </w:rPr>
+              <w:t>五月起，算力，容器服务，EMP统一上调5%</w:t>
+            </w:r>
+          </w:p>
+        </w:tc>
+      </w:tr>
+      <w:tr>
+        <w:trPr>
+          <w:trHeight w:val="285"/>
+        </w:trPr>
+        <w:tc>
+          <w:tcPr>
+            <w:tcW w:w="1418" w:type="dxa"/>
+            <w:vAlign w:val="center"/>
+            <w:hideMark/>
+          </w:tcPr>
+          <w:p>
+            <w:pPr>
+              <w:widowControl/>
+              <w:spacing w:after="0" w:line="240" w:lineRule="auto"/>
+              <w:rPr>
+                <w:rFonts w:ascii="等线" w:eastAsia="等线" w:hAnsi="等线" w:cs="宋体" w:hint="eastAsia"/>
+                <w:color w:val="000000"/>
+                <w:kern w:val="0"/>
+                <w:szCs w:val="22"/>
+                <w14:ligatures w14:val="none"/>
+              </w:rPr>
+            </w:pPr>
+            <w:r>
+              <w:rPr>
+                <w:rFonts w:ascii="等线" w:eastAsia="等线" w:hAnsi="等线" w:cs="宋体" w:hint="eastAsia"/>
+                <w:color w:val="000000"/>
+                <w:kern w:val="0"/>
+                <w:szCs w:val="22"/>
+                <w14:ligatures w14:val="none"/>
+              </w:rPr>
+              <w:t>云厂</w:t>
+            </w:r>
+          </w:p>
+        </w:tc>
+        <w:tc>
+          <w:tcPr>
+            <w:tcW w:w="1418" w:type="dxa"/>
+            <w:noWrap/>
+            <w:vAlign w:val="center"/>
+            <w:hideMark/>
+          </w:tcPr>
+          <w:p>
+            <w:pPr>
+              <w:widowControl/>
+              <w:spacing w:after="0" w:line="240" w:lineRule="auto"/>
+              <w:rPr>
+                <w:rFonts w:ascii="等线" w:eastAsia="等线" w:hAnsi="等线" w:cs="宋体" w:hint="eastAsia"/>
+                <w:color w:val="000000"/>
+                <w:kern w:val="0"/>
+                <w:szCs w:val="22"/>
+                <w14:ligatures w14:val="none"/>
+              </w:rPr>
+            </w:pPr>
+            <w:r>
+              <w:rPr>
+                <w:rFonts w:ascii="等线" w:eastAsia="等线" w:hAnsi="等线" w:cs="宋体" w:hint="eastAsia"/>
+                <w:color w:val="000000"/>
+                <w:kern w:val="0"/>
+                <w:szCs w:val="22"/>
+                <w14:ligatures w14:val="none"/>
+              </w:rPr>
+              <w:t>阿里云</w:t>
+            </w:r>
+          </w:p>
+        </w:tc>
+        <w:tc>
+          <w:tcPr>
+            <w:tcW w:w="1559" w:type="dxa"/>
+            <w:noWrap/>
+            <w:vAlign w:val="center"/>
+            <w:hideMark/>
+          </w:tcPr>
+          <w:p>
+            <w:pPr>
+              <w:widowControl/>
+              <w:spacing w:after="0" w:line="240" w:lineRule="auto"/>
+              <w:rPr>
+                <w:rFonts w:ascii="等线" w:eastAsia="等线" w:hAnsi="等线" w:cs="宋体" w:hint="eastAsia"/>
+                <w:color w:val="000000"/>
+                <w:kern w:val="0"/>
+                <w:szCs w:val="22"/>
+                <w14:ligatures w14:val="none"/>
+              </w:rPr>
+            </w:pPr>
+            <w:r>
+              <w:rPr>
+                <w:rFonts w:ascii="等线" w:eastAsia="等线" w:hAnsi="等线" w:cs="宋体" w:hint="eastAsia"/>
+                <w:color w:val="000000"/>
+                <w:kern w:val="0"/>
+                <w:szCs w:val="22"/>
+                <w14:ligatures w14:val="none"/>
+              </w:rPr>
+              <w:t>2026.04</w:t>
+            </w:r>
+          </w:p>
+        </w:tc>
+        <w:tc>
+          <w:tcPr>
+            <w:tcW w:w="4961" w:type="dxa"/>
+            <w:noWrap/>
+            <w:vAlign w:val="center"/>
+            <w:hideMark/>
+          </w:tcPr>
+          <w:p>
+            <w:pPr>
+              <w:widowControl/>
+              <w:spacing w:after="0" w:line="240" w:lineRule="auto"/>
+              <w:rPr>
+                <w:rFonts w:ascii="等线" w:eastAsia="等线" w:hAnsi="等线" w:cs="宋体" w:hint="eastAsia"/>
+                <w:color w:val="000000"/>
+                <w:kern w:val="0"/>
+                <w:szCs w:val="22"/>
+                <w14:ligatures w14:val="none"/>
+              </w:rPr>
+            </w:pPr>
+            <w:r>
+              <w:rPr>
+                <w:rFonts w:ascii="等线" w:eastAsia="等线" w:hAnsi="等线" w:cs="宋体" w:hint="eastAsia"/>
+                <w:color w:val="000000"/>
+                <w:kern w:val="0"/>
+                <w:szCs w:val="22"/>
+                <w14:ligatures w14:val="none"/>
+              </w:rPr>
+              <w:t>算力卡云容器价格5-34%上调，储存价格30%上调</w:t>
+            </w:r>
+          </w:p>
+        </w:tc>
+      </w:tr>
+      <w:tr>
+        <w:trPr>
+          <w:trHeight w:val="285"/>
+        </w:trPr>
+        <w:tc>
+          <w:tcPr>
+            <w:tcW w:w="1418" w:type="dxa"/>
+            <w:vAlign w:val="center"/>
+            <w:hideMark/>
+          </w:tcPr>
+          <w:p>
+            <w:pPr>
+              <w:widowControl/>
+              <w:spacing w:after="0" w:line="240" w:lineRule="auto"/>
+              <w:rPr>
+                <w:rFonts w:ascii="等线" w:eastAsia="等线" w:hAnsi="等线" w:cs="宋体" w:hint="eastAsia"/>
+                <w:color w:val="000000"/>
+                <w:kern w:val="0"/>
+                <w:szCs w:val="22"/>
+                <w14:ligatures w14:val="none"/>
+              </w:rPr>
+            </w:pPr>
+            <w:r>
+              <w:rPr>
+                <w:rFonts w:ascii="等线" w:eastAsia="等线" w:hAnsi="等线" w:cs="宋体" w:hint="eastAsia"/>
+                <w:color w:val="000000"/>
+                <w:kern w:val="0"/>
+                <w:szCs w:val="22"/>
+                <w14:ligatures w14:val="none"/>
+              </w:rPr>
+              <w:t>云厂</w:t>
+            </w:r>
+          </w:p>
+        </w:tc>
+        <w:tc>
+          <w:tcPr>
+            <w:tcW w:w="1418" w:type="dxa"/>
+            <w:noWrap/>
+            <w:vAlign w:val="center"/>
+            <w:hideMark/>
+          </w:tcPr>
+          <w:p>
+            <w:pPr>
+              <w:widowControl/>
+              <w:spacing w:after="0" w:line="240" w:lineRule="auto"/>
+              <w:rPr>
+                <w:rFonts w:ascii="等线" w:eastAsia="等线" w:hAnsi="等线" w:cs="宋体" w:hint="eastAsia"/>
+                <w:color w:val="000000"/>
+                <w:kern w:val="0"/>
+                <w:szCs w:val="22"/>
+                <w14:ligatures w14:val="none"/>
+              </w:rPr>
+            </w:pPr>
+            <w:r>
+              <w:rPr>
+                <w:rFonts w:ascii="等线" w:eastAsia="等线" w:hAnsi="等线" w:cs="宋体" w:hint="eastAsia"/>
+                <w:color w:val="000000"/>
+                <w:kern w:val="0"/>
+                <w:szCs w:val="22"/>
+                <w14:ligatures w14:val="none"/>
+              </w:rPr>
+              <w:t>百度云</w:t>
+            </w:r>
+          </w:p>
+        </w:tc>
+        <w:tc>
+          <w:tcPr>
+            <w:tcW w:w="1559" w:type="dxa"/>
+            <w:noWrap/>
+            <w:vAlign w:val="center"/>
+            <w:hideMark/>
+          </w:tcPr>
+          <w:p>
+            <w:pPr>
+              <w:widowControl/>
+              <w:spacing w:after="0" w:line="240" w:lineRule="auto"/>
+              <w:rPr>
+                <w:rFonts w:ascii="等线" w:eastAsia="等线" w:hAnsi="等线" w:cs="宋体" w:hint="eastAsia"/>
+                <w:color w:val="000000"/>
+                <w:kern w:val="0"/>
+                <w:szCs w:val="22"/>
+                <w14:ligatures w14:val="none"/>
+              </w:rPr>
+            </w:pPr>
+            <w:r>
+              <w:rPr>
+                <w:rFonts w:ascii="等线" w:eastAsia="等线" w:hAnsi="等线" w:cs="宋体" w:hint="eastAsia"/>
+                <w:color w:val="000000"/>
+                <w:kern w:val="0"/>
+                <w:szCs w:val="22"/>
+                <w14:ligatures w14:val="none"/>
+              </w:rPr>
+              <w:t>2026.04</w:t>
+            </w:r>
+          </w:p>
+        </w:tc>
+        <w:tc>
+          <w:tcPr>
+            <w:tcW w:w="4961" w:type="dxa"/>
+            <w:noWrap/>
+            <w:vAlign w:val="center"/>
+            <w:hideMark/>
+          </w:tcPr>
+          <w:p>
+            <w:pPr>
+              <w:widowControl/>
+              <w:spacing w:after="0" w:line="240" w:lineRule="auto"/>
+              <w:rPr>
+                <w:rFonts w:ascii="等线" w:eastAsia="等线" w:hAnsi="等线" w:cs="宋体" w:hint="eastAsia"/>
+                <w:color w:val="000000"/>
+                <w:kern w:val="0"/>
+                <w:szCs w:val="22"/>
+                <w14:ligatures w14:val="none"/>
+              </w:rPr>
+            </w:pPr>
+            <w:r>
+              <w:rPr>
+                <w:rFonts w:ascii="等线" w:eastAsia="等线" w:hAnsi="等线" w:cs="宋体" w:hint="eastAsia"/>
+                <w:color w:val="000000"/>
+                <w:kern w:val="0"/>
+                <w:szCs w:val="22"/>
+                <w14:ligatures w14:val="none"/>
+              </w:rPr>
+              <w:t>算力卡云容器价格5-34%上调，储存价格31%上调</w:t>
+            </w:r>
+          </w:p>
+        </w:tc>
+      </w:tr>
+      <w:tr>
+        <w:trPr>
+          <w:trHeight w:val="285"/>
+        </w:trPr>
+        <w:tc>
+          <w:tcPr>
+            <w:tcW w:w="1418" w:type="dxa"/>
+            <w:vAlign w:val="center"/>
+            <w:hideMark/>
+          </w:tcPr>
+          <w:p>
+            <w:pPr>
+              <w:widowControl/>
+              <w:spacing w:after="0" w:line="240" w:lineRule="auto"/>
+              <w:rPr>
+                <w:rFonts w:ascii="等线" w:eastAsia="等线" w:hAnsi="等线" w:cs="宋体" w:hint="eastAsia"/>
+                <w:color w:val="000000"/>
+                <w:kern w:val="0"/>
+                <w:szCs w:val="22"/>
+                <w14:ligatures w14:val="none"/>
+              </w:rPr>
+            </w:pPr>
+            <w:r>
+              <w:rPr>
+                <w:rFonts w:ascii="等线" w:eastAsia="等线" w:hAnsi="等线" w:cs="宋体" w:hint="eastAsia"/>
+                <w:color w:val="000000"/>
+                <w:kern w:val="0"/>
+                <w:szCs w:val="22"/>
+                <w14:ligatures w14:val="none"/>
+              </w:rPr>
+              <w:t>模型厂</w:t>
+            </w:r>
+          </w:p>
+        </w:tc>
+        <w:tc>
+          <w:tcPr>
+            <w:tcW w:w="1418" w:type="dxa"/>
+            <w:noWrap/>
+            <w:vAlign w:val="center"/>
+            <w:hideMark/>
+          </w:tcPr>
+          <w:p>
+            <w:pPr>
+              <w:widowControl/>
+              <w:spacing w:after="0" w:line="240" w:lineRule="auto"/>
+              <w:rPr>
+                <w:rFonts w:ascii="等线" w:eastAsia="等线" w:hAnsi="等线" w:cs="宋体" w:hint="eastAsia"/>
+                <w:color w:val="000000"/>
+                <w:kern w:val="0"/>
+                <w:szCs w:val="22"/>
+                <w14:ligatures w14:val="none"/>
+              </w:rPr>
+            </w:pPr>
+            <w:r>
+              <w:rPr>
+                <w:rFonts w:ascii="等线" w:eastAsia="等线" w:hAnsi="等线" w:cs="宋体" w:hint="eastAsia"/>
+                <w:color w:val="000000"/>
+                <w:kern w:val="0"/>
+                <w:szCs w:val="22"/>
+                <w14:ligatures w14:val="none"/>
+              </w:rPr>
+              <w:t>openAI</w:t>
+            </w:r>
+          </w:p>
+        </w:tc>
+        <w:tc>
+          <w:tcPr>
+            <w:tcW w:w="1559" w:type="dxa"/>
+            <w:noWrap/>
+            <w:vAlign w:val="center"/>
+            <w:hideMark/>
+          </w:tcPr>
+          <w:p>
+            <w:pPr>
+              <w:widowControl/>
+              <w:spacing w:after="0" w:line="240" w:lineRule="auto"/>
+              <w:rPr>
+                <w:rFonts w:ascii="等线" w:eastAsia="等线" w:hAnsi="等线" w:cs="宋体" w:hint="eastAsia"/>
+                <w:color w:val="000000"/>
+                <w:kern w:val="0"/>
+                <w:szCs w:val="22"/>
+                <w14:ligatures w14:val="none"/>
+              </w:rPr>
+            </w:pPr>
+            <w:r>
+              <w:rPr>
+                <w:rFonts w:ascii="等线" w:eastAsia="等线" w:hAnsi="等线" w:cs="宋体" w:hint="eastAsia"/>
+                <w:color w:val="000000"/>
+                <w:kern w:val="0"/>
+                <w:szCs w:val="22"/>
+                <w14:ligatures w14:val="none"/>
+              </w:rPr>
+              <w:t>2026年持续</w:t>
+            </w:r>
+          </w:p>
+        </w:tc>
+        <w:tc>
+          <w:tcPr>
+            <w:tcW w:w="4961" w:type="dxa"/>
+            <w:noWrap/>
+            <w:vAlign w:val="center"/>
+            <w:hideMark/>
+          </w:tcPr>
+          <w:p>
+            <w:pPr>
+              <w:widowControl/>
+              <w:spacing w:after="0" w:line="240" w:lineRule="auto"/>
+              <w:rPr>
+                <w:rFonts w:ascii="等线" w:eastAsia="等线" w:hAnsi="等线" w:cs="宋体" w:hint="eastAsia"/>
+                <w:color w:val="000000"/>
+                <w:kern w:val="0"/>
+                <w:szCs w:val="22"/>
+                <w14:ligatures w14:val="none"/>
+              </w:rPr>
+            </w:pPr>
+            <w:r>
+              <w:rPr>
+                <w:rFonts w:ascii="等线" w:eastAsia="等线" w:hAnsi="等线" w:cs="宋体" w:hint="eastAsia"/>
+                <w:color w:val="000000"/>
+                <w:kern w:val="0"/>
+                <w:szCs w:val="22"/>
+                <w14:ligatures w14:val="none"/>
+              </w:rPr>
+              <w:t>API服务涨价</w:t>
+            </w:r>
+          </w:p>
+        </w:tc>
+      </w:tr>
+      <w:tr>
+        <w:trPr>
+          <w:trHeight w:val="285"/>
+        </w:trPr>
+        <w:tc>
+          <w:tcPr>
+            <w:tcW w:w="1418" w:type="dxa"/>
+            <w:vAlign w:val="center"/>
+            <w:hideMark/>
+          </w:tcPr>
+          <w:p>
+            <w:pPr>
+              <w:widowControl/>
+              <w:spacing w:after="0" w:line="240" w:lineRule="auto"/>
+              <w:rPr>
+                <w:rFonts w:ascii="等线" w:eastAsia="等线" w:hAnsi="等线" w:cs="宋体" w:hint="eastAsia"/>
+                <w:color w:val="000000"/>
+                <w:kern w:val="0"/>
+                <w:szCs w:val="22"/>
+                <w14:ligatures w14:val="none"/>
+              </w:rPr>
+            </w:pPr>
+            <w:r>
+              <w:rPr>
+                <w:rFonts w:ascii="等线" w:eastAsia="等线" w:hAnsi="等线" w:cs="宋体" w:hint="eastAsia"/>
+                <w:color w:val="000000"/>
+                <w:kern w:val="0"/>
+                <w:szCs w:val="22"/>
+                <w14:ligatures w14:val="none"/>
+              </w:rPr>
+              <w:t>模型厂</w:t>
+            </w:r>
+          </w:p>
+        </w:tc>
+        <w:tc>
+          <w:tcPr>
+            <w:tcW w:w="1418" w:type="dxa"/>
+            <w:noWrap/>
+            <w:vAlign w:val="center"/>
+            <w:hideMark/>
+          </w:tcPr>
+          <w:p>
+            <w:pPr>
+              <w:widowControl/>
+              <w:spacing w:after="0" w:line="240" w:lineRule="auto"/>
+              <w:rPr>
+                <w:rFonts w:ascii="等线" w:eastAsia="等线" w:hAnsi="等线" w:cs="宋体" w:hint="eastAsia"/>
+                <w:color w:val="000000"/>
+                <w:kern w:val="0"/>
+                <w:szCs w:val="22"/>
+                <w14:ligatures w14:val="none"/>
+              </w:rPr>
+            </w:pPr>
+            <w:r>
+              <w:rPr>
+                <w:rFonts w:ascii="等线" w:eastAsia="等线" w:hAnsi="等线" w:cs="宋体" w:hint="eastAsia"/>
+                <w:color w:val="000000"/>
+                <w:kern w:val="0"/>
+                <w:szCs w:val="22"/>
+                <w14:ligatures w14:val="none"/>
+              </w:rPr>
+              <w:t>Anthropic</w:t>
+            </w:r>
+          </w:p>
+        </w:tc>
+        <w:tc>
+          <w:tcPr>
+            <w:tcW w:w="1559" w:type="dxa"/>
+            <w:noWrap/>
+            <w:vAlign w:val="center"/>
+            <w:hideMark/>
+          </w:tcPr>
+          <w:p>
+            <w:pPr>
+              <w:widowControl/>
+              <w:spacing w:after="0" w:line="240" w:lineRule="auto"/>
+              <w:rPr>
+                <w:rFonts w:ascii="等线" w:eastAsia="等线" w:hAnsi="等线" w:cs="宋体" w:hint="eastAsia"/>
+                <w:color w:val="000000"/>
+                <w:kern w:val="0"/>
+                <w:szCs w:val="22"/>
+                <w14:ligatures w14:val="none"/>
+              </w:rPr>
+            </w:pPr>
+            <w:r>
+              <w:rPr>
+                <w:rFonts w:ascii="等线" w:eastAsia="等线" w:hAnsi="等线" w:cs="宋体" w:hint="eastAsia"/>
+                <w:color w:val="000000"/>
+                <w:kern w:val="0"/>
+                <w:szCs w:val="22"/>
+                <w14:ligatures w14:val="none"/>
+              </w:rPr>
+              <w:t>2026.04</w:t>
+            </w:r>
+          </w:p>
+        </w:tc>
+        <w:tc>
+          <w:tcPr>
+            <w:tcW w:w="4961" w:type="dxa"/>
+            <w:noWrap/>
+            <w:vAlign w:val="center"/>
+            <w:hideMark/>
+          </w:tcPr>
+          <w:p>
+            <w:pPr>
+              <w:widowControl/>
+              <w:spacing w:after="0" w:line="240" w:lineRule="auto"/>
+              <w:rPr>
+                <w:rFonts w:ascii="等线" w:eastAsia="等线" w:hAnsi="等线" w:cs="宋体" w:hint="eastAsia"/>
+                <w:color w:val="000000"/>
+                <w:kern w:val="0"/>
+                <w:szCs w:val="22"/>
+                <w14:ligatures w14:val="none"/>
+              </w:rPr>
+            </w:pPr>
+            <w:r>
+              <w:rPr>
+                <w:rFonts w:ascii="等线" w:eastAsia="等线" w:hAnsi="等线" w:cs="宋体" w:hint="eastAsia"/>
+                <w:color w:val="000000"/>
+                <w:kern w:val="0"/>
+                <w:szCs w:val="22"/>
+                <w14:ligatures w14:val="none"/>
+              </w:rPr>
+              <w:t>取消企业月包额度</w:t>
+            </w:r>
+          </w:p>
+        </w:tc>
+      </w:tr>
+      <w:tr>
+        <w:trPr>
+          <w:trHeight w:val="285"/>
+        </w:trPr>
+        <w:tc>
+          <w:tcPr>
+            <w:tcW w:w="1418" w:type="dxa"/>
+            <w:vAlign w:val="center"/>
+            <w:hideMark/>
+          </w:tcPr>
+          <w:p>
+            <w:pPr>
+              <w:widowControl/>
+              <w:spacing w:after="0" w:line="240" w:lineRule="auto"/>
+              <w:rPr>
+                <w:rFonts w:ascii="等线" w:eastAsia="等线" w:hAnsi="等线" w:cs="宋体" w:hint="eastAsia"/>
+                <w:color w:val="000000"/>
+                <w:kern w:val="0"/>
+                <w:szCs w:val="22"/>
+                <w14:ligatures w14:val="none"/>
+              </w:rPr>
+            </w:pPr>
+            <w:r>
+              <w:rPr>
+                <w:rFonts w:ascii="等线" w:eastAsia="等线" w:hAnsi="等线" w:cs="宋体" w:hint="eastAsia"/>
+                <w:color w:val="000000"/>
+                <w:kern w:val="0"/>
+                <w:szCs w:val="22"/>
+                <w14:ligatures w14:val="none"/>
+              </w:rPr>
+              <w:t>模型厂</w:t>
+            </w:r>
+          </w:p>
+        </w:tc>
+        <w:tc>
+          <w:tcPr>
+            <w:tcW w:w="1418" w:type="dxa"/>
+            <w:noWrap/>
+            <w:vAlign w:val="center"/>
+            <w:hideMark/>
+          </w:tcPr>
+          <w:p>
+            <w:pPr>
+              <w:widowControl/>
+              <w:spacing w:after="0" w:line="240" w:lineRule="auto"/>
+              <w:rPr>
+                <w:rFonts w:ascii="等线" w:eastAsia="等线" w:hAnsi="等线" w:cs="宋体" w:hint="eastAsia"/>
+                <w:color w:val="000000"/>
+                <w:kern w:val="0"/>
+                <w:szCs w:val="22"/>
+                <w14:ligatures w14:val="none"/>
+              </w:rPr>
+            </w:pPr>
+            <w:r>
+              <w:rPr>
+                <w:rFonts w:ascii="等线" w:eastAsia="等线" w:hAnsi="等线" w:cs="宋体" w:hint="eastAsia"/>
+                <w:color w:val="000000"/>
+                <w:kern w:val="0"/>
+                <w:szCs w:val="22"/>
+                <w14:ligatures w14:val="none"/>
+              </w:rPr>
+              <w:t>智谱</w:t>
+            </w:r>
+          </w:p>
+        </w:tc>
+        <w:tc>
+          <w:tcPr>
+            <w:tcW w:w="1559" w:type="dxa"/>
+            <w:noWrap/>
+            <w:vAlign w:val="center"/>
+            <w:hideMark/>
+          </w:tcPr>
+          <w:p>
+            <w:pPr>
+              <w:widowControl/>
+              <w:spacing w:after="0" w:line="240" w:lineRule="auto"/>
+              <w:rPr>
+                <w:rFonts w:ascii="等线" w:eastAsia="等线" w:hAnsi="等线" w:cs="宋体" w:hint="eastAsia"/>
+                <w:color w:val="000000"/>
+                <w:kern w:val="0"/>
+                <w:szCs w:val="22"/>
+                <w14:ligatures w14:val="none"/>
+              </w:rPr>
+            </w:pPr>
+            <w:r>
+              <w:rPr>
+                <w:rFonts w:ascii="等线" w:eastAsia="等线" w:hAnsi="等线" w:cs="宋体" w:hint="eastAsia"/>
+                <w:color w:val="000000"/>
+                <w:kern w:val="0"/>
+                <w:szCs w:val="22"/>
+                <w14:ligatures w14:val="none"/>
+              </w:rPr>
+              <w:t>2026.02以来</w:t>
+            </w:r>
+          </w:p>
+        </w:tc>
+        <w:tc>
+          <w:tcPr>
+            <w:tcW w:w="4961" w:type="dxa"/>
+            <w:vAlign w:val="center"/>
+            <w:hideMark/>
+          </w:tcPr>
+          <w:p>
+            <w:pPr>
+              <w:widowControl/>
+              <w:spacing w:after="0" w:line="240" w:lineRule="auto"/>
+              <w:rPr>
+                <w:rFonts w:ascii="等线" w:eastAsia="等线" w:hAnsi="等线" w:cs="宋体" w:hint="eastAsia"/>
+                <w:color w:val="000000"/>
+                <w:kern w:val="0"/>
+                <w:szCs w:val="22"/>
+                <w14:ligatures w14:val="none"/>
+              </w:rPr>
+            </w:pPr>
+            <w:r>
+              <w:rPr>
+                <w:rFonts w:ascii="等线" w:eastAsia="等线" w:hAnsi="等线" w:cs="宋体" w:hint="eastAsia"/>
+                <w:color w:val="000000"/>
+                <w:kern w:val="0"/>
+                <w:szCs w:val="22"/>
+                <w14:ligatures w14:val="none"/>
+              </w:rPr>
+              <w:t>多次涨价，涨幅超过100%</w:t>
+            </w:r>
+          </w:p>
+        </w:tc>
+      </w:tr>
+      <w:tr>
+        <w:trPr>
+          <w:trHeight w:val="285"/>
+        </w:trPr>
+        <w:tc>
+          <w:tcPr>
+            <w:tcW w:w="1418" w:type="dxa"/>
+            <w:vAlign w:val="center"/>
+            <w:hideMark/>
+          </w:tcPr>
+          <w:p>
+            <w:pPr>
+              <w:widowControl/>
+              <w:spacing w:after="0" w:line="240" w:lineRule="auto"/>
+              <w:rPr>
+                <w:rFonts w:ascii="等线" w:eastAsia="等线" w:hAnsi="等线" w:cs="宋体" w:hint="eastAsia"/>
+                <w:color w:val="000000"/>
+                <w:kern w:val="0"/>
+                <w:szCs w:val="22"/>
+                <w14:ligatures w14:val="none"/>
+              </w:rPr>
+            </w:pPr>
+            <w:r>
+              <w:rPr>
+                <w:rFonts w:ascii="等线" w:eastAsia="等线" w:hAnsi="等线" w:cs="宋体" w:hint="eastAsia"/>
+                <w:color w:val="000000"/>
+                <w:kern w:val="0"/>
+                <w:szCs w:val="22"/>
+                <w14:ligatures w14:val="none"/>
+              </w:rPr>
+              <w:t>模型厂</w:t>
+            </w:r>
+          </w:p>
+        </w:tc>
+        <w:tc>
+          <w:tcPr>
+            <w:tcW w:w="1418" w:type="dxa"/>
+            <w:noWrap/>
+            <w:vAlign w:val="center"/>
+            <w:hideMark/>
+          </w:tcPr>
+          <w:p>
+            <w:pPr>
+              <w:widowControl/>
+              <w:spacing w:after="0" w:line="240" w:lineRule="auto"/>
+              <w:rPr>
+                <w:rFonts w:ascii="等线" w:eastAsia="等线" w:hAnsi="等线" w:cs="宋体" w:hint="eastAsia"/>
+                <w:color w:val="000000"/>
+                <w:kern w:val="0"/>
+                <w:szCs w:val="22"/>
+                <w14:ligatures w14:val="none"/>
+              </w:rPr>
+            </w:pPr>
+            <w:r>
+              <w:rPr>
+                <w:rFonts w:ascii="等线" w:eastAsia="等线" w:hAnsi="等线" w:cs="宋体" w:hint="eastAsia"/>
+                <w:color w:val="000000"/>
+                <w:kern w:val="0"/>
+                <w:szCs w:val="22"/>
+                <w14:ligatures w14:val="none"/>
+              </w:rPr>
+              <w:t>智谱</w:t>
+            </w:r>
+          </w:p>
+        </w:tc>
+        <w:tc>
+          <w:tcPr>
+            <w:tcW w:w="1559" w:type="dxa"/>
+            <w:noWrap/>
+            <w:vAlign w:val="center"/>
+            <w:hideMark/>
+          </w:tcPr>
+          <w:p>
+            <w:pPr>
+              <w:widowControl/>
+              <w:spacing w:after="0" w:line="240" w:lineRule="auto"/>
+              <w:rPr>
+                <w:rFonts w:ascii="等线" w:eastAsia="等线" w:hAnsi="等线" w:cs="宋体" w:hint="eastAsia"/>
+                <w:color w:val="000000"/>
+                <w:kern w:val="0"/>
+                <w:szCs w:val="22"/>
+                <w14:ligatures w14:val="none"/>
+              </w:rPr>
+            </w:pPr>
+            <w:r>
+              <w:rPr>
+                <w:rFonts w:ascii="等线" w:eastAsia="等线" w:hAnsi="等线" w:cs="宋体" w:hint="eastAsia"/>
+                <w:color w:val="000000"/>
+                <w:kern w:val="0"/>
+                <w:szCs w:val="22"/>
+                <w14:ligatures w14:val="none"/>
+              </w:rPr>
+              <w:t>2026.02</w:t>
+            </w:r>
+          </w:p>
+        </w:tc>
+        <w:tc>
+          <w:tcPr>
+            <w:tcW w:w="4961" w:type="dxa"/>
+            <w:noWrap/>
+            <w:vAlign w:val="center"/>
+            <w:hideMark/>
+          </w:tcPr>
+          <w:p>
+            <w:pPr>
+              <w:widowControl/>
+              <w:spacing w:after="0" w:line="240" w:lineRule="auto"/>
+              <w:rPr>
+                <w:rFonts w:ascii="等线" w:eastAsia="等线" w:hAnsi="等线" w:cs="宋体" w:hint="eastAsia"/>
+                <w:color w:val="000000"/>
+                <w:kern w:val="0"/>
+                <w:szCs w:val="22"/>
+                <w14:ligatures w14:val="none"/>
+              </w:rPr>
+            </w:pPr>
+            <w:r>
+              <w:rPr>
+                <w:rFonts w:ascii="等线" w:eastAsia="等线" w:hAnsi="等线" w:cs="宋体" w:hint="eastAsia"/>
+                <w:color w:val="000000"/>
+                <w:kern w:val="0"/>
+                <w:szCs w:val="22"/>
+                <w14:ligatures w14:val="none"/>
+              </w:rPr>
+              <w:t>推出周限额</w:t>
+            </w:r>
+          </w:p>
+        </w:tc>
+      </w:tr>
+      <w:tr>
+        <w:trPr>
+          <w:trHeight w:val="285"/>
+        </w:trPr>
+        <w:tc>
+          <w:tcPr>
+            <w:tcW w:w="1418" w:type="dxa"/>
+            <w:vAlign w:val="center"/>
+            <w:hideMark/>
+          </w:tcPr>
+          <w:p>
+            <w:pPr>
+              <w:widowControl/>
+              <w:spacing w:after="0" w:line="240" w:lineRule="auto"/>
+              <w:rPr>
+                <w:rFonts w:ascii="等线" w:eastAsia="等线" w:hAnsi="等线" w:cs="宋体" w:hint="eastAsia"/>
+                <w:color w:val="000000"/>
+                <w:kern w:val="0"/>
+                <w:szCs w:val="22"/>
+                <w14:ligatures w14:val="none"/>
+              </w:rPr>
+            </w:pPr>
+            <w:r>
+              <w:rPr>
+                <w:rFonts w:ascii="等线" w:eastAsia="等线" w:hAnsi="等线" w:cs="宋体" w:hint="eastAsia"/>
+                <w:color w:val="000000"/>
+                <w:kern w:val="0"/>
+                <w:szCs w:val="22"/>
+                <w14:ligatures w14:val="none"/>
+              </w:rPr>
+              <w:t>模型厂</w:t>
+            </w:r>
+          </w:p>
+        </w:tc>
+        <w:tc>
+          <w:tcPr>
+            <w:tcW w:w="1418" w:type="dxa"/>
+            <w:noWrap/>
+            <w:vAlign w:val="center"/>
+            <w:hideMark/>
+          </w:tcPr>
+          <w:p>
+            <w:pPr>
+              <w:widowControl/>
+              <w:spacing w:after="0" w:line="240" w:lineRule="auto"/>
+              <w:rPr>
+                <w:rFonts w:ascii="等线" w:eastAsia="等线" w:hAnsi="等线" w:cs="宋体" w:hint="eastAsia"/>
+                <w:color w:val="000000"/>
+                <w:kern w:val="0"/>
+                <w:szCs w:val="22"/>
+                <w14:ligatures w14:val="none"/>
+              </w:rPr>
+            </w:pPr>
+            <w:r>
+              <w:rPr>
+                <w:rFonts w:ascii="等线" w:eastAsia="等线" w:hAnsi="等线" w:cs="宋体" w:hint="eastAsia"/>
+                <w:color w:val="000000"/>
+                <w:kern w:val="0"/>
+                <w:szCs w:val="22"/>
+                <w14:ligatures w14:val="none"/>
+              </w:rPr>
+              <w:t>kimi</w:t>
+            </w:r>
+          </w:p>
+        </w:tc>
+        <w:tc>
+          <w:tcPr>
+            <w:tcW w:w="1559" w:type="dxa"/>
+            <w:noWrap/>
+            <w:vAlign w:val="center"/>
+            <w:hideMark/>
+          </w:tcPr>
+          <w:p>
+            <w:pPr>
+              <w:widowControl/>
+              <w:spacing w:after="0" w:line="240" w:lineRule="auto"/>
+              <w:rPr>
+                <w:rFonts w:ascii="等线" w:eastAsia="等线" w:hAnsi="等线" w:cs="宋体" w:hint="eastAsia"/>
+                <w:color w:val="000000"/>
+                <w:kern w:val="0"/>
+                <w:szCs w:val="22"/>
+                <w14:ligatures w14:val="none"/>
+              </w:rPr>
+            </w:pPr>
+            <w:r>
+              <w:rPr>
+                <w:rFonts w:ascii="等线" w:eastAsia="等线" w:hAnsi="等线" w:cs="宋体" w:hint="eastAsia"/>
+                <w:color w:val="000000"/>
+                <w:kern w:val="0"/>
+                <w:szCs w:val="22"/>
+                <w14:ligatures w14:val="none"/>
+              </w:rPr>
+              <w:t>2026.02</w:t>
+            </w:r>
+          </w:p>
+        </w:tc>
+        <w:tc>
+          <w:tcPr>
+            <w:tcW w:w="4961" w:type="dxa"/>
+            <w:noWrap/>
+            <w:vAlign w:val="center"/>
+            <w:hideMark/>
+          </w:tcPr>
+          <w:p>
+            <w:pPr>
+              <w:widowControl/>
+              <w:spacing w:after="0" w:line="240" w:lineRule="auto"/>
+              <w:rPr>
+                <w:rFonts w:ascii="等线" w:eastAsia="等线" w:hAnsi="等线" w:cs="宋体" w:hint="eastAsia"/>
+                <w:color w:val="000000"/>
+                <w:kern w:val="0"/>
+                <w:szCs w:val="22"/>
+                <w14:ligatures w14:val="none"/>
+              </w:rPr>
+            </w:pPr>
+            <w:r>
+              <w:rPr>
+                <w:rFonts w:ascii="等线" w:eastAsia="等线" w:hAnsi="等线" w:cs="宋体" w:hint="eastAsia"/>
+                <w:color w:val="000000"/>
+                <w:kern w:val="0"/>
+                <w:szCs w:val="22"/>
+                <w14:ligatures w14:val="none"/>
+              </w:rPr>
+              <w:t>推出周限额</w:t>
+            </w:r>
+          </w:p>
+        </w:tc>
+      </w:tr>
+      <w:tr>
+        <w:trPr>
+          <w:trHeight w:val="285"/>
+        </w:trPr>
+        <w:tc>
+          <w:tcPr>
+            <w:tcW w:w="1418" w:type="dxa"/>
+            <w:vAlign w:val="center"/>
+            <w:hideMark/>
+          </w:tcPr>
+          <w:p>
+            <w:pPr>
+              <w:widowControl/>
+              <w:spacing w:after="0" w:line="240" w:lineRule="auto"/>
+              <w:rPr>
+                <w:rFonts w:ascii="等线" w:eastAsia="等线" w:hAnsi="等线" w:cs="宋体" w:hint="eastAsia"/>
+                <w:color w:val="000000"/>
+                <w:kern w:val="0"/>
+                <w:szCs w:val="22"/>
+                <w14:ligatures w14:val="none"/>
+              </w:rPr>
+            </w:pPr>
+            <w:r>
+              <w:rPr>
+                <w:rFonts w:ascii="等线" w:eastAsia="等线" w:hAnsi="等线" w:cs="宋体" w:hint="eastAsia"/>
+                <w:color w:val="000000"/>
+                <w:kern w:val="0"/>
+                <w:szCs w:val="22"/>
+                <w14:ligatures w14:val="none"/>
+              </w:rPr>
+              <w:t>模型厂</w:t>
+            </w:r>
+          </w:p>
+        </w:tc>
+        <w:tc>
+          <w:tcPr>
+            <w:tcW w:w="1418" w:type="dxa"/>
+            <w:noWrap/>
+            <w:vAlign w:val="center"/>
+            <w:hideMark/>
+          </w:tcPr>
+          <w:p>
+            <w:pPr>
+              <w:widowControl/>
+              <w:spacing w:after="0" w:line="240" w:lineRule="auto"/>
+              <w:rPr>
+                <w:rFonts w:ascii="等线" w:eastAsia="等线" w:hAnsi="等线" w:cs="宋体" w:hint="eastAsia"/>
+                <w:color w:val="000000"/>
+                <w:kern w:val="0"/>
+                <w:szCs w:val="22"/>
+                <w14:ligatures w14:val="none"/>
+              </w:rPr>
+            </w:pPr>
+            <w:r>
+              <w:rPr>
+                <w:rFonts w:ascii="等线" w:eastAsia="等线" w:hAnsi="等线" w:cs="宋体" w:hint="eastAsia"/>
+                <w:color w:val="000000"/>
+                <w:kern w:val="0"/>
+                <w:szCs w:val="22"/>
+                <w14:ligatures w14:val="none"/>
+              </w:rPr>
+              <w:t>minimax</w:t>
+            </w:r>
+          </w:p>
+        </w:tc>
+        <w:tc>
+          <w:tcPr>
+            <w:tcW w:w="1559" w:type="dxa"/>
+            <w:noWrap/>
+            <w:vAlign w:val="center"/>
+            <w:hideMark/>
+          </w:tcPr>
+          <w:p>
+            <w:pPr>
+              <w:widowControl/>
+              <w:spacing w:after="0" w:line="240" w:lineRule="auto"/>
+              <w:rPr>
+                <w:rFonts w:ascii="等线" w:eastAsia="等线" w:hAnsi="等线" w:cs="宋体" w:hint="eastAsia"/>
+                <w:color w:val="000000"/>
+                <w:kern w:val="0"/>
+                <w:szCs w:val="22"/>
+                <w14:ligatures w14:val="none"/>
+              </w:rPr>
+            </w:pPr>
+            <w:r>
+              <w:rPr>
+                <w:rFonts w:ascii="等线" w:eastAsia="等线" w:hAnsi="等线" w:cs="宋体" w:hint="eastAsia"/>
+                <w:color w:val="000000"/>
+                <w:kern w:val="0"/>
+                <w:szCs w:val="22"/>
+                <w14:ligatures w14:val="none"/>
+              </w:rPr>
+              <w:t>2026.02</w:t>
+            </w:r>
+          </w:p>
+        </w:tc>
+        <w:tc>
+          <w:tcPr>
+            <w:tcW w:w="4961" w:type="dxa"/>
+            <w:noWrap/>
+            <w:vAlign w:val="center"/>
+            <w:hideMark/>
+          </w:tcPr>
+          <w:p>
+            <w:pPr>
+              <w:widowControl/>
+              <w:spacing w:after="0" w:line="240" w:lineRule="auto"/>
+              <w:rPr>
+                <w:rFonts w:ascii="等线" w:eastAsia="等线" w:hAnsi="等线" w:cs="宋体" w:hint="eastAsia"/>
+                <w:color w:val="000000"/>
+                <w:kern w:val="0"/>
+                <w:szCs w:val="22"/>
+                <w14:ligatures w14:val="none"/>
+              </w:rPr>
+            </w:pPr>
+            <w:r>
+              <w:rPr>
+                <w:rFonts w:ascii="等线" w:eastAsia="等线" w:hAnsi="等线" w:cs="宋体" w:hint="eastAsia"/>
+                <w:color w:val="000000"/>
+                <w:kern w:val="0"/>
+                <w:szCs w:val="22"/>
+                <w14:ligatures w14:val="none"/>
+              </w:rPr>
+              <w:t>推出周限额</w:t>
+            </w:r>
+          </w:p>
+        </w:tc>
+      </w:tr>
+    </w:tbl>
+    <w:p>
+      <w:pPr>
+        <w:rPr>
+          <w:rFonts w:hint="eastAsia"/>
+        </w:rPr>
+      </w:pPr>
+      <w:r>
+        <w:rPr>
+          <w:rFonts w:hint="eastAsia"/>
+        </w:rPr>
+        <w:t>信源：公开信息</w:t>
+      </w:r>
+    </w:p>
+    <w:p>
+      <w:pPr>
+        <w:pStyle w:val="4"/>
+        <w:rPr>
+          <w:rFonts w:hint="eastAsia"/>
+        </w:rPr>
+      </w:pPr>
+      <w:r>
+        <w:rPr>
+          <w:rFonts w:hint="eastAsia"/>
+        </w:rPr>
+        <w:lastRenderedPageBreak/>
+        <w:t>3.2.2.2 AI崛起对传统网络架构的改造需求</w:t>
+      </w:r>
+    </w:p>
+    <w:p>
+      <w:r>
+        <w:rPr>
+          <w:rFonts w:hint="eastAsia"/>
+        </w:rPr>
+        <w:t>随着AI作为主要需求崛起，传统的网络架构需要做针对性改造</w:t>
+      </w:r>
+      <w:r>
+        <w:rPr>
+          <w:rFonts w:hint="eastAsia"/>
+        </w:rPr>
+        <w:t>，随着尽力而为的协议栈的思想朝着以高IO性能和低IO时延的</w:t>
+      </w:r>
+      <w:r>
+        <w:rPr>
+          <w:rFonts w:hint="eastAsia"/>
+        </w:rPr>
+        <w:t>无损网络演进，跃升的数据通信需求对于通信</w:t>
+      </w:r>
+      <w:r>
+        <w:rPr>
+          <w:rFonts w:hint="eastAsia"/>
+        </w:rPr>
+        <w:t>以往的通信建设模式</w:t>
+      </w:r>
+      <w:r>
+        <w:rPr>
+          <w:rFonts w:hint="eastAsia"/>
+        </w:rPr>
+        <w:t>也提出了新的要求，物理层的改造不可避免。</w:t>
+      </w:r>
+    </w:p>
+    <w:p>
+      <w:pPr>
+        <w:rPr>
+          <w:rFonts w:hint="eastAsia"/>
+        </w:rPr>
+      </w:pPr>
+    </w:p>
+    <w:p>
+      <w:r>
+        <w:rPr>
+          <w:b/>
+          <w:bCs/>
+        </w:rPr>
+        <w:t>核心逻辑</w:t>
+      </w:r>
+      <w:r>
+        <w:t>：传统数据中心网络→AI集群专用网络，拓扑变化带来光互连密度跃升</w:t>
+      </w:r>
+    </w:p>
+    <w:p>
+      <w:r>
+        <w:rPr>
+          <w:b/>
+          <w:bCs/>
+        </w:rPr>
+        <w:t>展开要点</w:t>
+      </w:r>
+      <w:r>
+        <w:t>：</w:t>
+      </w:r>
+    </w:p>
+    <w:p>
+      <w:pPr>
+        <w:numPr>
+          <w:ilvl w:val="0"/>
+          <w:numId w:val="19"/>
+        </w:numPr>
+      </w:pPr>
+      <w:r>
+        <w:t>Fat-Tree→Dragonfly+→3D Torus，拓扑越复杂，光口越多</w:t>
+      </w:r>
+    </w:p>
+    <w:p>
+      <w:pPr>
+        <w:numPr>
+          <w:ilvl w:val="0"/>
+          <w:numId w:val="19"/>
+        </w:numPr>
+      </w:pPr>
+      <w:r>
+        <w:t>InfiniBand vs 以太网的选择：IB带宽高但封闭，以太网开放但需RoCE优化，无论哪种都需要更多高速光模块</w:t>
+      </w:r>
+    </w:p>
+    <w:p>
+      <w:pPr>
+        <w:numPr>
+          <w:ilvl w:val="0"/>
+          <w:numId w:val="19"/>
+        </w:numPr>
+      </w:pPr>
+      <w:r>
+        <w:t>机内（NVLink）→机间（IB/Eth）→集群间（OCS/DCI），三层都需要光，但规格不同</w:t>
+      </w:r>
+    </w:p>
+    <w:p/>
+    <w:p>
+      <w:pPr>
+        <w:pStyle w:val="3"/>
+      </w:pPr>
+      <w:r>
+        <w:rPr>
+          <w:rFonts w:hint="eastAsia"/>
+        </w:rPr>
+        <w:t xml:space="preserve">3. </w:t>
+      </w:r>
+      <w:r>
+        <w:t>数据流量结构变化：从南北向到东西向</w:t>
+      </w:r>
+    </w:p>
+    <w:p>
+      <w:r>
+        <w:rPr>
+          <w:b/>
+          <w:bCs/>
+        </w:rPr>
+        <w:t>核心逻辑</w:t>
+      </w:r>
+      <w:r>
+        <w:t>：传统数据中心流量以"用户-服务器"（南北向）为主，AI集群以"服务器-服务器"（东西向）为主，后者带宽需求高一个数量级</w:t>
+      </w:r>
+    </w:p>
+    <w:p>
+      <w:r>
+        <w:rPr>
+          <w:b/>
+          <w:bCs/>
+        </w:rPr>
+        <w:t>展开要点</w:t>
+      </w:r>
+      <w:r>
+        <w:t>：</w:t>
+      </w:r>
+    </w:p>
+    <w:p>
+      <w:pPr>
+        <w:numPr>
+          <w:ilvl w:val="0"/>
+          <w:numId w:val="20"/>
+        </w:numPr>
+      </w:pPr>
+      <w:r>
+        <w:t>训练场景：AllReduce通信占训练时间30-50%，带宽不足直接拖慢收敛速度</w:t>
+      </w:r>
+    </w:p>
+    <w:p>
+      <w:pPr>
+        <w:numPr>
+          <w:ilvl w:val="0"/>
+          <w:numId w:val="20"/>
+        </w:numPr>
+      </w:pPr>
+      <w:r>
+        <w:t>推理场景：MoE模型专家并行需要跨节点通信，KV Cache共享需要高带宽低延迟</w:t>
+      </w:r>
+    </w:p>
+    <w:p>
+      <w:pPr>
+        <w:numPr>
+          <w:ilvl w:val="0"/>
+          <w:numId w:val="20"/>
+        </w:numPr>
+      </w:pPr>
+      <w:r>
+        <w:t>结果：东西向流量占比从20%→60%+，光互连从"可选"变"刚需"</w:t>
+      </w:r>
+    </w:p>
+    <w:p>
+      <w:pPr>
+        <w:rPr>
+          <w:rFonts w:hint="eastAsia"/>
+        </w:rPr>
+      </w:pPr>
+    </w:p>
+    <w:p>
+      <w:pPr>
+        <w:rPr>
+          <w:rFonts w:hint="eastAsia"/>
+        </w:rPr>
+      </w:pPr>
+    </w:p>
+    <w:p>
+      <w:pPr>
         <w:rPr>
           <w:rFonts w:hint="eastAsia"/>
         </w:rPr>
@@ -4455,6 +6292,7 @@
                 <w:sz w:val="21"/>
                 <w:szCs w:val="21"/>
               </w:rPr>
+              <w:lastRenderedPageBreak/>
               <w:t>亚马逊</w:t>
             </w:r>
           </w:p>
@@ -4545,7 +6383,6 @@
                 <w:sz w:val="21"/>
                 <w:szCs w:val="21"/>
               </w:rPr>
-              <w:lastRenderedPageBreak/>
               <w:t>微软</w:t>
             </w:r>
             <w:r>
@@ -5528,7 +7365,14 @@
               <w:rPr>
                 <w:rFonts w:ascii="楷体" w:eastAsia="楷体" w:hAnsi="楷体"/>
               </w:rPr>
-              <w:t>2030E需求719 EFLOPS vs 供给9 EFLOPS</w:t>
+              <w:t xml:space="preserve">2030E需求719 EFLOPS vs 供给9 </w:t>
+            </w:r>
+            <w:r>
+              <w:rPr>
+                <w:rFonts w:ascii="楷体" w:eastAsia="楷体" w:hAnsi="楷体"/>
+              </w:rPr>
+              <w:lastRenderedPageBreak/>
+              <w:t>EFLOPS</w:t>
             </w:r>
           </w:p>
         </w:tc>
@@ -5548,6 +7392,7 @@
               <w:rPr>
                 <w:rFonts w:ascii="楷体" w:eastAsia="楷体" w:hAnsi="楷体"/>
               </w:rPr>
+              <w:lastRenderedPageBreak/>
               <w:t>银河证券 1/8</w:t>
             </w:r>
           </w:p>
@@ -5565,7 +7410,6 @@
           <w:rFonts w:ascii="楷体" w:eastAsia="楷体" w:hAnsi="楷体" w:hint="eastAsia"/>
           <w:highlight w:val="yellow"/>
         </w:rPr>
-        <w:lastRenderedPageBreak/>
         <w:t>这一层海外厂的需求可以略微上移一点</w:t>
       </w:r>
     </w:p>
@@ -5668,15 +7512,130 @@
           <w:numId w:val="15"/>
         </w:numPr>
         <w:rPr>
-          <w:rFonts w:ascii="楷体" w:eastAsia="楷体" w:hAnsi="楷体" w:hint="eastAsia"/>
-        </w:rPr>
-      </w:pPr>
-      <w:r>
-        <w:rPr>
           <w:rFonts w:ascii="楷体" w:eastAsia="楷体" w:hAnsi="楷体"/>
         </w:rPr>
+      </w:pPr>
+      <w:r>
+        <w:rPr>
+          <w:rFonts w:ascii="楷体" w:eastAsia="楷体" w:hAnsi="楷体"/>
+        </w:rPr>
         <w:t>光纤需求：AI应用拉动数据中心光纤需求占比快速提升，2029E占全球光纤需求11%</w:t>
       </w:r>
+    </w:p>
+    <w:p>
+      <w:pPr>
+        <w:rPr>
+          <w:rFonts w:ascii="楷体" w:eastAsia="楷体" w:hAnsi="楷体"/>
+        </w:rPr>
+      </w:pPr>
+    </w:p>
+    <w:p>
+      <w:pPr>
+        <w:rPr>
+          <w:rFonts w:ascii="楷体" w:eastAsia="楷体" w:hAnsi="楷体" w:hint="eastAsia"/>
+        </w:rPr>
+      </w:pPr>
+      <w:r>
+        <w:rPr>
+          <w:rFonts w:ascii="楷体" w:eastAsia="楷体" w:hAnsi="楷体" w:hint="eastAsia"/>
+        </w:rPr>
+        <w:t>宏观上</w:t>
+      </w:r>
+    </w:p>
+    <w:p>
+      <w:pPr>
+        <w:rPr>
+          <w:rFonts w:ascii="楷体" w:eastAsia="楷体" w:hAnsi="楷体" w:hint="eastAsia"/>
+        </w:rPr>
+      </w:pPr>
+      <w:r>
+        <w:rPr>
+          <w:rFonts w:ascii="楷体" w:eastAsia="楷体" w:hAnsi="楷体"/>
+          <w:noProof/>
+        </w:rPr>
+        <w:drawing>
+          <wp:inline distT="0" distB="0" distL="0" distR="0" wp14:anchorId="3D9DF695" wp14:editId="70097ACF">
+            <wp:extent cx="5274310" cy="2883535"/>
+            <wp:effectExtent l="0" t="0" r="2540" b="0"/>
+            <wp:docPr id="1318154761" name="图片 1"/>
+            <wp:cNvGraphicFramePr>
+              <a:graphicFrameLocks xmlns:a="http://schemas.openxmlformats.org/drawingml/2006/main" noChangeAspect="1"/>
+            </wp:cNvGraphicFramePr>
+            <a:graphic xmlns:a="http://schemas.openxmlformats.org/drawingml/2006/main">
+              <a:graphicData uri="http://schemas.openxmlformats.org/drawingml/2006/picture">
+                <pic:pic xmlns:pic="http://schemas.openxmlformats.org/drawingml/2006/picture">
+                  <pic:nvPicPr>
+                    <pic:cNvPr id="1318154761" name=""/>
+                    <pic:cNvPicPr/>
+                  </pic:nvPicPr>
+                  <pic:blipFill>
+                    <a:blip r:embed="rId20"/>
+                    <a:stretch>
+                      <a:fillRect/>
+                    </a:stretch>
+                  </pic:blipFill>
+                  <pic:spPr>
+                    <a:xfrm>
+                      <a:off x="0" y="0"/>
+                      <a:ext cx="5274310" cy="2883535"/>
+                    </a:xfrm>
+                    <a:prstGeom prst="rect">
+                      <a:avLst/>
+                    </a:prstGeom>
+                  </pic:spPr>
+                </pic:pic>
+              </a:graphicData>
+            </a:graphic>
+          </wp:inline>
+        </w:drawing>
+      </w:r>
+    </w:p>
+    <w:p>
+      <w:pPr>
+        <w:rPr>
+          <w:rFonts w:ascii="楷体" w:eastAsia="楷体" w:hAnsi="楷体" w:hint="eastAsia"/>
+        </w:rPr>
+      </w:pPr>
+      <w:r>
+        <w:rPr>
+          <w:rFonts w:ascii="楷体" w:eastAsia="楷体" w:hAnsi="楷体" w:hint="eastAsia"/>
+        </w:rPr>
+        <w:t>数据来源：Wind，申万宏源研究。</w:t>
+      </w:r>
+    </w:p>
+    <w:p>
+      <w:pPr>
+        <w:rPr>
+          <w:rFonts w:ascii="楷体" w:eastAsia="楷体" w:hAnsi="楷体" w:hint="eastAsia"/>
+        </w:rPr>
+      </w:pPr>
+      <w:r>
+        <w:rPr>
+          <w:rFonts w:ascii="楷体" w:eastAsia="楷体" w:hAnsi="楷体" w:hint="eastAsia"/>
+        </w:rPr>
+        <w:t>注纵轴百分比以2016/1/4为基准，新易盛，源杰，基准日2016/3/3，2022/12/21</w:t>
+      </w:r>
+    </w:p>
+    <w:p>
+      <w:pPr>
+        <w:rPr>
+          <w:rFonts w:ascii="楷体" w:eastAsia="楷体" w:hAnsi="楷体" w:hint="eastAsia"/>
+        </w:rPr>
+      </w:pPr>
+    </w:p>
+    <w:p>
+      <w:pPr>
+        <w:rPr>
+          <w:rFonts w:ascii="楷体" w:eastAsia="楷体" w:hAnsi="楷体"/>
+        </w:rPr>
+      </w:pPr>
+    </w:p>
+    <w:p>
+      <w:pPr>
+        <w:rPr>
+          <w:rFonts w:ascii="楷体" w:eastAsia="楷体" w:hAnsi="楷体" w:hint="eastAsia"/>
+        </w:rPr>
+      </w:pPr>
     </w:p>
     <w:p>
       <w:pPr>
@@ -5855,63 +7814,57 @@
         <w:rPr>
           <w:rFonts w:ascii="楷体" w:eastAsia="楷体" w:hAnsi="楷体" w:hint="eastAsia"/>
         </w:rPr>
-        <w:t>不同规模的大模型的一个token对应的floats是完全不一样的。当我们在聊token的时候，我们</w:t>
-      </w:r>
+        <w:t>不同规模的大模型的一个token对应的floats是完全不一样的。当我们在聊token的时候，我们是没有办法去知道这个token到底是从哪个规模的模型出来的。也就完全无法计算floats。而从floats去倒推硬件数目也很难，因为现在的floats有两种主流的口径，也即FP8和BF16，两个口径之间相差</w:t>
+      </w:r>
+      <w:r>
+        <w:rPr>
+          <w:rFonts w:ascii="楷体" w:eastAsia="楷体" w:hAnsi="楷体" w:hint="eastAsia"/>
+        </w:rPr>
+        <w:t>四倍</w:t>
+      </w:r>
+      <w:r>
+        <w:rPr>
+          <w:rFonts w:ascii="楷体" w:eastAsia="楷体" w:hAnsi="楷体" w:hint="eastAsia"/>
+        </w:rPr>
+        <w:t>。当我们谈论某个数算中心算力是多少floats的时候，</w:t>
+      </w:r>
+      <w:r>
+        <w:rPr>
+          <w:rFonts w:ascii="楷体" w:eastAsia="楷体" w:hAnsi="楷体" w:hint="eastAsia"/>
+        </w:rPr>
+        <w:t>往往并不知道是哪种口径。一旦假设有偏，则估计值会</w:t>
+      </w:r>
+      <w:r>
+        <w:rPr>
+          <w:rFonts w:ascii="楷体" w:eastAsia="楷体" w:hAnsi="楷体" w:hint="eastAsia"/>
+        </w:rPr>
+        <w:t>相对</w:t>
+      </w:r>
+      <w:r>
+        <w:rPr>
+          <w:rFonts w:ascii="楷体" w:eastAsia="楷体" w:hAnsi="楷体" w:hint="eastAsia"/>
+        </w:rPr>
+        <w:t>真实情况</w:t>
+      </w:r>
+      <w:r>
+        <w:rPr>
+          <w:rFonts w:ascii="楷体" w:eastAsia="楷体" w:hAnsi="楷体" w:hint="eastAsia"/>
+        </w:rPr>
+        <w:t>发生极大偏移</w:t>
+      </w:r>
+    </w:p>
+    <w:p>
+      <w:pPr>
+        <w:pStyle w:val="3"/>
+        <w:rPr>
+          <w:rFonts w:ascii="楷体" w:eastAsia="楷体" w:hAnsi="楷体"/>
+        </w:rPr>
+      </w:pPr>
       <w:r>
         <w:rPr>
           <w:rFonts w:ascii="楷体" w:eastAsia="楷体" w:hAnsi="楷体" w:hint="eastAsia"/>
         </w:rPr>
         <w:lastRenderedPageBreak/>
-        <w:t>是没有办法去知道这个token到底是从哪个规模的模型出来的。也就完全无法计算floats。而从floats去倒推硬件数目也很难，因为现在的floats有两种主流的口径，也即FP8和BF16，两个口径之间相差</w:t>
-      </w:r>
-      <w:r>
-        <w:rPr>
-          <w:rFonts w:ascii="楷体" w:eastAsia="楷体" w:hAnsi="楷体" w:hint="eastAsia"/>
-        </w:rPr>
-        <w:t>四倍</w:t>
-      </w:r>
-      <w:r>
-        <w:rPr>
-          <w:rFonts w:ascii="楷体" w:eastAsia="楷体" w:hAnsi="楷体" w:hint="eastAsia"/>
-        </w:rPr>
-        <w:t>。当我们谈论某个数算中心算力是多少floats的时候，</w:t>
-      </w:r>
-      <w:r>
-        <w:rPr>
-          <w:rFonts w:ascii="楷体" w:eastAsia="楷体" w:hAnsi="楷体" w:hint="eastAsia"/>
-        </w:rPr>
-        <w:t>往往并不知道是哪种口径。一旦假设有偏，则估计值会</w:t>
-      </w:r>
-      <w:r>
-        <w:rPr>
-          <w:rFonts w:ascii="楷体" w:eastAsia="楷体" w:hAnsi="楷体" w:hint="eastAsia"/>
-        </w:rPr>
-        <w:t>相对</w:t>
-      </w:r>
-      <w:r>
-        <w:rPr>
-          <w:rFonts w:ascii="楷体" w:eastAsia="楷体" w:hAnsi="楷体" w:hint="eastAsia"/>
-        </w:rPr>
-        <w:t>真实情况</w:t>
-      </w:r>
-      <w:r>
-        <w:rPr>
-          <w:rFonts w:ascii="楷体" w:eastAsia="楷体" w:hAnsi="楷体" w:hint="eastAsia"/>
-        </w:rPr>
-        <w:t>发生极大偏移</w:t>
-      </w:r>
-    </w:p>
-    <w:p>
-      <w:pPr>
-        <w:pStyle w:val="3"/>
-        <w:rPr>
-          <w:rFonts w:ascii="楷体" w:eastAsia="楷体" w:hAnsi="楷体" w:hint="eastAsia"/>
-        </w:rPr>
-      </w:pPr>
-      <w:r>
-        <w:rPr>
-          <w:rFonts w:ascii="楷体" w:eastAsia="楷体" w:hAnsi="楷体" w:hint="eastAsia"/>
-        </w:rPr>
         <w:t>3.</w:t>
       </w:r>
       <w:r>
@@ -5938,14 +7891,14 @@
         </w:rPr>
         <w:t>技术未收敛的状态</w:t>
       </w:r>
-      <w:commentRangeStart w:id="0"/>
+      <w:commentRangeStart w:id="8"/>
       <w:r>
         <w:rPr>
           <w:rFonts w:ascii="楷体" w:eastAsia="楷体" w:hAnsi="楷体" w:hint="eastAsia"/>
         </w:rPr>
         <w:t>需要我们投资巨头</w:t>
       </w:r>
-      <w:commentRangeEnd w:id="0"/>
+      <w:commentRangeEnd w:id="8"/>
       <w:r>
         <w:rPr>
           <w:rStyle w:val="af3"/>
@@ -5953,7 +7906,7 @@
           <w:sz w:val="32"/>
           <w:szCs w:val="32"/>
         </w:rPr>
-        <w:commentReference w:id="0"/>
+        <w:commentReference w:id="8"/>
       </w:r>
       <w:r>
         <w:rPr>
@@ -5965,47 +7918,4883 @@
     <w:p>
       <w:pPr>
         <w:rPr>
-          <w:rFonts w:ascii="楷体" w:eastAsia="楷体" w:hAnsi="楷体" w:hint="eastAsia"/>
-        </w:rPr>
-      </w:pPr>
-      <w:r>
-        <w:rPr>
-          <w:rFonts w:ascii="楷体" w:eastAsia="楷体" w:hAnsi="楷体" w:hint="eastAsia"/>
-        </w:rPr>
-        <w:t>供应：强调供方的主动权，排货的紧俏，独立提价的能力</w:t>
-      </w:r>
-    </w:p>
-    <w:p>
-      <w:pPr>
-        <w:ind w:firstLineChars="200" w:firstLine="320"/>
-        <w:rPr>
-          <w:rFonts w:ascii="楷体" w:eastAsia="楷体" w:hAnsi="楷体"/>
-          <w:sz w:val="16"/>
-          <w:szCs w:val="16"/>
-        </w:rPr>
-      </w:pPr>
-      <w:r>
-        <w:rPr>
-          <w:rFonts w:ascii="楷体" w:eastAsia="楷体" w:hAnsi="楷体" w:hint="eastAsia"/>
-          <w:sz w:val="16"/>
-          <w:szCs w:val="16"/>
-        </w:rPr>
-        <w:t>数据来源：申万宏源研究</w:t>
-      </w:r>
+          <w:rFonts w:hint="eastAsia"/>
+        </w:rPr>
+      </w:pPr>
+      <w:r>
+        <w:rPr>
+          <w:rFonts w:hint="eastAsia"/>
+        </w:rPr>
+        <w:t>1. 产能瓶颈：从晶圆到模块的传导</w:t>
+      </w:r>
+    </w:p>
+    <w:p>
+      <w:pPr>
+        <w:rPr>
+          <w:rFonts w:hint="eastAsia"/>
+        </w:rPr>
+      </w:pPr>
+      <w:r>
+        <w:rPr>
+          <w:rFonts w:hint="eastAsia"/>
+        </w:rPr>
+        <w:t>核心逻辑：光模块不是独立产品，是整个半导体产业链的末端，瓶颈向上游逐级放大</w:t>
+      </w:r>
+    </w:p>
+    <w:p>
+      <w:pPr>
+        <w:rPr>
+          <w:rFonts w:hint="eastAsia"/>
+        </w:rPr>
+      </w:pPr>
+      <w:r>
+        <w:rPr>
+          <w:rFonts w:hint="eastAsia"/>
+        </w:rPr>
+        <w:t>展开要点：</w:t>
+      </w:r>
+    </w:p>
+    <w:p>
+      <w:pPr>
+        <w:rPr>
+          <w:rFonts w:hint="eastAsia"/>
+        </w:rPr>
+      </w:pPr>
+      <w:r>
+        <w:rPr>
+          <w:rFonts w:hint="eastAsia"/>
+        </w:rPr>
+        <w:t>DSP芯片：Marvell、Broadcom双寡头，1.6T DSP流片周期长（18-24个月），2025-2026年产能锁定给英伟达、谷歌等大客户，二线模块厂拿不到芯片</w:t>
+      </w:r>
+    </w:p>
+    <w:p>
+      <w:pPr>
+        <w:rPr>
+          <w:rFonts w:hint="eastAsia"/>
+        </w:rPr>
+      </w:pPr>
+      <w:r>
+        <w:rPr>
+          <w:rFonts w:hint="eastAsia"/>
+        </w:rPr>
+        <w:t>光芯片：100G EML/VCSEL依赖Coherent、Lumentum、源杰科技，硅光芯片虽在国产化但高速率良率不稳</w:t>
+      </w:r>
+    </w:p>
+    <w:p>
+      <w:pPr>
+        <w:rPr>
+          <w:rFonts w:hint="eastAsia"/>
+        </w:rPr>
+      </w:pPr>
+      <w:r>
+        <w:rPr>
+          <w:rFonts w:hint="eastAsia"/>
+        </w:rPr>
+        <w:t>封装产能：1.6T模块需要更精密的COB/COC封装，设备投资大（单台贴片机数百万美元），扩产周期12-18个月</w:t>
+      </w:r>
+    </w:p>
+    <w:p>
+      <w:pPr>
+        <w:rPr>
+          <w:rFonts w:hint="eastAsia"/>
+        </w:rPr>
+      </w:pPr>
+      <w:r>
+        <w:rPr>
+          <w:rFonts w:hint="eastAsia"/>
+        </w:rPr>
+        <w:t>HBM与基板：光模块虽不直接用HBM，但GPU产能紧张间接挤压光模块在台积电CoWoS的封装优先级</w:t>
+      </w:r>
+    </w:p>
+    <w:p>
+      <w:pPr>
+        <w:rPr>
+          <w:rFonts w:hint="eastAsia"/>
+        </w:rPr>
+      </w:pPr>
+      <w:r>
+        <w:rPr>
+          <w:rFonts w:hint="eastAsia"/>
+        </w:rPr>
+        <w:t>关键数据方向：</w:t>
+      </w:r>
+    </w:p>
+    <w:p>
+      <w:pPr>
+        <w:rPr>
+          <w:rFonts w:hint="eastAsia"/>
+        </w:rPr>
+      </w:pPr>
+      <w:r>
+        <w:rPr>
+          <w:rFonts w:hint="eastAsia"/>
+        </w:rPr>
+        <w:t>DSP芯片交货周期（Lead Time）变化</w:t>
+      </w:r>
+    </w:p>
+    <w:p>
+      <w:pPr>
+        <w:rPr>
+          <w:rFonts w:hint="eastAsia"/>
+        </w:rPr>
+      </w:pPr>
+      <w:r>
+        <w:rPr>
+          <w:rFonts w:hint="eastAsia"/>
+        </w:rPr>
+        <w:t>光芯片国产化率 vs 进口依赖度</w:t>
+      </w:r>
+    </w:p>
+    <w:p>
+      <w:r>
+        <w:rPr>
+          <w:rFonts w:hint="eastAsia"/>
+        </w:rPr>
+        <w:t>头部模块厂商资本开支（Capex）与产能规划</w:t>
+      </w:r>
+    </w:p>
+    <w:p/>
+    <w:p>
+      <w:pPr>
+        <w:rPr>
+          <w:rFonts w:hint="eastAsia"/>
+        </w:rPr>
+      </w:pPr>
+      <w:r>
+        <w:rPr>
+          <w:rFonts w:hint="eastAsia"/>
+        </w:rPr>
+        <w:t>第一层：上游卡脖子，但卡的位置在转移</w:t>
+      </w:r>
+    </w:p>
+    <w:p>
+      <w:pPr>
+        <w:rPr>
+          <w:rFonts w:hint="eastAsia"/>
+        </w:rPr>
+      </w:pPr>
+      <w:r>
+        <w:rPr>
+          <w:rFonts w:hint="eastAsia"/>
+        </w:rPr>
+        <w:t>以前光模块行业的瓶颈是光器件封装（人工耦合、设备精度），所以谁有钱买设备、有工人就能扩产。2024年后瓶颈上移：</w:t>
+      </w:r>
+    </w:p>
+    <w:p>
+      <w:pPr>
+        <w:rPr>
+          <w:rFonts w:hint="eastAsia"/>
+        </w:rPr>
+      </w:pPr>
+      <w:r>
+        <w:rPr>
+          <w:rFonts w:hint="eastAsia"/>
+        </w:rPr>
+        <w:t>DSP芯片：1.6T模块必须配5nm DSP，Marvell和Broadcom的产能被英伟达、谷歌提前锁定18个月。这不是"有钱就能买"，是客户优先级决定分配。二线模块厂就算有封装产能，没芯片也只能干瞪眼。</w:t>
+      </w:r>
+    </w:p>
+    <w:p>
+      <w:pPr>
+        <w:rPr>
+          <w:rFonts w:hint="eastAsia"/>
+        </w:rPr>
+      </w:pPr>
+      <w:r>
+        <w:rPr>
+          <w:rFonts w:hint="eastAsia"/>
+        </w:rPr>
+        <w:t>硅光晶圆：台积电的硅光工艺平台（SOI）产能有限，且优先服务苹果、英伟达等超级大客户。中际旭创能拿到产能，因为它有历史合作+订单规模；新进入者排队至少12</w:t>
+      </w:r>
+      <w:r>
+        <w:rPr>
+          <w:rFonts w:hint="eastAsia"/>
+        </w:rPr>
+        <w:lastRenderedPageBreak/>
+        <w:t>个月。</w:t>
+      </w:r>
+    </w:p>
+    <w:p>
+      <w:pPr>
+        <w:rPr>
+          <w:rFonts w:hint="eastAsia"/>
+        </w:rPr>
+      </w:pPr>
+      <w:r>
+        <w:rPr>
+          <w:rFonts w:hint="eastAsia"/>
+        </w:rPr>
+        <w:t>关键洞察：瓶颈从"制造能力"转向"半导体供应链的谈判地位"。这意味着头部厂商的竞争优势从"运营效率"变成"生态位锁定"，壁垒性质变了，且不可逆。</w:t>
+      </w:r>
+    </w:p>
+    <w:p/>
+    <w:p>
+      <w:pPr>
+        <w:rPr>
+          <w:rFonts w:hint="eastAsia"/>
+        </w:rPr>
+      </w:pPr>
+      <w:r>
+        <w:rPr>
+          <w:rFonts w:hint="eastAsia"/>
+        </w:rPr>
+        <w:t>2. 技术门槛：代际跃迁的"死亡谷"</w:t>
+      </w:r>
+      <w:r>
+        <w:rPr>
+          <w:rFonts w:hint="eastAsia"/>
+        </w:rPr>
+        <w:t>（格局也会优化，向着更集中的情形演进</w:t>
+      </w:r>
+    </w:p>
+    <w:p>
+      <w:pPr>
+        <w:rPr>
+          <w:rFonts w:hint="eastAsia"/>
+        </w:rPr>
+      </w:pPr>
+      <w:r>
+        <w:rPr>
+          <w:rFonts w:hint="eastAsia"/>
+        </w:rPr>
+        <w:t>核心逻辑：800G→1.6T→3.2T不是线性升级，是技术路线的重新选择，每次跃迁都会淘汰一批玩家</w:t>
+      </w:r>
+    </w:p>
+    <w:p>
+      <w:pPr>
+        <w:rPr>
+          <w:rFonts w:hint="eastAsia"/>
+        </w:rPr>
+      </w:pPr>
+      <w:r>
+        <w:rPr>
+          <w:rFonts w:hint="eastAsia"/>
+        </w:rPr>
+        <w:t>展开要点：</w:t>
+      </w:r>
+    </w:p>
+    <w:p>
+      <w:pPr>
+        <w:rPr>
+          <w:rFonts w:hint="eastAsia"/>
+        </w:rPr>
+      </w:pPr>
+      <w:r>
+        <w:rPr>
+          <w:rFonts w:hint="eastAsia"/>
+        </w:rPr>
+        <w:t>800G：EML方案成熟，入门门槛相对较低，参与者众多（20+家）</w:t>
+      </w:r>
+    </w:p>
+    <w:p>
+      <w:pPr>
+        <w:rPr>
+          <w:rFonts w:hint="eastAsia"/>
+        </w:rPr>
+      </w:pPr>
+      <w:r>
+        <w:rPr>
+          <w:rFonts w:hint="eastAsia"/>
+        </w:rPr>
+        <w:t>1.6T：EML功耗逼近极限，硅光方案成为主流，但硅光需要CMOS工艺平台（台积电/中芯国际合作），仅头部5-8家能跑通</w:t>
+      </w:r>
+    </w:p>
+    <w:p>
+      <w:pPr>
+        <w:rPr>
+          <w:rFonts w:hint="eastAsia"/>
+        </w:rPr>
+      </w:pPr>
+      <w:r>
+        <w:rPr>
+          <w:rFonts w:hint="eastAsia"/>
+        </w:rPr>
+        <w:t>3.2T：薄膜铌酸锂（TFLN）或先进硅光异质集成，实验室到量产至少3-5年，目前仅中际旭创、Coherent等有原型</w:t>
+      </w:r>
+    </w:p>
+    <w:p>
+      <w:pPr>
+        <w:rPr>
+          <w:rFonts w:hint="eastAsia"/>
+        </w:rPr>
+      </w:pPr>
+      <w:r>
+        <w:rPr>
+          <w:rFonts w:hint="eastAsia"/>
+        </w:rPr>
+        <w:t>封装形式：可插拔→NPO→CPO，每一次封装变革都需要与交换机厂商（英伟达、思科）联合定义，生态位一旦确定难以撼动</w:t>
+      </w:r>
+    </w:p>
+    <w:p>
+      <w:r>
+        <w:rPr>
+          <w:rFonts w:hint="eastAsia"/>
+        </w:rPr>
+        <w:t>回扣投资逻辑：技术门槛越高，头部集中度越高，毛利率越稳定</w:t>
+      </w:r>
+    </w:p>
+    <w:p/>
+    <w:p>
+      <w:pPr>
+        <w:rPr>
+          <w:rFonts w:hint="eastAsia"/>
+        </w:rPr>
+      </w:pPr>
+      <w:r>
+        <w:rPr>
+          <w:rFonts w:hint="eastAsia"/>
+        </w:rPr>
+        <w:t>第二层：技术路线选择是一次性赌局</w:t>
+      </w:r>
+    </w:p>
+    <w:p>
+      <w:pPr>
+        <w:rPr>
+          <w:rFonts w:hint="eastAsia"/>
+        </w:rPr>
+      </w:pPr>
+      <w:r>
+        <w:rPr>
+          <w:rFonts w:hint="eastAsia"/>
+        </w:rPr>
+        <w:t>800G到1.6T不是"做得更好"，是路线重新选择：</w:t>
+      </w:r>
+    </w:p>
+    <w:p>
+      <w:pPr>
+        <w:rPr>
+          <w:rFonts w:hint="eastAsia"/>
+        </w:rPr>
+      </w:pPr>
+      <w:r>
+        <w:rPr>
+          <w:rFonts w:hint="eastAsia"/>
+        </w:rPr>
+        <w:t>表格</w:t>
+      </w:r>
+    </w:p>
+    <w:p>
+      <w:pPr>
+        <w:rPr>
+          <w:rFonts w:hint="eastAsia"/>
+        </w:rPr>
+      </w:pPr>
+      <w:r>
+        <w:rPr>
+          <w:rFonts w:hint="eastAsia"/>
+        </w:rPr>
+        <w:t>技术选择</w:t>
+      </w:r>
+      <w:r>
+        <w:rPr>
+          <w:rFonts w:hint="eastAsia"/>
+        </w:rPr>
+        <w:tab/>
+        <w:t>结果</w:t>
+      </w:r>
+    </w:p>
+    <w:p>
+      <w:pPr>
+        <w:rPr>
+          <w:rFonts w:hint="eastAsia"/>
+        </w:rPr>
+      </w:pPr>
+      <w:r>
+        <w:rPr>
+          <w:rFonts w:hint="eastAsia"/>
+        </w:rPr>
+        <w:t>继续EML</w:t>
+      </w:r>
+      <w:r>
+        <w:rPr>
+          <w:rFonts w:hint="eastAsia"/>
+        </w:rPr>
+        <w:tab/>
+        <w:t>功耗超标，进不了英伟达认证名单</w:t>
+      </w:r>
+    </w:p>
+    <w:p>
+      <w:pPr>
+        <w:rPr>
+          <w:rFonts w:hint="eastAsia"/>
+        </w:rPr>
+      </w:pPr>
+      <w:r>
+        <w:rPr>
+          <w:rFonts w:hint="eastAsia"/>
+        </w:rPr>
+        <w:t>硅光方案</w:t>
+      </w:r>
+      <w:r>
+        <w:rPr>
+          <w:rFonts w:hint="eastAsia"/>
+        </w:rPr>
+        <w:tab/>
+        <w:t>需要CMOS平台+封装know-how，5-8家能跑通</w:t>
+      </w:r>
+    </w:p>
+    <w:p>
+      <w:pPr>
+        <w:rPr>
+          <w:rFonts w:hint="eastAsia"/>
+        </w:rPr>
+      </w:pPr>
+      <w:r>
+        <w:rPr>
+          <w:rFonts w:hint="eastAsia"/>
+        </w:rPr>
+        <w:t>薄膜铌酸锂</w:t>
+      </w:r>
+      <w:r>
+        <w:rPr>
+          <w:rFonts w:hint="eastAsia"/>
+        </w:rPr>
+        <w:tab/>
+        <w:t>实验室阶段，3-5年内无法量产</w:t>
+      </w:r>
+    </w:p>
+    <w:p>
+      <w:pPr>
+        <w:rPr>
+          <w:rFonts w:hint="eastAsia"/>
+        </w:rPr>
+      </w:pPr>
+      <w:r>
+        <w:rPr>
+          <w:rFonts w:hint="eastAsia"/>
+        </w:rPr>
+        <w:t>2024年选错路线的厂商，2025年已经出局。2025-2026年选错封装形式（可插拔vs NPO vs CPO）的厂商，2027年将失去英伟达下一代平台（Rubin Ultra/Feynman）的认证资格。</w:t>
+      </w:r>
+    </w:p>
+    <w:p>
+      <w:r>
+        <w:rPr>
+          <w:rFonts w:hint="eastAsia"/>
+        </w:rPr>
+        <w:t>关键洞察：技术代际跃迁是一次性筛选，没有中途修正机会。头部厂商的领先优势不是"跑得快"，是"赌对了且赌得早"，这种优势有路径依赖性，后来者无法通过"加班追</w:t>
+      </w:r>
+      <w:r>
+        <w:rPr>
+          <w:rFonts w:hint="eastAsia"/>
+        </w:rPr>
+        <w:lastRenderedPageBreak/>
+        <w:t>赶"弥补。</w:t>
+      </w:r>
+    </w:p>
+    <w:p>
+      <w:pPr>
+        <w:rPr>
+          <w:rFonts w:hint="eastAsia"/>
+        </w:rPr>
+      </w:pPr>
+    </w:p>
+    <w:p>
+      <w:pPr>
+        <w:rPr>
+          <w:rFonts w:hint="eastAsia"/>
+        </w:rPr>
+      </w:pPr>
+      <w:r>
+        <w:rPr>
+          <w:rFonts w:hint="eastAsia"/>
+        </w:rPr>
+        <w:t>3. 客户认证与供应链锁定</w:t>
+      </w:r>
+    </w:p>
+    <w:p>
+      <w:pPr>
+        <w:rPr>
+          <w:rFonts w:hint="eastAsia"/>
+        </w:rPr>
+      </w:pPr>
+      <w:r>
+        <w:rPr>
+          <w:rFonts w:hint="eastAsia"/>
+        </w:rPr>
+        <w:t>核心逻辑：光模块是"嵌入客户系统"的部件，认证周期长，替换成本高，形成天然壁垒</w:t>
+      </w:r>
+    </w:p>
+    <w:p>
+      <w:pPr>
+        <w:rPr>
+          <w:rFonts w:hint="eastAsia"/>
+        </w:rPr>
+      </w:pPr>
+      <w:r>
+        <w:rPr>
+          <w:rFonts w:hint="eastAsia"/>
+        </w:rPr>
+        <w:t>展开要点：</w:t>
+      </w:r>
+    </w:p>
+    <w:p>
+      <w:pPr>
+        <w:rPr>
+          <w:rFonts w:hint="eastAsia"/>
+        </w:rPr>
+      </w:pPr>
+      <w:r>
+        <w:rPr>
+          <w:rFonts w:hint="eastAsia"/>
+        </w:rPr>
+        <w:t>英伟达认证：从送样到量产至少6-12个月，需通过兼容性、可靠性、长期稳定性测试，一旦进入供应链，2-3年内地位稳固</w:t>
+      </w:r>
+    </w:p>
+    <w:p>
+      <w:pPr>
+        <w:rPr>
+          <w:rFonts w:hint="eastAsia"/>
+        </w:rPr>
+      </w:pPr>
+      <w:r>
+        <w:rPr>
+          <w:rFonts w:hint="eastAsia"/>
+        </w:rPr>
+        <w:t>云厂商直采：谷歌、Meta、微软有自研光模块计划（如谷歌的Palomar OCS配套），但高端模块仍外采，直采名单比英伟达更封闭</w:t>
+      </w:r>
+    </w:p>
+    <w:p>
+      <w:pPr>
+        <w:rPr>
+          <w:rFonts w:hint="eastAsia"/>
+        </w:rPr>
+      </w:pPr>
+      <w:r>
+        <w:rPr>
+          <w:rFonts w:hint="eastAsia"/>
+        </w:rPr>
+        <w:t>供应链安全：地缘政治下，国内云厂商（阿里、字节、腾讯）加速导入国产模块，但高端（1.6T+）仍依赖进口，形成"国产替代"的结构性机会</w:t>
+      </w:r>
+    </w:p>
+    <w:p>
+      <w:r>
+        <w:rPr>
+          <w:rFonts w:hint="eastAsia"/>
+        </w:rPr>
+        <w:t>关键概念：不是"谁技术好谁上"，是"谁先认证通过谁吃份额"</w:t>
+      </w:r>
+    </w:p>
+    <w:p/>
+    <w:p>
+      <w:pPr>
+        <w:rPr>
+          <w:rFonts w:hint="eastAsia"/>
+        </w:rPr>
+      </w:pPr>
+      <w:r>
+        <w:rPr>
+          <w:rFonts w:hint="eastAsia"/>
+        </w:rPr>
+        <w:t>第三层：客户认证是隐形契约</w:t>
+      </w:r>
+    </w:p>
+    <w:p>
+      <w:pPr>
+        <w:rPr>
+          <w:rFonts w:hint="eastAsia"/>
+        </w:rPr>
+      </w:pPr>
+      <w:r>
+        <w:rPr>
+          <w:rFonts w:hint="eastAsia"/>
+        </w:rPr>
+        <w:t>光模块不是标准品，是嵌入客户系统设计的定制部件。英伟达DGX GB200的背板布局、散热设计、信号完整性要求，都是和模块厂商联合定义的。这意味着：</w:t>
+      </w:r>
+    </w:p>
+    <w:p>
+      <w:pPr>
+        <w:rPr>
+          <w:rFonts w:hint="eastAsia"/>
+        </w:rPr>
+      </w:pPr>
+      <w:r>
+        <w:rPr>
+          <w:rFonts w:hint="eastAsia"/>
+        </w:rPr>
+        <w:t>认证通过 = 双方投入了大量沉没成本（联合测试、产线改造、文档体系）</w:t>
+      </w:r>
+    </w:p>
+    <w:p>
+      <w:pPr>
+        <w:rPr>
+          <w:rFonts w:hint="eastAsia"/>
+        </w:rPr>
+      </w:pPr>
+      <w:r>
+        <w:rPr>
+          <w:rFonts w:hint="eastAsia"/>
+        </w:rPr>
+        <w:t>替换供应商 = 重新走一遍6-12个月认证 + 承担兼容性风险</w:t>
+      </w:r>
+    </w:p>
+    <w:p>
+      <w:pPr>
+        <w:rPr>
+          <w:rFonts w:hint="eastAsia"/>
+        </w:rPr>
+      </w:pPr>
+      <w:r>
+        <w:rPr>
+          <w:rFonts w:hint="eastAsia"/>
+        </w:rPr>
+        <w:t>结果：认证名单是"半锁定"状态，除非原供应商出现质量事故或产能崩溃，否则不会轻易换</w:t>
+      </w:r>
+    </w:p>
+    <w:p>
+      <w:pPr>
+        <w:rPr>
+          <w:rFonts w:hint="eastAsia"/>
+        </w:rPr>
+      </w:pPr>
+      <w:r>
+        <w:rPr>
+          <w:rFonts w:hint="eastAsia"/>
+        </w:rPr>
+        <w:t>关键洞察：供给端的竞争不是"自由市场竞争"，是寡头垄断下的准入博弈。头部厂商的份额稳定性远高于表面看起来。</w:t>
+      </w:r>
+    </w:p>
+    <w:p/>
+    <w:p>
+      <w:pPr>
+        <w:rPr>
+          <w:rFonts w:hint="eastAsia"/>
+        </w:rPr>
+      </w:pPr>
     </w:p>
     <w:p>
       <w:pPr>
         <w:pStyle w:val="3"/>
+      </w:pPr>
+      <w:r>
         <w:rPr>
           <w:rFonts w:hint="eastAsia"/>
         </w:rPr>
-      </w:pPr>
-      <w:r>
+        <w:t>3.2.4 技术路线</w:t>
+      </w:r>
+    </w:p>
+    <w:p>
+      <w:pPr>
+        <w:rPr>
+          <w:b/>
+          <w:bCs/>
+        </w:rPr>
+      </w:pPr>
+      <w:r>
+        <w:rPr>
+          <w:b/>
+          <w:bCs/>
+        </w:rPr>
+        <w:t>一、先立定位：为什么推理时代光模块更关键？</w:t>
+      </w:r>
+    </w:p>
+    <w:p>
+      <w:r>
+        <w:t>训练集群是"紧耦合"——几千张卡在一个胖树（Fat-Tree）里同步做All-Reduce，流量规律、可预测。</w:t>
+      </w:r>
+    </w:p>
+    <w:p>
+      <w:r>
+        <w:lastRenderedPageBreak/>
+        <w:t>推理集群是"高并发离散访问"——数万张卡各自响应随机到达的请求，机间通信频次更高、拓扑更分散。这意味着：</w:t>
+      </w:r>
+    </w:p>
+    <w:p>
+      <w:pPr>
+        <w:numPr>
+          <w:ilvl w:val="0"/>
+          <w:numId w:val="21"/>
+        </w:numPr>
+      </w:pPr>
+      <w:r>
+        <w:rPr>
+          <w:b/>
+          <w:bCs/>
+        </w:rPr>
+        <w:t>端口密度要求更高</w:t>
+      </w:r>
+      <w:r>
+        <w:t>：单节点需要更多光口来并行处理请求</w:t>
+      </w:r>
+    </w:p>
+    <w:p>
+      <w:pPr>
+        <w:numPr>
+          <w:ilvl w:val="0"/>
+          <w:numId w:val="21"/>
+        </w:numPr>
+      </w:pPr>
+      <w:r>
+        <w:rPr>
+          <w:b/>
+          <w:bCs/>
+        </w:rPr>
+        <w:t>延迟敏感度分化</w:t>
+      </w:r>
+      <w:r>
+        <w:t>：实时Agent/语音推理要求微秒级，批处理推理可放宽</w:t>
+      </w:r>
+    </w:p>
+    <w:p>
+      <w:pPr>
+        <w:numPr>
+          <w:ilvl w:val="0"/>
+          <w:numId w:val="21"/>
+        </w:numPr>
+      </w:pPr>
+      <w:r>
+        <w:rPr>
+          <w:b/>
+          <w:bCs/>
+        </w:rPr>
+        <w:t>总带宽需求更大</w:t>
+      </w:r>
+      <w:r>
+        <w:t>：推理集群节点数通常多于训练集群，总光模块出货量高于训练同算力规模</w:t>
+      </w:r>
+    </w:p>
+    <w:p>
+      <w:r>
+        <w:rPr>
+          <w:b/>
+          <w:bCs/>
+        </w:rPr>
+        <w:t>一句话</w:t>
+      </w:r>
+      <w:r>
+        <w:t>：训练是"深"，推理是"广"。广，意味着更多的光连接。</w:t>
+      </w:r>
+    </w:p>
+    <w:p>
+      <w:r>
+        <w:pict w14:anchorId="7F30772B">
+          <v:rect id="_x0000_i1037" style="width:0;height:1.5pt" o:hralign="center" o:hrstd="t" o:hr="t" fillcolor="#a0a0a0" stroked="f"/>
+        </w:pict>
+      </w:r>
+    </w:p>
+    <w:p>
+      <w:pPr>
+        <w:rPr>
+          <w:b/>
+          <w:bCs/>
+        </w:rPr>
+      </w:pPr>
+      <w:r>
+        <w:rPr>
+          <w:b/>
+          <w:bCs/>
+        </w:rPr>
+        <w:t>二、按距离分层：三条技术路线并行</w:t>
+      </w:r>
+    </w:p>
+    <w:p>
+      <w:r>
+        <w:t>光模块的投资逻辑必须分距离讨论，因为技术路线完全不同。</w:t>
+      </w:r>
+    </w:p>
+    <w:p>
+      <w:pPr>
+        <w:rPr>
+          <w:b/>
+          <w:bCs/>
+        </w:rPr>
+      </w:pPr>
+      <w:r>
+        <w:rPr>
+          <w:b/>
+          <w:bCs/>
+        </w:rPr>
+        <w:t>1. 短距（&lt;100m）：AI集群内部，当前主战场</w:t>
+      </w:r>
+    </w:p>
+    <w:p>
+      <w:r>
+        <w:rPr>
+          <w:b/>
+          <w:bCs/>
+        </w:rPr>
+        <w:t>场景</w:t>
+      </w:r>
+      <w:r>
+        <w:t>：服务器与交换机之间、交换机与交换机之间（Leaf-Spine架构）</w:t>
+      </w:r>
+    </w:p>
+    <w:p>
+      <w:r>
+        <w:rPr>
+          <w:b/>
+          <w:bCs/>
+        </w:rPr>
+        <w:t>技术路线演进</w:t>
+      </w:r>
+      <w:r>
+        <w:t>：</w:t>
+      </w:r>
+    </w:p>
+    <w:p>
+      <w:r>
+        <w:rPr>
+          <w:b/>
+          <w:bCs/>
+        </w:rPr>
+        <w:t>表格</w:t>
+      </w:r>
+    </w:p>
+    <w:tbl>
+      <w:tblPr>
+        <w:tblW w:w="0" w:type="auto"/>
+        <w:tblCellMar>
+          <w:left w:w="0" w:type="dxa"/>
+          <w:right w:w="0" w:type="dxa"/>
+        </w:tblCellMar>
+        <w:tblLook w:val="04A0" w:firstRow="1" w:lastRow="0" w:firstColumn="1" w:lastColumn="0" w:noHBand="0" w:noVBand="1"/>
+      </w:tblPr>
+      <w:tblGrid>
+        <w:gridCol w:w="715"/>
+        <w:gridCol w:w="2859"/>
+        <w:gridCol w:w="1274"/>
+        <w:gridCol w:w="780"/>
+        <w:gridCol w:w="2678"/>
+      </w:tblGrid>
+      <w:tr>
+        <w:trPr>
+          <w:tblHeader/>
+        </w:trPr>
+        <w:tc>
+          <w:tcPr>
+            <w:tcW w:w="0" w:type="auto"/>
+            <w:tcBorders>
+              <w:top w:val="single" w:sz="6" w:space="0" w:color="auto"/>
+              <w:left w:val="nil"/>
+              <w:bottom w:val="nil"/>
+              <w:right w:val="nil"/>
+            </w:tcBorders>
+            <w:tcMar>
+              <w:top w:w="150" w:type="dxa"/>
+              <w:left w:w="150" w:type="dxa"/>
+              <w:bottom w:w="150" w:type="dxa"/>
+              <w:right w:w="150" w:type="dxa"/>
+            </w:tcMar>
+            <w:hideMark/>
+          </w:tcPr>
+          <w:p>
+            <w:pPr>
+              <w:rPr>
+                <w:b/>
+                <w:bCs/>
+              </w:rPr>
+            </w:pPr>
+            <w:r>
+              <w:rPr>
+                <w:b/>
+                <w:bCs/>
+              </w:rPr>
+              <w:t>阶段</w:t>
+            </w:r>
+          </w:p>
+        </w:tc>
+        <w:tc>
+          <w:tcPr>
+            <w:tcW w:w="0" w:type="auto"/>
+            <w:tcBorders>
+              <w:top w:val="single" w:sz="6" w:space="0" w:color="auto"/>
+              <w:left w:val="single" w:sz="6" w:space="0" w:color="auto"/>
+              <w:bottom w:val="nil"/>
+              <w:right w:val="nil"/>
+            </w:tcBorders>
+            <w:tcMar>
+              <w:top w:w="150" w:type="dxa"/>
+              <w:left w:w="150" w:type="dxa"/>
+              <w:bottom w:w="150" w:type="dxa"/>
+              <w:right w:w="150" w:type="dxa"/>
+            </w:tcMar>
+            <w:hideMark/>
+          </w:tcPr>
+          <w:p>
+            <w:pPr>
+              <w:rPr>
+                <w:b/>
+                <w:bCs/>
+              </w:rPr>
+            </w:pPr>
+            <w:r>
+              <w:rPr>
+                <w:b/>
+                <w:bCs/>
+              </w:rPr>
+              <w:t>方案</w:t>
+            </w:r>
+          </w:p>
+        </w:tc>
+        <w:tc>
+          <w:tcPr>
+            <w:tcW w:w="0" w:type="auto"/>
+            <w:tcBorders>
+              <w:top w:val="single" w:sz="6" w:space="0" w:color="auto"/>
+              <w:left w:val="single" w:sz="6" w:space="0" w:color="auto"/>
+              <w:bottom w:val="nil"/>
+              <w:right w:val="nil"/>
+            </w:tcBorders>
+            <w:tcMar>
+              <w:top w:w="150" w:type="dxa"/>
+              <w:left w:w="150" w:type="dxa"/>
+              <w:bottom w:w="150" w:type="dxa"/>
+              <w:right w:w="150" w:type="dxa"/>
+            </w:tcMar>
+            <w:hideMark/>
+          </w:tcPr>
+          <w:p>
+            <w:pPr>
+              <w:rPr>
+                <w:b/>
+                <w:bCs/>
+              </w:rPr>
+            </w:pPr>
+            <w:r>
+              <w:rPr>
+                <w:b/>
+                <w:bCs/>
+              </w:rPr>
+              <w:t>速率</w:t>
+            </w:r>
+          </w:p>
+        </w:tc>
+        <w:tc>
+          <w:tcPr>
+            <w:tcW w:w="0" w:type="auto"/>
+            <w:tcBorders>
+              <w:top w:val="single" w:sz="6" w:space="0" w:color="auto"/>
+              <w:left w:val="single" w:sz="6" w:space="0" w:color="auto"/>
+              <w:bottom w:val="nil"/>
+              <w:right w:val="nil"/>
+            </w:tcBorders>
+            <w:tcMar>
+              <w:top w:w="150" w:type="dxa"/>
+              <w:left w:w="150" w:type="dxa"/>
+              <w:bottom w:w="150" w:type="dxa"/>
+              <w:right w:w="150" w:type="dxa"/>
+            </w:tcMar>
+            <w:hideMark/>
+          </w:tcPr>
+          <w:p>
+            <w:pPr>
+              <w:rPr>
+                <w:b/>
+                <w:bCs/>
+              </w:rPr>
+            </w:pPr>
+            <w:r>
+              <w:rPr>
+                <w:b/>
+                <w:bCs/>
+              </w:rPr>
+              <w:t>现状</w:t>
+            </w:r>
+          </w:p>
+        </w:tc>
+        <w:tc>
+          <w:tcPr>
+            <w:tcW w:w="0" w:type="auto"/>
+            <w:tcBorders>
+              <w:top w:val="single" w:sz="6" w:space="0" w:color="auto"/>
+              <w:left w:val="single" w:sz="6" w:space="0" w:color="auto"/>
+              <w:bottom w:val="nil"/>
+              <w:right w:val="nil"/>
+            </w:tcBorders>
+            <w:tcMar>
+              <w:top w:w="150" w:type="dxa"/>
+              <w:left w:w="150" w:type="dxa"/>
+              <w:bottom w:w="150" w:type="dxa"/>
+              <w:right w:w="150" w:type="dxa"/>
+            </w:tcMar>
+            <w:hideMark/>
+          </w:tcPr>
+          <w:p>
+            <w:pPr>
+              <w:rPr>
+                <w:b/>
+                <w:bCs/>
+              </w:rPr>
+            </w:pPr>
+            <w:r>
+              <w:rPr>
+                <w:b/>
+                <w:bCs/>
+              </w:rPr>
+              <w:t>核心矛盾</w:t>
+            </w:r>
+          </w:p>
+        </w:tc>
+      </w:tr>
+      <w:tr>
+        <w:tc>
+          <w:tcPr>
+            <w:tcW w:w="0" w:type="auto"/>
+            <w:tcBorders>
+              <w:top w:val="single" w:sz="6" w:space="0" w:color="auto"/>
+              <w:left w:val="nil"/>
+              <w:bottom w:val="nil"/>
+              <w:right w:val="nil"/>
+            </w:tcBorders>
+            <w:tcMar>
+              <w:top w:w="150" w:type="dxa"/>
+              <w:left w:w="150" w:type="dxa"/>
+              <w:bottom w:w="150" w:type="dxa"/>
+              <w:right w:w="150" w:type="dxa"/>
+            </w:tcMar>
+            <w:hideMark/>
+          </w:tcPr>
+          <w:p>
+            <w:r>
+              <w:rPr>
+                <w:b/>
+                <w:bCs/>
+              </w:rPr>
+              <w:t>当前主流</w:t>
+            </w:r>
+          </w:p>
+        </w:tc>
+        <w:tc>
+          <w:tcPr>
+            <w:tcW w:w="0" w:type="auto"/>
+            <w:tcBorders>
+              <w:top w:val="single" w:sz="6" w:space="0" w:color="auto"/>
+              <w:left w:val="single" w:sz="6" w:space="0" w:color="auto"/>
+              <w:bottom w:val="nil"/>
+              <w:right w:val="nil"/>
+            </w:tcBorders>
+            <w:tcMar>
+              <w:top w:w="150" w:type="dxa"/>
+              <w:left w:w="150" w:type="dxa"/>
+              <w:bottom w:w="150" w:type="dxa"/>
+              <w:right w:w="150" w:type="dxa"/>
+            </w:tcMar>
+            <w:hideMark/>
+          </w:tcPr>
+          <w:p>
+            <w:r>
+              <w:t>可插拔光模块（DSP+EML/VCSEL）</w:t>
+            </w:r>
+          </w:p>
+        </w:tc>
+        <w:tc>
+          <w:tcPr>
+            <w:tcW w:w="0" w:type="auto"/>
+            <w:tcBorders>
+              <w:top w:val="single" w:sz="6" w:space="0" w:color="auto"/>
+              <w:left w:val="single" w:sz="6" w:space="0" w:color="auto"/>
+              <w:bottom w:val="nil"/>
+              <w:right w:val="nil"/>
+            </w:tcBorders>
+            <w:tcMar>
+              <w:top w:w="150" w:type="dxa"/>
+              <w:left w:w="150" w:type="dxa"/>
+              <w:bottom w:w="150" w:type="dxa"/>
+              <w:right w:w="150" w:type="dxa"/>
+            </w:tcMar>
+            <w:hideMark/>
+          </w:tcPr>
+          <w:p>
+            <w:r>
+              <w:t>800G</w:t>
+            </w:r>
+          </w:p>
+        </w:tc>
+        <w:tc>
+          <w:tcPr>
+            <w:tcW w:w="0" w:type="auto"/>
+            <w:tcBorders>
+              <w:top w:val="single" w:sz="6" w:space="0" w:color="auto"/>
+              <w:left w:val="single" w:sz="6" w:space="0" w:color="auto"/>
+              <w:bottom w:val="nil"/>
+              <w:right w:val="nil"/>
+            </w:tcBorders>
+            <w:tcMar>
+              <w:top w:w="150" w:type="dxa"/>
+              <w:left w:w="150" w:type="dxa"/>
+              <w:bottom w:w="150" w:type="dxa"/>
+              <w:right w:w="150" w:type="dxa"/>
+            </w:tcMar>
+            <w:hideMark/>
+          </w:tcPr>
+          <w:p>
+            <w:r>
+              <w:t>大规模出货</w:t>
+            </w:r>
+          </w:p>
+        </w:tc>
+        <w:tc>
+          <w:tcPr>
+            <w:tcW w:w="0" w:type="auto"/>
+            <w:tcBorders>
+              <w:top w:val="single" w:sz="6" w:space="0" w:color="auto"/>
+              <w:left w:val="single" w:sz="6" w:space="0" w:color="auto"/>
+              <w:bottom w:val="nil"/>
+              <w:right w:val="nil"/>
+            </w:tcBorders>
+            <w:tcMar>
+              <w:top w:w="150" w:type="dxa"/>
+              <w:left w:w="150" w:type="dxa"/>
+              <w:bottom w:w="150" w:type="dxa"/>
+              <w:right w:w="150" w:type="dxa"/>
+            </w:tcMar>
+            <w:hideMark/>
+          </w:tcPr>
+          <w:p>
+            <w:r>
+              <w:t>功耗高（15-20W）、延迟大</w:t>
+            </w:r>
+          </w:p>
+        </w:tc>
+      </w:tr>
+      <w:tr>
+        <w:tc>
+          <w:tcPr>
+            <w:tcW w:w="0" w:type="auto"/>
+            <w:tcBorders>
+              <w:top w:val="single" w:sz="6" w:space="0" w:color="auto"/>
+              <w:left w:val="nil"/>
+              <w:bottom w:val="nil"/>
+              <w:right w:val="nil"/>
+            </w:tcBorders>
+            <w:tcMar>
+              <w:top w:w="150" w:type="dxa"/>
+              <w:left w:w="150" w:type="dxa"/>
+              <w:bottom w:w="150" w:type="dxa"/>
+              <w:right w:w="150" w:type="dxa"/>
+            </w:tcMar>
+            <w:hideMark/>
+          </w:tcPr>
+          <w:p>
+            <w:r>
+              <w:rPr>
+                <w:b/>
+                <w:bCs/>
+              </w:rPr>
+              <w:t>过渡方案</w:t>
+            </w:r>
+          </w:p>
+        </w:tc>
+        <w:tc>
+          <w:tcPr>
+            <w:tcW w:w="0" w:type="auto"/>
+            <w:tcBorders>
+              <w:top w:val="single" w:sz="6" w:space="0" w:color="auto"/>
+              <w:left w:val="single" w:sz="6" w:space="0" w:color="auto"/>
+              <w:bottom w:val="nil"/>
+              <w:right w:val="nil"/>
+            </w:tcBorders>
+            <w:tcMar>
+              <w:top w:w="150" w:type="dxa"/>
+              <w:left w:w="150" w:type="dxa"/>
+              <w:bottom w:w="150" w:type="dxa"/>
+              <w:right w:w="150" w:type="dxa"/>
+            </w:tcMar>
+            <w:hideMark/>
+          </w:tcPr>
+          <w:p>
+            <w:r>
+              <w:t>LPO（Linear Pluggable Optics）</w:t>
+            </w:r>
+          </w:p>
+        </w:tc>
+        <w:tc>
+          <w:tcPr>
+            <w:tcW w:w="0" w:type="auto"/>
+            <w:tcBorders>
+              <w:top w:val="single" w:sz="6" w:space="0" w:color="auto"/>
+              <w:left w:val="single" w:sz="6" w:space="0" w:color="auto"/>
+              <w:bottom w:val="nil"/>
+              <w:right w:val="nil"/>
+            </w:tcBorders>
+            <w:tcMar>
+              <w:top w:w="150" w:type="dxa"/>
+              <w:left w:w="150" w:type="dxa"/>
+              <w:bottom w:w="150" w:type="dxa"/>
+              <w:right w:w="150" w:type="dxa"/>
+            </w:tcMar>
+            <w:hideMark/>
+          </w:tcPr>
+          <w:p>
+            <w:r>
+              <w:t>800G/1.6T</w:t>
+            </w:r>
+          </w:p>
+        </w:tc>
+        <w:tc>
+          <w:tcPr>
+            <w:tcW w:w="0" w:type="auto"/>
+            <w:tcBorders>
+              <w:top w:val="single" w:sz="6" w:space="0" w:color="auto"/>
+              <w:left w:val="single" w:sz="6" w:space="0" w:color="auto"/>
+              <w:bottom w:val="nil"/>
+              <w:right w:val="nil"/>
+            </w:tcBorders>
+            <w:tcMar>
+              <w:top w:w="150" w:type="dxa"/>
+              <w:left w:w="150" w:type="dxa"/>
+              <w:bottom w:w="150" w:type="dxa"/>
+              <w:right w:w="150" w:type="dxa"/>
+            </w:tcMar>
+            <w:hideMark/>
+          </w:tcPr>
+          <w:p>
+            <w:r>
+              <w:t>小批量试产</w:t>
+            </w:r>
+          </w:p>
+        </w:tc>
+        <w:tc>
+          <w:tcPr>
+            <w:tcW w:w="0" w:type="auto"/>
+            <w:tcBorders>
+              <w:top w:val="single" w:sz="6" w:space="0" w:color="auto"/>
+              <w:left w:val="single" w:sz="6" w:space="0" w:color="auto"/>
+              <w:bottom w:val="nil"/>
+              <w:right w:val="nil"/>
+            </w:tcBorders>
+            <w:tcMar>
+              <w:top w:w="150" w:type="dxa"/>
+              <w:left w:w="150" w:type="dxa"/>
+              <w:bottom w:w="150" w:type="dxa"/>
+              <w:right w:w="150" w:type="dxa"/>
+            </w:tcMar>
+            <w:hideMark/>
+          </w:tcPr>
+          <w:p>
+            <w:r>
+              <w:t>去DSP降功耗，但传输距离短、互通性差</w:t>
+            </w:r>
+          </w:p>
+        </w:tc>
+      </w:tr>
+      <w:tr>
+        <w:tc>
+          <w:tcPr>
+            <w:tcW w:w="0" w:type="auto"/>
+            <w:tcBorders>
+              <w:top w:val="single" w:sz="6" w:space="0" w:color="auto"/>
+              <w:left w:val="nil"/>
+              <w:bottom w:val="nil"/>
+              <w:right w:val="nil"/>
+            </w:tcBorders>
+            <w:tcMar>
+              <w:top w:w="150" w:type="dxa"/>
+              <w:left w:w="150" w:type="dxa"/>
+              <w:bottom w:w="150" w:type="dxa"/>
+              <w:right w:w="150" w:type="dxa"/>
+            </w:tcMar>
+            <w:hideMark/>
+          </w:tcPr>
+          <w:p>
+            <w:r>
+              <w:rPr>
+                <w:b/>
+                <w:bCs/>
+              </w:rPr>
+              <w:t>近中期</w:t>
+            </w:r>
+          </w:p>
+        </w:tc>
+        <w:tc>
+          <w:tcPr>
+            <w:tcW w:w="0" w:type="auto"/>
+            <w:tcBorders>
+              <w:top w:val="single" w:sz="6" w:space="0" w:color="auto"/>
+              <w:left w:val="single" w:sz="6" w:space="0" w:color="auto"/>
+              <w:bottom w:val="nil"/>
+              <w:right w:val="nil"/>
+            </w:tcBorders>
+            <w:tcMar>
+              <w:top w:w="150" w:type="dxa"/>
+              <w:left w:w="150" w:type="dxa"/>
+              <w:bottom w:w="150" w:type="dxa"/>
+              <w:right w:w="150" w:type="dxa"/>
+            </w:tcMar>
+            <w:hideMark/>
+          </w:tcPr>
+          <w:p>
+            <w:r>
+              <w:t>NPO/CPO（Near/Co-Package Optics）</w:t>
+            </w:r>
+          </w:p>
+        </w:tc>
+        <w:tc>
+          <w:tcPr>
+            <w:tcW w:w="0" w:type="auto"/>
+            <w:tcBorders>
+              <w:top w:val="single" w:sz="6" w:space="0" w:color="auto"/>
+              <w:left w:val="single" w:sz="6" w:space="0" w:color="auto"/>
+              <w:bottom w:val="nil"/>
+              <w:right w:val="nil"/>
+            </w:tcBorders>
+            <w:tcMar>
+              <w:top w:w="150" w:type="dxa"/>
+              <w:left w:w="150" w:type="dxa"/>
+              <w:bottom w:w="150" w:type="dxa"/>
+              <w:right w:w="150" w:type="dxa"/>
+            </w:tcMar>
+            <w:hideMark/>
+          </w:tcPr>
+          <w:p>
+            <w:r>
+              <w:t>1.6T/3.2T</w:t>
+            </w:r>
+          </w:p>
+        </w:tc>
+        <w:tc>
+          <w:tcPr>
+            <w:tcW w:w="0" w:type="auto"/>
+            <w:tcBorders>
+              <w:top w:val="single" w:sz="6" w:space="0" w:color="auto"/>
+              <w:left w:val="single" w:sz="6" w:space="0" w:color="auto"/>
+              <w:bottom w:val="nil"/>
+              <w:right w:val="nil"/>
+            </w:tcBorders>
+            <w:tcMar>
+              <w:top w:w="150" w:type="dxa"/>
+              <w:left w:w="150" w:type="dxa"/>
+              <w:bottom w:w="150" w:type="dxa"/>
+              <w:right w:w="150" w:type="dxa"/>
+            </w:tcMar>
+            <w:hideMark/>
+          </w:tcPr>
+          <w:p>
+            <w:r>
+              <w:t>样品阶段</w:t>
+            </w:r>
+          </w:p>
+        </w:tc>
+        <w:tc>
+          <w:tcPr>
+            <w:tcW w:w="0" w:type="auto"/>
+            <w:tcBorders>
+              <w:top w:val="single" w:sz="6" w:space="0" w:color="auto"/>
+              <w:left w:val="single" w:sz="6" w:space="0" w:color="auto"/>
+              <w:bottom w:val="nil"/>
+              <w:right w:val="nil"/>
+            </w:tcBorders>
+            <w:tcMar>
+              <w:top w:w="150" w:type="dxa"/>
+              <w:left w:w="150" w:type="dxa"/>
+              <w:bottom w:w="150" w:type="dxa"/>
+              <w:right w:w="150" w:type="dxa"/>
+            </w:tcMar>
+            <w:hideMark/>
+          </w:tcPr>
+          <w:p>
+            <w:r>
+              <w:t>光引擎靠近交换机ASIC，降功耗降延迟，但维护难、热管理复杂</w:t>
+            </w:r>
+          </w:p>
+        </w:tc>
+      </w:tr>
+      <w:tr>
+        <w:tc>
+          <w:tcPr>
+            <w:tcW w:w="0" w:type="auto"/>
+            <w:tcBorders>
+              <w:top w:val="single" w:sz="6" w:space="0" w:color="auto"/>
+              <w:left w:val="nil"/>
+              <w:bottom w:val="nil"/>
+              <w:right w:val="nil"/>
+            </w:tcBorders>
+            <w:tcMar>
+              <w:top w:w="150" w:type="dxa"/>
+              <w:left w:w="150" w:type="dxa"/>
+              <w:bottom w:w="150" w:type="dxa"/>
+              <w:right w:w="150" w:type="dxa"/>
+            </w:tcMar>
+            <w:hideMark/>
+          </w:tcPr>
+          <w:p>
+            <w:r>
+              <w:rPr>
+                <w:b/>
+                <w:bCs/>
+              </w:rPr>
+              <w:lastRenderedPageBreak/>
+              <w:t>远期</w:t>
+            </w:r>
+          </w:p>
+        </w:tc>
+        <w:tc>
+          <w:tcPr>
+            <w:tcW w:w="0" w:type="auto"/>
+            <w:tcBorders>
+              <w:top w:val="single" w:sz="6" w:space="0" w:color="auto"/>
+              <w:left w:val="single" w:sz="6" w:space="0" w:color="auto"/>
+              <w:bottom w:val="nil"/>
+              <w:right w:val="nil"/>
+            </w:tcBorders>
+            <w:tcMar>
+              <w:top w:w="150" w:type="dxa"/>
+              <w:left w:w="150" w:type="dxa"/>
+              <w:bottom w:w="150" w:type="dxa"/>
+              <w:right w:w="150" w:type="dxa"/>
+            </w:tcMar>
+            <w:hideMark/>
+          </w:tcPr>
+          <w:p>
+            <w:r>
+              <w:t>XPO（eXtended Pluggable？）/OCS</w:t>
+            </w:r>
+          </w:p>
+        </w:tc>
+        <w:tc>
+          <w:tcPr>
+            <w:tcW w:w="0" w:type="auto"/>
+            <w:tcBorders>
+              <w:top w:val="single" w:sz="6" w:space="0" w:color="auto"/>
+              <w:left w:val="single" w:sz="6" w:space="0" w:color="auto"/>
+              <w:bottom w:val="nil"/>
+              <w:right w:val="nil"/>
+            </w:tcBorders>
+            <w:tcMar>
+              <w:top w:w="150" w:type="dxa"/>
+              <w:left w:w="150" w:type="dxa"/>
+              <w:bottom w:w="150" w:type="dxa"/>
+              <w:right w:w="150" w:type="dxa"/>
+            </w:tcMar>
+            <w:hideMark/>
+          </w:tcPr>
+          <w:p>
+            <w:r>
+              <w:t>3.2T+</w:t>
+            </w:r>
+          </w:p>
+        </w:tc>
+        <w:tc>
+          <w:tcPr>
+            <w:tcW w:w="0" w:type="auto"/>
+            <w:tcBorders>
+              <w:top w:val="single" w:sz="6" w:space="0" w:color="auto"/>
+              <w:left w:val="single" w:sz="6" w:space="0" w:color="auto"/>
+              <w:bottom w:val="nil"/>
+              <w:right w:val="nil"/>
+            </w:tcBorders>
+            <w:tcMar>
+              <w:top w:w="150" w:type="dxa"/>
+              <w:left w:w="150" w:type="dxa"/>
+              <w:bottom w:w="150" w:type="dxa"/>
+              <w:right w:w="150" w:type="dxa"/>
+            </w:tcMar>
+            <w:hideMark/>
+          </w:tcPr>
+          <w:p>
+            <w:r>
+              <w:t>研发/概念</w:t>
+            </w:r>
+          </w:p>
+        </w:tc>
+        <w:tc>
+          <w:tcPr>
+            <w:tcW w:w="0" w:type="auto"/>
+            <w:tcBorders>
+              <w:top w:val="single" w:sz="6" w:space="0" w:color="auto"/>
+              <w:left w:val="single" w:sz="6" w:space="0" w:color="auto"/>
+              <w:bottom w:val="nil"/>
+              <w:right w:val="nil"/>
+            </w:tcBorders>
+            <w:tcMar>
+              <w:top w:w="150" w:type="dxa"/>
+              <w:left w:w="150" w:type="dxa"/>
+              <w:bottom w:w="150" w:type="dxa"/>
+              <w:right w:w="150" w:type="dxa"/>
+            </w:tcMar>
+            <w:hideMark/>
+          </w:tcPr>
+          <w:p>
+            <w:r>
+              <w:t>全光交换，彻底摆脱电交换瓶颈</w:t>
+            </w:r>
+          </w:p>
+        </w:tc>
+      </w:tr>
+    </w:tbl>
+    <w:p>
+      <w:r>
+        <w:rPr>
+          <w:b/>
+          <w:bCs/>
+        </w:rPr>
+        <w:t>关键博弈点</w:t>
+      </w:r>
+      <w:r>
+        <w:t>：</w:t>
+      </w:r>
+    </w:p>
+    <w:p>
+      <w:pPr>
+        <w:numPr>
+          <w:ilvl w:val="0"/>
+          <w:numId w:val="22"/>
+        </w:numPr>
+      </w:pPr>
+      <w:r>
+        <w:rPr>
+          <w:b/>
+          <w:bCs/>
+        </w:rPr>
+        <w:t>铜缆 vs 光模块</w:t>
+      </w:r>
+      <w:r>
+        <w:t>：在极短距（&lt;5m，机架内），英伟达GB200 NVL72用铜缆（DAC/ACC）连接GPU到交换机，成本极低。但一旦超过5m或端口密度超过铜缆极限，光模块不可替代。</w:t>
+      </w:r>
+      <w:r>
+        <w:rPr>
+          <w:b/>
+          <w:bCs/>
+        </w:rPr>
+        <w:t>结论是：铜缆吃掉的只是光模块的"极短距边缘"，光模块主战场不变。</w:t>
+      </w:r>
+    </w:p>
+    <w:p>
+      <w:pPr>
+        <w:numPr>
+          <w:ilvl w:val="0"/>
+          <w:numId w:val="22"/>
+        </w:numPr>
+      </w:pPr>
+      <w:r>
+        <w:rPr>
+          <w:b/>
+          <w:bCs/>
+        </w:rPr>
+        <w:t>LPO的困境</w:t>
+      </w:r>
+      <w:r>
+        <w:t>：LPO去掉DSP，功耗降50%，但牺牲了数字信号补偿能力，导致多厂商互通困难、良率波动。目前看</w:t>
+      </w:r>
+      <w:r>
+        <w:rPr>
+          <w:b/>
+          <w:bCs/>
+        </w:rPr>
+        <w:t>LPO不会成为主流</w:t>
+      </w:r>
+      <w:r>
+        <w:t>，只在特定超大规模数据中心内部闭环使用。</w:t>
+      </w:r>
+    </w:p>
+    <w:p>
+      <w:pPr>
+        <w:numPr>
+          <w:ilvl w:val="0"/>
+          <w:numId w:val="22"/>
+        </w:numPr>
+      </w:pPr>
+      <w:r>
+        <w:rPr>
+          <w:b/>
+          <w:bCs/>
+        </w:rPr>
+        <w:t>CPO/NPO的确定性</w:t>
+      </w:r>
+      <w:r>
+        <w:t>：CPO（Co-Packaged Optics）把光引擎和交换机ASIC封装在一起，是1.6T时代降功耗的必选路径。博通、Marvell、思科都在推。问题是</w:t>
+      </w:r>
+      <w:r>
+        <w:rPr>
+          <w:b/>
+          <w:bCs/>
+        </w:rPr>
+        <w:t>可维护性</w:t>
+      </w:r>
+      <w:r>
+        <w:t>——光引擎坏了要连板子一起换。NPO（Near-Packaged）是折中，光引擎靠近但不共封装。</w:t>
+      </w:r>
+      <w:r>
+        <w:rPr>
+          <w:b/>
+          <w:bCs/>
+        </w:rPr>
+        <w:t>趋势判断：1.6T时代NPO先行，3.2T时代CPO成为高端标配。</w:t>
+      </w:r>
+    </w:p>
+    <w:p>
+      <w:pPr>
+        <w:rPr>
+          <w:b/>
+          <w:bCs/>
+        </w:rPr>
+      </w:pPr>
+      <w:r>
+        <w:rPr>
+          <w:b/>
+          <w:bCs/>
+        </w:rPr>
+        <w:t>2. 中距（100m-10km）：数据中心内部及园区互联</w:t>
+      </w:r>
+    </w:p>
+    <w:p>
+      <w:r>
+        <w:rPr>
+          <w:b/>
+          <w:bCs/>
+        </w:rPr>
+        <w:t>场景</w:t>
+      </w:r>
+      <w:r>
+        <w:t>：不同机房、不同楼层、存储集群与计算集群之间</w:t>
+      </w:r>
+    </w:p>
+    <w:p>
+      <w:r>
+        <w:rPr>
+          <w:b/>
+          <w:bCs/>
+        </w:rPr>
+        <w:t>技术路线</w:t>
+      </w:r>
+      <w:r>
+        <w:t>：</w:t>
+      </w:r>
+    </w:p>
+    <w:p>
+      <w:r>
+        <w:rPr>
+          <w:b/>
+          <w:bCs/>
+        </w:rPr>
+        <w:t>表格</w:t>
+      </w:r>
+    </w:p>
+    <w:tbl>
+      <w:tblPr>
+        <w:tblW w:w="0" w:type="auto"/>
+        <w:tblCellMar>
+          <w:left w:w="0" w:type="dxa"/>
+          <w:right w:w="0" w:type="dxa"/>
+        </w:tblCellMar>
+        <w:tblLook w:val="04A0" w:firstRow="1" w:lastRow="0" w:firstColumn="1" w:lastColumn="0" w:noHBand="0" w:noVBand="1"/>
+      </w:tblPr>
+      <w:tblGrid>
+        <w:gridCol w:w="1850"/>
+        <w:gridCol w:w="1591"/>
+        <w:gridCol w:w="1318"/>
+        <w:gridCol w:w="1064"/>
+        <w:gridCol w:w="2483"/>
+      </w:tblGrid>
+      <w:tr>
+        <w:trPr>
+          <w:tblHeader/>
+        </w:trPr>
+        <w:tc>
+          <w:tcPr>
+            <w:tcW w:w="0" w:type="auto"/>
+            <w:tcBorders>
+              <w:top w:val="single" w:sz="6" w:space="0" w:color="auto"/>
+              <w:left w:val="nil"/>
+              <w:bottom w:val="nil"/>
+              <w:right w:val="nil"/>
+            </w:tcBorders>
+            <w:tcMar>
+              <w:top w:w="150" w:type="dxa"/>
+              <w:left w:w="150" w:type="dxa"/>
+              <w:bottom w:w="150" w:type="dxa"/>
+              <w:right w:w="150" w:type="dxa"/>
+            </w:tcMar>
+            <w:hideMark/>
+          </w:tcPr>
+          <w:p>
+            <w:pPr>
+              <w:rPr>
+                <w:b/>
+                <w:bCs/>
+              </w:rPr>
+            </w:pPr>
+            <w:r>
+              <w:rPr>
+                <w:b/>
+                <w:bCs/>
+              </w:rPr>
+              <w:t>方案</w:t>
+            </w:r>
+          </w:p>
+        </w:tc>
+        <w:tc>
+          <w:tcPr>
+            <w:tcW w:w="0" w:type="auto"/>
+            <w:tcBorders>
+              <w:top w:val="single" w:sz="6" w:space="0" w:color="auto"/>
+              <w:left w:val="single" w:sz="6" w:space="0" w:color="auto"/>
+              <w:bottom w:val="nil"/>
+              <w:right w:val="nil"/>
+            </w:tcBorders>
+            <w:tcMar>
+              <w:top w:w="150" w:type="dxa"/>
+              <w:left w:w="150" w:type="dxa"/>
+              <w:bottom w:w="150" w:type="dxa"/>
+              <w:right w:w="150" w:type="dxa"/>
+            </w:tcMar>
+            <w:hideMark/>
+          </w:tcPr>
+          <w:p>
+            <w:pPr>
+              <w:rPr>
+                <w:b/>
+                <w:bCs/>
+              </w:rPr>
+            </w:pPr>
+            <w:r>
+              <w:rPr>
+                <w:b/>
+                <w:bCs/>
+              </w:rPr>
+              <w:t>技术基础</w:t>
+            </w:r>
+          </w:p>
+        </w:tc>
+        <w:tc>
+          <w:tcPr>
+            <w:tcW w:w="0" w:type="auto"/>
+            <w:tcBorders>
+              <w:top w:val="single" w:sz="6" w:space="0" w:color="auto"/>
+              <w:left w:val="single" w:sz="6" w:space="0" w:color="auto"/>
+              <w:bottom w:val="nil"/>
+              <w:right w:val="nil"/>
+            </w:tcBorders>
+            <w:tcMar>
+              <w:top w:w="150" w:type="dxa"/>
+              <w:left w:w="150" w:type="dxa"/>
+              <w:bottom w:w="150" w:type="dxa"/>
+              <w:right w:w="150" w:type="dxa"/>
+            </w:tcMar>
+            <w:hideMark/>
+          </w:tcPr>
+          <w:p>
+            <w:pPr>
+              <w:rPr>
+                <w:b/>
+                <w:bCs/>
+              </w:rPr>
+            </w:pPr>
+            <w:r>
+              <w:rPr>
+                <w:b/>
+                <w:bCs/>
+              </w:rPr>
+              <w:t>速率</w:t>
+            </w:r>
+          </w:p>
+        </w:tc>
+        <w:tc>
+          <w:tcPr>
+            <w:tcW w:w="0" w:type="auto"/>
+            <w:tcBorders>
+              <w:top w:val="single" w:sz="6" w:space="0" w:color="auto"/>
+              <w:left w:val="single" w:sz="6" w:space="0" w:color="auto"/>
+              <w:bottom w:val="nil"/>
+              <w:right w:val="nil"/>
+            </w:tcBorders>
+            <w:tcMar>
+              <w:top w:w="150" w:type="dxa"/>
+              <w:left w:w="150" w:type="dxa"/>
+              <w:bottom w:w="150" w:type="dxa"/>
+              <w:right w:w="150" w:type="dxa"/>
+            </w:tcMar>
+            <w:hideMark/>
+          </w:tcPr>
+          <w:p>
+            <w:pPr>
+              <w:rPr>
+                <w:b/>
+                <w:bCs/>
+              </w:rPr>
+            </w:pPr>
+            <w:r>
+              <w:rPr>
+                <w:b/>
+                <w:bCs/>
+              </w:rPr>
+              <w:t>适用距离</w:t>
+            </w:r>
+          </w:p>
+        </w:tc>
+        <w:tc>
+          <w:tcPr>
+            <w:tcW w:w="0" w:type="auto"/>
+            <w:tcBorders>
+              <w:top w:val="single" w:sz="6" w:space="0" w:color="auto"/>
+              <w:left w:val="single" w:sz="6" w:space="0" w:color="auto"/>
+              <w:bottom w:val="nil"/>
+              <w:right w:val="nil"/>
+            </w:tcBorders>
+            <w:tcMar>
+              <w:top w:w="150" w:type="dxa"/>
+              <w:left w:w="150" w:type="dxa"/>
+              <w:bottom w:w="150" w:type="dxa"/>
+              <w:right w:w="150" w:type="dxa"/>
+            </w:tcMar>
+            <w:hideMark/>
+          </w:tcPr>
+          <w:p>
+            <w:pPr>
+              <w:rPr>
+                <w:b/>
+                <w:bCs/>
+              </w:rPr>
+            </w:pPr>
+            <w:r>
+              <w:rPr>
+                <w:b/>
+                <w:bCs/>
+              </w:rPr>
+              <w:t>玩家</w:t>
+            </w:r>
+          </w:p>
+        </w:tc>
+      </w:tr>
+      <w:tr>
+        <w:tc>
+          <w:tcPr>
+            <w:tcW w:w="0" w:type="auto"/>
+            <w:tcBorders>
+              <w:top w:val="single" w:sz="6" w:space="0" w:color="auto"/>
+              <w:left w:val="nil"/>
+              <w:bottom w:val="nil"/>
+              <w:right w:val="nil"/>
+            </w:tcBorders>
+            <w:tcMar>
+              <w:top w:w="150" w:type="dxa"/>
+              <w:left w:w="150" w:type="dxa"/>
+              <w:bottom w:w="150" w:type="dxa"/>
+              <w:right w:w="150" w:type="dxa"/>
+            </w:tcMar>
+            <w:hideMark/>
+          </w:tcPr>
+          <w:p>
+            <w:r>
+              <w:rPr>
+                <w:b/>
+                <w:bCs/>
+              </w:rPr>
+              <w:t>可插拔SR/FR</w:t>
+            </w:r>
+          </w:p>
+        </w:tc>
+        <w:tc>
+          <w:tcPr>
+            <w:tcW w:w="0" w:type="auto"/>
+            <w:tcBorders>
+              <w:top w:val="single" w:sz="6" w:space="0" w:color="auto"/>
+              <w:left w:val="single" w:sz="6" w:space="0" w:color="auto"/>
+              <w:bottom w:val="nil"/>
+              <w:right w:val="nil"/>
+            </w:tcBorders>
+            <w:tcMar>
+              <w:top w:w="150" w:type="dxa"/>
+              <w:left w:w="150" w:type="dxa"/>
+              <w:bottom w:w="150" w:type="dxa"/>
+              <w:right w:w="150" w:type="dxa"/>
+            </w:tcMar>
+            <w:hideMark/>
+          </w:tcPr>
+          <w:p>
+            <w:r>
+              <w:t>EML+DSP</w:t>
+            </w:r>
+          </w:p>
+        </w:tc>
+        <w:tc>
+          <w:tcPr>
+            <w:tcW w:w="0" w:type="auto"/>
+            <w:tcBorders>
+              <w:top w:val="single" w:sz="6" w:space="0" w:color="auto"/>
+              <w:left w:val="single" w:sz="6" w:space="0" w:color="auto"/>
+              <w:bottom w:val="nil"/>
+              <w:right w:val="nil"/>
+            </w:tcBorders>
+            <w:tcMar>
+              <w:top w:w="150" w:type="dxa"/>
+              <w:left w:w="150" w:type="dxa"/>
+              <w:bottom w:w="150" w:type="dxa"/>
+              <w:right w:w="150" w:type="dxa"/>
+            </w:tcMar>
+            <w:hideMark/>
+          </w:tcPr>
+          <w:p>
+            <w:r>
+              <w:t>800G/1.6T</w:t>
+            </w:r>
+          </w:p>
+        </w:tc>
+        <w:tc>
+          <w:tcPr>
+            <w:tcW w:w="0" w:type="auto"/>
+            <w:tcBorders>
+              <w:top w:val="single" w:sz="6" w:space="0" w:color="auto"/>
+              <w:left w:val="single" w:sz="6" w:space="0" w:color="auto"/>
+              <w:bottom w:val="nil"/>
+              <w:right w:val="nil"/>
+            </w:tcBorders>
+            <w:tcMar>
+              <w:top w:w="150" w:type="dxa"/>
+              <w:left w:w="150" w:type="dxa"/>
+              <w:bottom w:w="150" w:type="dxa"/>
+              <w:right w:w="150" w:type="dxa"/>
+            </w:tcMar>
+            <w:hideMark/>
+          </w:tcPr>
+          <w:p>
+            <w:r>
+              <w:t>500m-2km</w:t>
+            </w:r>
+          </w:p>
+        </w:tc>
+        <w:tc>
+          <w:tcPr>
+            <w:tcW w:w="0" w:type="auto"/>
+            <w:tcBorders>
+              <w:top w:val="single" w:sz="6" w:space="0" w:color="auto"/>
+              <w:left w:val="single" w:sz="6" w:space="0" w:color="auto"/>
+              <w:bottom w:val="nil"/>
+              <w:right w:val="nil"/>
+            </w:tcBorders>
+            <w:tcMar>
+              <w:top w:w="150" w:type="dxa"/>
+              <w:left w:w="150" w:type="dxa"/>
+              <w:bottom w:w="150" w:type="dxa"/>
+              <w:right w:w="150" w:type="dxa"/>
+            </w:tcMar>
+            <w:hideMark/>
+          </w:tcPr>
+          <w:p>
+            <w:r>
+              <w:t>中际旭创、Coherent、光迅</w:t>
+            </w:r>
+          </w:p>
+        </w:tc>
+      </w:tr>
+      <w:tr>
+        <w:tc>
+          <w:tcPr>
+            <w:tcW w:w="0" w:type="auto"/>
+            <w:tcBorders>
+              <w:top w:val="single" w:sz="6" w:space="0" w:color="auto"/>
+              <w:left w:val="nil"/>
+              <w:bottom w:val="nil"/>
+              <w:right w:val="nil"/>
+            </w:tcBorders>
+            <w:tcMar>
+              <w:top w:w="150" w:type="dxa"/>
+              <w:left w:w="150" w:type="dxa"/>
+              <w:bottom w:w="150" w:type="dxa"/>
+              <w:right w:w="150" w:type="dxa"/>
+            </w:tcMar>
+            <w:hideMark/>
+          </w:tcPr>
+          <w:p>
+            <w:r>
+              <w:rPr>
+                <w:b/>
+                <w:bCs/>
+              </w:rPr>
+              <w:t>硅光（Silicon Photonics）</w:t>
+            </w:r>
+          </w:p>
+        </w:tc>
+        <w:tc>
+          <w:tcPr>
+            <w:tcW w:w="0" w:type="auto"/>
+            <w:tcBorders>
+              <w:top w:val="single" w:sz="6" w:space="0" w:color="auto"/>
+              <w:left w:val="single" w:sz="6" w:space="0" w:color="auto"/>
+              <w:bottom w:val="nil"/>
+              <w:right w:val="nil"/>
+            </w:tcBorders>
+            <w:tcMar>
+              <w:top w:w="150" w:type="dxa"/>
+              <w:left w:w="150" w:type="dxa"/>
+              <w:bottom w:w="150" w:type="dxa"/>
+              <w:right w:w="150" w:type="dxa"/>
+            </w:tcMar>
+            <w:hideMark/>
+          </w:tcPr>
+          <w:p>
+            <w:r>
+              <w:t>硅基集成调制器+探测器</w:t>
+            </w:r>
+          </w:p>
+        </w:tc>
+        <w:tc>
+          <w:tcPr>
+            <w:tcW w:w="0" w:type="auto"/>
+            <w:tcBorders>
+              <w:top w:val="single" w:sz="6" w:space="0" w:color="auto"/>
+              <w:left w:val="single" w:sz="6" w:space="0" w:color="auto"/>
+              <w:bottom w:val="nil"/>
+              <w:right w:val="nil"/>
+            </w:tcBorders>
+            <w:tcMar>
+              <w:top w:w="150" w:type="dxa"/>
+              <w:left w:w="150" w:type="dxa"/>
+              <w:bottom w:w="150" w:type="dxa"/>
+              <w:right w:w="150" w:type="dxa"/>
+            </w:tcMar>
+            <w:hideMark/>
+          </w:tcPr>
+          <w:p>
+            <w:r>
+              <w:t>1.6T/3.2T</w:t>
+            </w:r>
+          </w:p>
+        </w:tc>
+        <w:tc>
+          <w:tcPr>
+            <w:tcW w:w="0" w:type="auto"/>
+            <w:tcBorders>
+              <w:top w:val="single" w:sz="6" w:space="0" w:color="auto"/>
+              <w:left w:val="single" w:sz="6" w:space="0" w:color="auto"/>
+              <w:bottom w:val="nil"/>
+              <w:right w:val="nil"/>
+            </w:tcBorders>
+            <w:tcMar>
+              <w:top w:w="150" w:type="dxa"/>
+              <w:left w:w="150" w:type="dxa"/>
+              <w:bottom w:w="150" w:type="dxa"/>
+              <w:right w:w="150" w:type="dxa"/>
+            </w:tcMar>
+            <w:hideMark/>
+          </w:tcPr>
+          <w:p>
+            <w:r>
+              <w:t>2km-10km</w:t>
+            </w:r>
+          </w:p>
+        </w:tc>
+        <w:tc>
+          <w:tcPr>
+            <w:tcW w:w="0" w:type="auto"/>
+            <w:tcBorders>
+              <w:top w:val="single" w:sz="6" w:space="0" w:color="auto"/>
+              <w:left w:val="single" w:sz="6" w:space="0" w:color="auto"/>
+              <w:bottom w:val="nil"/>
+              <w:right w:val="nil"/>
+            </w:tcBorders>
+            <w:tcMar>
+              <w:top w:w="150" w:type="dxa"/>
+              <w:left w:w="150" w:type="dxa"/>
+              <w:bottom w:w="150" w:type="dxa"/>
+              <w:right w:w="150" w:type="dxa"/>
+            </w:tcMar>
+            <w:hideMark/>
+          </w:tcPr>
+          <w:p>
+            <w:r>
+              <w:t>Intel（出售中）、Broadcom、Cisco、国</w:t>
+            </w:r>
+            <w:r>
+              <w:lastRenderedPageBreak/>
+              <w:t>内源杰/长光</w:t>
+            </w:r>
+          </w:p>
+        </w:tc>
+      </w:tr>
+      <w:tr>
+        <w:tc>
+          <w:tcPr>
+            <w:tcW w:w="0" w:type="auto"/>
+            <w:tcBorders>
+              <w:top w:val="single" w:sz="6" w:space="0" w:color="auto"/>
+              <w:left w:val="nil"/>
+              <w:bottom w:val="nil"/>
+              <w:right w:val="nil"/>
+            </w:tcBorders>
+            <w:tcMar>
+              <w:top w:w="150" w:type="dxa"/>
+              <w:left w:w="150" w:type="dxa"/>
+              <w:bottom w:w="150" w:type="dxa"/>
+              <w:right w:w="150" w:type="dxa"/>
+            </w:tcMar>
+            <w:hideMark/>
+          </w:tcPr>
+          <w:p>
+            <w:r>
+              <w:rPr>
+                <w:b/>
+                <w:bCs/>
+              </w:rPr>
+              <w:lastRenderedPageBreak/>
+              <w:t>薄膜铌酸锂（TFLN）</w:t>
+            </w:r>
+          </w:p>
+        </w:tc>
+        <w:tc>
+          <w:tcPr>
+            <w:tcW w:w="0" w:type="auto"/>
+            <w:tcBorders>
+              <w:top w:val="single" w:sz="6" w:space="0" w:color="auto"/>
+              <w:left w:val="single" w:sz="6" w:space="0" w:color="auto"/>
+              <w:bottom w:val="nil"/>
+              <w:right w:val="nil"/>
+            </w:tcBorders>
+            <w:tcMar>
+              <w:top w:w="150" w:type="dxa"/>
+              <w:left w:w="150" w:type="dxa"/>
+              <w:bottom w:w="150" w:type="dxa"/>
+              <w:right w:w="150" w:type="dxa"/>
+            </w:tcMar>
+            <w:hideMark/>
+          </w:tcPr>
+          <w:p>
+            <w:r>
+              <w:t>超高电光系数材料</w:t>
+            </w:r>
+          </w:p>
+        </w:tc>
+        <w:tc>
+          <w:tcPr>
+            <w:tcW w:w="0" w:type="auto"/>
+            <w:tcBorders>
+              <w:top w:val="single" w:sz="6" w:space="0" w:color="auto"/>
+              <w:left w:val="single" w:sz="6" w:space="0" w:color="auto"/>
+              <w:bottom w:val="nil"/>
+              <w:right w:val="nil"/>
+            </w:tcBorders>
+            <w:tcMar>
+              <w:top w:w="150" w:type="dxa"/>
+              <w:left w:w="150" w:type="dxa"/>
+              <w:bottom w:w="150" w:type="dxa"/>
+              <w:right w:w="150" w:type="dxa"/>
+            </w:tcMar>
+            <w:hideMark/>
+          </w:tcPr>
+          <w:p>
+            <w:r>
+              <w:t>1.6T/3.2T+</w:t>
+            </w:r>
+          </w:p>
+        </w:tc>
+        <w:tc>
+          <w:tcPr>
+            <w:tcW w:w="0" w:type="auto"/>
+            <w:tcBorders>
+              <w:top w:val="single" w:sz="6" w:space="0" w:color="auto"/>
+              <w:left w:val="single" w:sz="6" w:space="0" w:color="auto"/>
+              <w:bottom w:val="nil"/>
+              <w:right w:val="nil"/>
+            </w:tcBorders>
+            <w:tcMar>
+              <w:top w:w="150" w:type="dxa"/>
+              <w:left w:w="150" w:type="dxa"/>
+              <w:bottom w:w="150" w:type="dxa"/>
+              <w:right w:w="150" w:type="dxa"/>
+            </w:tcMar>
+            <w:hideMark/>
+          </w:tcPr>
+          <w:p>
+            <w:r>
+              <w:t>10km+</w:t>
+            </w:r>
+          </w:p>
+        </w:tc>
+        <w:tc>
+          <w:tcPr>
+            <w:tcW w:w="0" w:type="auto"/>
+            <w:tcBorders>
+              <w:top w:val="single" w:sz="6" w:space="0" w:color="auto"/>
+              <w:left w:val="single" w:sz="6" w:space="0" w:color="auto"/>
+              <w:bottom w:val="nil"/>
+              <w:right w:val="nil"/>
+            </w:tcBorders>
+            <w:tcMar>
+              <w:top w:w="150" w:type="dxa"/>
+              <w:left w:w="150" w:type="dxa"/>
+              <w:bottom w:w="150" w:type="dxa"/>
+              <w:right w:w="150" w:type="dxa"/>
+            </w:tcMar>
+            <w:hideMark/>
+          </w:tcPr>
+          <w:p>
+            <w:r>
+              <w:t>HyperLight、Lightium、国内光库/联特</w:t>
+            </w:r>
+          </w:p>
+        </w:tc>
+      </w:tr>
+    </w:tbl>
+    <w:p>
+      <w:r>
+        <w:rPr>
+          <w:b/>
+          <w:bCs/>
+        </w:rPr>
+        <w:t>核心判断</w:t>
+      </w:r>
+      <w:r>
+        <w:t>：</w:t>
+      </w:r>
+    </w:p>
+    <w:p>
+      <w:pPr>
+        <w:numPr>
+          <w:ilvl w:val="0"/>
+          <w:numId w:val="23"/>
+        </w:numPr>
+      </w:pPr>
+      <w:r>
+        <w:rPr>
+          <w:b/>
+          <w:bCs/>
+        </w:rPr>
+        <w:t>硅光是中距主流</w:t>
+      </w:r>
+      <w:r>
+        <w:t>：硅光把调制器、探测器、波导集成在硅基上，成本低、可规模化，适合2km-10km的DC内互联。1.6T时代硅光渗透率会显著提升，但</w:t>
+      </w:r>
+      <w:r>
+        <w:rPr>
+          <w:b/>
+          <w:bCs/>
+        </w:rPr>
+        <w:t>硅光调制器带宽有物理极限</w:t>
+      </w:r>
+      <w:r>
+        <w:t>（~100GHz），到3.2T可能吃力。</w:t>
+      </w:r>
+    </w:p>
+    <w:p>
+      <w:pPr>
+        <w:numPr>
+          <w:ilvl w:val="0"/>
+          <w:numId w:val="23"/>
+        </w:numPr>
+      </w:pPr>
+      <w:r>
+        <w:rPr>
+          <w:b/>
+          <w:bCs/>
+        </w:rPr>
+        <w:t>薄膜铌酸锂是"后硅光"候选</w:t>
+      </w:r>
+      <w:r>
+        <w:t>：铌酸锂的电光系数远高于硅，支持超宽带宽（&gt;100GHz）和超低驱动电压，理论上可以做3.2T甚至6.4T。但当前问题是</w:t>
+      </w:r>
+      <w:r>
+        <w:rPr>
+          <w:b/>
+          <w:bCs/>
+        </w:rPr>
+        <w:t>工艺不成熟、成本高、难以集成</w:t>
+      </w:r>
+      <w:r>
+        <w:t>。趋势判断：</w:t>
+      </w:r>
+      <w:r>
+        <w:rPr>
+          <w:b/>
+          <w:bCs/>
+        </w:rPr>
+        <w:t>1.6T时代薄膜铌酸锂小批量高端应用，3.2T时代如果硅光遇到瓶颈，薄膜铌酸锂可能成为主流方案之一。</w:t>
+      </w:r>
+    </w:p>
+    <w:p>
+      <w:pPr>
+        <w:rPr>
+          <w:b/>
+          <w:bCs/>
+        </w:rPr>
+      </w:pPr>
+      <w:r>
+        <w:rPr>
+          <w:b/>
+          <w:bCs/>
+        </w:rPr>
+        <w:t>3. 长距（&gt;10km）：城域、骨干、DCI（数据中心互联）</w:t>
+      </w:r>
+    </w:p>
+    <w:p>
+      <w:r>
+        <w:rPr>
+          <w:b/>
+          <w:bCs/>
+        </w:rPr>
+        <w:t>场景</w:t>
+      </w:r>
+      <w:r>
+        <w:t>：城市间数据中心互联、云计算区域节点通信</w:t>
+      </w:r>
+    </w:p>
+    <w:p>
+      <w:r>
+        <w:rPr>
+          <w:b/>
+          <w:bCs/>
+        </w:rPr>
+        <w:t>技术路线</w:t>
+      </w:r>
+      <w:r>
+        <w:t>：</w:t>
+      </w:r>
+    </w:p>
+    <w:p>
+      <w:pPr>
+        <w:numPr>
+          <w:ilvl w:val="0"/>
+          <w:numId w:val="24"/>
+        </w:numPr>
+      </w:pPr>
+      <w:r>
+        <w:rPr>
+          <w:b/>
+          <w:bCs/>
+        </w:rPr>
+        <w:t>相干光模块（Coherent Optics）</w:t>
+      </w:r>
+      <w:r>
+        <w:t>：400G/800G ZR/ZR+，用DSP做相干接收，传输距离100km-1000km。</w:t>
+      </w:r>
+    </w:p>
+    <w:p>
+      <w:pPr>
+        <w:numPr>
+          <w:ilvl w:val="0"/>
+          <w:numId w:val="24"/>
+        </w:numPr>
+      </w:pPr>
+      <w:r>
+        <w:rPr>
+          <w:b/>
+          <w:bCs/>
+        </w:rPr>
+        <w:t>演进方向</w:t>
+      </w:r>
+      <w:r>
+        <w:t>：1600G ZR还在标准制定中（OIF），预计2027-2028年商用。</w:t>
+      </w:r>
+    </w:p>
+    <w:p>
+      <w:r>
+        <w:rPr>
+          <w:b/>
+          <w:bCs/>
+        </w:rPr>
+        <w:t>与AI推理的关联</w:t>
+      </w:r>
+      <w:r>
+        <w:t>：长距光模块目前与AI推理集群关系不大，因为推理算力要求</w:t>
+      </w:r>
+      <w:r>
+        <w:rPr>
+          <w:b/>
+          <w:bCs/>
+        </w:rPr>
+        <w:t>贴近用户</w:t>
+      </w:r>
+      <w:r>
+        <w:t>（边缘化），长距传输需求相对平稳。但如果未来出现"集中训练+分布式推理"的架构，DCI带宽需求可能上升。</w:t>
+      </w:r>
+    </w:p>
+    <w:p>
+      <w:r>
+        <w:pict w14:anchorId="0158BB24">
+          <v:rect id="_x0000_i1038" style="width:0;height:1.5pt" o:hralign="center" o:hrstd="t" o:hr="t" fillcolor="#a0a0a0" stroked="f"/>
+        </w:pict>
+      </w:r>
+    </w:p>
+    <w:p>
+      <w:pPr>
+        <w:rPr>
+          <w:b/>
+          <w:bCs/>
+        </w:rPr>
+      </w:pPr>
+      <w:r>
+        <w:rPr>
+          <w:b/>
+          <w:bCs/>
+        </w:rPr>
+        <w:t>三、按代际演进：800G → 1.6T → 3.2T 的时间线</w:t>
+      </w:r>
+    </w:p>
+    <w:p>
+      <w:r>
+        <w:rPr>
+          <w:b/>
+          <w:bCs/>
+        </w:rPr>
+        <w:t>表格</w:t>
+      </w:r>
+    </w:p>
+    <w:tbl>
+      <w:tblPr>
+        <w:tblW w:w="0" w:type="auto"/>
+        <w:tblCellMar>
+          <w:left w:w="0" w:type="dxa"/>
+          <w:right w:w="0" w:type="dxa"/>
+        </w:tblCellMar>
+        <w:tblLook w:val="04A0" w:firstRow="1" w:lastRow="0" w:firstColumn="1" w:lastColumn="0" w:noHBand="0" w:noVBand="1"/>
+      </w:tblPr>
+      <w:tblGrid>
+        <w:gridCol w:w="820"/>
+        <w:gridCol w:w="1615"/>
+        <w:gridCol w:w="2289"/>
+        <w:gridCol w:w="1953"/>
+        <w:gridCol w:w="1629"/>
+      </w:tblGrid>
+      <w:tr>
+        <w:trPr>
+          <w:tblHeader/>
+        </w:trPr>
+        <w:tc>
+          <w:tcPr>
+            <w:tcW w:w="0" w:type="auto"/>
+            <w:tcBorders>
+              <w:top w:val="single" w:sz="6" w:space="0" w:color="auto"/>
+              <w:left w:val="nil"/>
+              <w:bottom w:val="nil"/>
+              <w:right w:val="nil"/>
+            </w:tcBorders>
+            <w:tcMar>
+              <w:top w:w="150" w:type="dxa"/>
+              <w:left w:w="150" w:type="dxa"/>
+              <w:bottom w:w="150" w:type="dxa"/>
+              <w:right w:w="150" w:type="dxa"/>
+            </w:tcMar>
+            <w:hideMark/>
+          </w:tcPr>
+          <w:p>
+            <w:pPr>
+              <w:rPr>
+                <w:b/>
+                <w:bCs/>
+              </w:rPr>
+            </w:pPr>
+            <w:r>
+              <w:rPr>
+                <w:b/>
+                <w:bCs/>
+              </w:rPr>
+              <w:lastRenderedPageBreak/>
+              <w:t>代际</w:t>
+            </w:r>
+          </w:p>
+        </w:tc>
+        <w:tc>
+          <w:tcPr>
+            <w:tcW w:w="0" w:type="auto"/>
+            <w:tcBorders>
+              <w:top w:val="single" w:sz="6" w:space="0" w:color="auto"/>
+              <w:left w:val="single" w:sz="6" w:space="0" w:color="auto"/>
+              <w:bottom w:val="nil"/>
+              <w:right w:val="nil"/>
+            </w:tcBorders>
+            <w:tcMar>
+              <w:top w:w="150" w:type="dxa"/>
+              <w:left w:w="150" w:type="dxa"/>
+              <w:bottom w:w="150" w:type="dxa"/>
+              <w:right w:w="150" w:type="dxa"/>
+            </w:tcMar>
+            <w:hideMark/>
+          </w:tcPr>
+          <w:p>
+            <w:pPr>
+              <w:rPr>
+                <w:b/>
+                <w:bCs/>
+              </w:rPr>
+            </w:pPr>
+            <w:r>
+              <w:rPr>
+                <w:b/>
+                <w:bCs/>
+              </w:rPr>
+              <w:t>时间节点</w:t>
+            </w:r>
+          </w:p>
+        </w:tc>
+        <w:tc>
+          <w:tcPr>
+            <w:tcW w:w="0" w:type="auto"/>
+            <w:tcBorders>
+              <w:top w:val="single" w:sz="6" w:space="0" w:color="auto"/>
+              <w:left w:val="single" w:sz="6" w:space="0" w:color="auto"/>
+              <w:bottom w:val="nil"/>
+              <w:right w:val="nil"/>
+            </w:tcBorders>
+            <w:tcMar>
+              <w:top w:w="150" w:type="dxa"/>
+              <w:left w:w="150" w:type="dxa"/>
+              <w:bottom w:w="150" w:type="dxa"/>
+              <w:right w:w="150" w:type="dxa"/>
+            </w:tcMar>
+            <w:hideMark/>
+          </w:tcPr>
+          <w:p>
+            <w:pPr>
+              <w:rPr>
+                <w:b/>
+                <w:bCs/>
+              </w:rPr>
+            </w:pPr>
+            <w:r>
+              <w:rPr>
+                <w:b/>
+                <w:bCs/>
+              </w:rPr>
+              <w:t>驱动因素</w:t>
+            </w:r>
+          </w:p>
+        </w:tc>
+        <w:tc>
+          <w:tcPr>
+            <w:tcW w:w="0" w:type="auto"/>
+            <w:tcBorders>
+              <w:top w:val="single" w:sz="6" w:space="0" w:color="auto"/>
+              <w:left w:val="single" w:sz="6" w:space="0" w:color="auto"/>
+              <w:bottom w:val="nil"/>
+              <w:right w:val="nil"/>
+            </w:tcBorders>
+            <w:tcMar>
+              <w:top w:w="150" w:type="dxa"/>
+              <w:left w:w="150" w:type="dxa"/>
+              <w:bottom w:w="150" w:type="dxa"/>
+              <w:right w:w="150" w:type="dxa"/>
+            </w:tcMar>
+            <w:hideMark/>
+          </w:tcPr>
+          <w:p>
+            <w:pPr>
+              <w:rPr>
+                <w:b/>
+                <w:bCs/>
+              </w:rPr>
+            </w:pPr>
+            <w:r>
+              <w:rPr>
+                <w:b/>
+                <w:bCs/>
+              </w:rPr>
+              <w:t>技术特征</w:t>
+            </w:r>
+          </w:p>
+        </w:tc>
+        <w:tc>
+          <w:tcPr>
+            <w:tcW w:w="0" w:type="auto"/>
+            <w:tcBorders>
+              <w:top w:val="single" w:sz="6" w:space="0" w:color="auto"/>
+              <w:left w:val="single" w:sz="6" w:space="0" w:color="auto"/>
+              <w:bottom w:val="nil"/>
+              <w:right w:val="nil"/>
+            </w:tcBorders>
+            <w:tcMar>
+              <w:top w:w="150" w:type="dxa"/>
+              <w:left w:w="150" w:type="dxa"/>
+              <w:bottom w:w="150" w:type="dxa"/>
+              <w:right w:w="150" w:type="dxa"/>
+            </w:tcMar>
+            <w:hideMark/>
+          </w:tcPr>
+          <w:p>
+            <w:pPr>
+              <w:rPr>
+                <w:b/>
+                <w:bCs/>
+              </w:rPr>
+            </w:pPr>
+            <w:r>
+              <w:rPr>
+                <w:b/>
+                <w:bCs/>
+              </w:rPr>
+              <w:t>国内厂商地位</w:t>
+            </w:r>
+          </w:p>
+        </w:tc>
+      </w:tr>
+      <w:tr>
+        <w:tc>
+          <w:tcPr>
+            <w:tcW w:w="0" w:type="auto"/>
+            <w:tcBorders>
+              <w:top w:val="single" w:sz="6" w:space="0" w:color="auto"/>
+              <w:left w:val="nil"/>
+              <w:bottom w:val="nil"/>
+              <w:right w:val="nil"/>
+            </w:tcBorders>
+            <w:tcMar>
+              <w:top w:w="150" w:type="dxa"/>
+              <w:left w:w="150" w:type="dxa"/>
+              <w:bottom w:w="150" w:type="dxa"/>
+              <w:right w:w="150" w:type="dxa"/>
+            </w:tcMar>
+            <w:hideMark/>
+          </w:tcPr>
+          <w:p>
+            <w:r>
+              <w:rPr>
+                <w:b/>
+                <w:bCs/>
+              </w:rPr>
+              <w:t>800G</w:t>
+            </w:r>
+          </w:p>
+        </w:tc>
+        <w:tc>
+          <w:tcPr>
+            <w:tcW w:w="0" w:type="auto"/>
+            <w:tcBorders>
+              <w:top w:val="single" w:sz="6" w:space="0" w:color="auto"/>
+              <w:left w:val="single" w:sz="6" w:space="0" w:color="auto"/>
+              <w:bottom w:val="nil"/>
+              <w:right w:val="nil"/>
+            </w:tcBorders>
+            <w:tcMar>
+              <w:top w:w="150" w:type="dxa"/>
+              <w:left w:w="150" w:type="dxa"/>
+              <w:bottom w:w="150" w:type="dxa"/>
+              <w:right w:w="150" w:type="dxa"/>
+            </w:tcMar>
+            <w:hideMark/>
+          </w:tcPr>
+          <w:p>
+            <w:r>
+              <w:t>2024-2025</w:t>
+            </w:r>
+          </w:p>
+        </w:tc>
+        <w:tc>
+          <w:tcPr>
+            <w:tcW w:w="0" w:type="auto"/>
+            <w:tcBorders>
+              <w:top w:val="single" w:sz="6" w:space="0" w:color="auto"/>
+              <w:left w:val="single" w:sz="6" w:space="0" w:color="auto"/>
+              <w:bottom w:val="nil"/>
+              <w:right w:val="nil"/>
+            </w:tcBorders>
+            <w:tcMar>
+              <w:top w:w="150" w:type="dxa"/>
+              <w:left w:w="150" w:type="dxa"/>
+              <w:bottom w:w="150" w:type="dxa"/>
+              <w:right w:w="150" w:type="dxa"/>
+            </w:tcMar>
+            <w:hideMark/>
+          </w:tcPr>
+          <w:p>
+            <w:r>
+              <w:t>AI训练集群（英伟达H100/B200）</w:t>
+            </w:r>
+          </w:p>
+        </w:tc>
+        <w:tc>
+          <w:tcPr>
+            <w:tcW w:w="0" w:type="auto"/>
+            <w:tcBorders>
+              <w:top w:val="single" w:sz="6" w:space="0" w:color="auto"/>
+              <w:left w:val="single" w:sz="6" w:space="0" w:color="auto"/>
+              <w:bottom w:val="nil"/>
+              <w:right w:val="nil"/>
+            </w:tcBorders>
+            <w:tcMar>
+              <w:top w:w="150" w:type="dxa"/>
+              <w:left w:w="150" w:type="dxa"/>
+              <w:bottom w:w="150" w:type="dxa"/>
+              <w:right w:w="150" w:type="dxa"/>
+            </w:tcMar>
+            <w:hideMark/>
+          </w:tcPr>
+          <w:p>
+            <w:r>
+              <w:t>EML+DSP为主，硅光渗透率提升</w:t>
+            </w:r>
+          </w:p>
+        </w:tc>
+        <w:tc>
+          <w:tcPr>
+            <w:tcW w:w="0" w:type="auto"/>
+            <w:tcBorders>
+              <w:top w:val="single" w:sz="6" w:space="0" w:color="auto"/>
+              <w:left w:val="single" w:sz="6" w:space="0" w:color="auto"/>
+              <w:bottom w:val="nil"/>
+              <w:right w:val="nil"/>
+            </w:tcBorders>
+            <w:tcMar>
+              <w:top w:w="150" w:type="dxa"/>
+              <w:left w:w="150" w:type="dxa"/>
+              <w:bottom w:w="150" w:type="dxa"/>
+              <w:right w:w="150" w:type="dxa"/>
+            </w:tcMar>
+            <w:hideMark/>
+          </w:tcPr>
+          <w:p>
+            <w:r>
+              <w:t>中际旭创全球第一，新易盛、天孚、光迅跟进</w:t>
+            </w:r>
+          </w:p>
+        </w:tc>
+      </w:tr>
+      <w:tr>
+        <w:tc>
+          <w:tcPr>
+            <w:tcW w:w="0" w:type="auto"/>
+            <w:tcBorders>
+              <w:top w:val="single" w:sz="6" w:space="0" w:color="auto"/>
+              <w:left w:val="nil"/>
+              <w:bottom w:val="nil"/>
+              <w:right w:val="nil"/>
+            </w:tcBorders>
+            <w:tcMar>
+              <w:top w:w="150" w:type="dxa"/>
+              <w:left w:w="150" w:type="dxa"/>
+              <w:bottom w:w="150" w:type="dxa"/>
+              <w:right w:w="150" w:type="dxa"/>
+            </w:tcMar>
+            <w:hideMark/>
+          </w:tcPr>
+          <w:p>
+            <w:r>
+              <w:rPr>
+                <w:b/>
+                <w:bCs/>
+              </w:rPr>
+              <w:t>1.6T</w:t>
+            </w:r>
+          </w:p>
+        </w:tc>
+        <w:tc>
+          <w:tcPr>
+            <w:tcW w:w="0" w:type="auto"/>
+            <w:tcBorders>
+              <w:top w:val="single" w:sz="6" w:space="0" w:color="auto"/>
+              <w:left w:val="single" w:sz="6" w:space="0" w:color="auto"/>
+              <w:bottom w:val="nil"/>
+              <w:right w:val="nil"/>
+            </w:tcBorders>
+            <w:tcMar>
+              <w:top w:w="150" w:type="dxa"/>
+              <w:left w:w="150" w:type="dxa"/>
+              <w:bottom w:w="150" w:type="dxa"/>
+              <w:right w:w="150" w:type="dxa"/>
+            </w:tcMar>
+            <w:hideMark/>
+          </w:tcPr>
+          <w:p>
+            <w:r>
+              <w:t>2025-2026（样品）/2026-2027（量产）</w:t>
+            </w:r>
+          </w:p>
+        </w:tc>
+        <w:tc>
+          <w:tcPr>
+            <w:tcW w:w="0" w:type="auto"/>
+            <w:tcBorders>
+              <w:top w:val="single" w:sz="6" w:space="0" w:color="auto"/>
+              <w:left w:val="single" w:sz="6" w:space="0" w:color="auto"/>
+              <w:bottom w:val="nil"/>
+              <w:right w:val="nil"/>
+            </w:tcBorders>
+            <w:tcMar>
+              <w:top w:w="150" w:type="dxa"/>
+              <w:left w:w="150" w:type="dxa"/>
+              <w:bottom w:w="150" w:type="dxa"/>
+              <w:right w:w="150" w:type="dxa"/>
+            </w:tcMar>
+            <w:hideMark/>
+          </w:tcPr>
+          <w:p>
+            <w:r>
+              <w:t>推理集群+1.6T交换机（Broadcom Tomahawk 6）</w:t>
+            </w:r>
+          </w:p>
+        </w:tc>
+        <w:tc>
+          <w:tcPr>
+            <w:tcW w:w="0" w:type="auto"/>
+            <w:tcBorders>
+              <w:top w:val="single" w:sz="6" w:space="0" w:color="auto"/>
+              <w:left w:val="single" w:sz="6" w:space="0" w:color="auto"/>
+              <w:bottom w:val="nil"/>
+              <w:right w:val="nil"/>
+            </w:tcBorders>
+            <w:tcMar>
+              <w:top w:w="150" w:type="dxa"/>
+              <w:left w:w="150" w:type="dxa"/>
+              <w:bottom w:w="150" w:type="dxa"/>
+              <w:right w:w="150" w:type="dxa"/>
+            </w:tcMar>
+            <w:hideMark/>
+          </w:tcPr>
+          <w:p>
+            <w:r>
+              <w:t>EML/硅光并行，NPO出现，薄膜铌酸锂试用</w:t>
+            </w:r>
+          </w:p>
+        </w:tc>
+        <w:tc>
+          <w:tcPr>
+            <w:tcW w:w="0" w:type="auto"/>
+            <w:tcBorders>
+              <w:top w:val="single" w:sz="6" w:space="0" w:color="auto"/>
+              <w:left w:val="single" w:sz="6" w:space="0" w:color="auto"/>
+              <w:bottom w:val="nil"/>
+              <w:right w:val="nil"/>
+            </w:tcBorders>
+            <w:tcMar>
+              <w:top w:w="150" w:type="dxa"/>
+              <w:left w:w="150" w:type="dxa"/>
+              <w:bottom w:w="150" w:type="dxa"/>
+              <w:right w:w="150" w:type="dxa"/>
+            </w:tcMar>
+            <w:hideMark/>
+          </w:tcPr>
+          <w:p>
+            <w:r>
+              <w:t>国内厂商与海外同步，中际旭创、新易盛已有样品</w:t>
+            </w:r>
+          </w:p>
+        </w:tc>
+      </w:tr>
+      <w:tr>
+        <w:tc>
+          <w:tcPr>
+            <w:tcW w:w="0" w:type="auto"/>
+            <w:tcBorders>
+              <w:top w:val="single" w:sz="6" w:space="0" w:color="auto"/>
+              <w:left w:val="nil"/>
+              <w:bottom w:val="nil"/>
+              <w:right w:val="nil"/>
+            </w:tcBorders>
+            <w:tcMar>
+              <w:top w:w="150" w:type="dxa"/>
+              <w:left w:w="150" w:type="dxa"/>
+              <w:bottom w:w="150" w:type="dxa"/>
+              <w:right w:w="150" w:type="dxa"/>
+            </w:tcMar>
+            <w:hideMark/>
+          </w:tcPr>
+          <w:p>
+            <w:r>
+              <w:rPr>
+                <w:b/>
+                <w:bCs/>
+              </w:rPr>
+              <w:t>3.2T</w:t>
+            </w:r>
+          </w:p>
+        </w:tc>
+        <w:tc>
+          <w:tcPr>
+            <w:tcW w:w="0" w:type="auto"/>
+            <w:tcBorders>
+              <w:top w:val="single" w:sz="6" w:space="0" w:color="auto"/>
+              <w:left w:val="single" w:sz="6" w:space="0" w:color="auto"/>
+              <w:bottom w:val="nil"/>
+              <w:right w:val="nil"/>
+            </w:tcBorders>
+            <w:tcMar>
+              <w:top w:w="150" w:type="dxa"/>
+              <w:left w:w="150" w:type="dxa"/>
+              <w:bottom w:w="150" w:type="dxa"/>
+              <w:right w:w="150" w:type="dxa"/>
+            </w:tcMar>
+            <w:hideMark/>
+          </w:tcPr>
+          <w:p>
+            <w:r>
+              <w:t>2027-2028（预期）</w:t>
+            </w:r>
+          </w:p>
+        </w:tc>
+        <w:tc>
+          <w:tcPr>
+            <w:tcW w:w="0" w:type="auto"/>
+            <w:tcBorders>
+              <w:top w:val="single" w:sz="6" w:space="0" w:color="auto"/>
+              <w:left w:val="single" w:sz="6" w:space="0" w:color="auto"/>
+              <w:bottom w:val="nil"/>
+              <w:right w:val="nil"/>
+            </w:tcBorders>
+            <w:tcMar>
+              <w:top w:w="150" w:type="dxa"/>
+              <w:left w:w="150" w:type="dxa"/>
+              <w:bottom w:w="150" w:type="dxa"/>
+              <w:right w:w="150" w:type="dxa"/>
+            </w:tcMar>
+            <w:hideMark/>
+          </w:tcPr>
+          <w:p>
+            <w:r>
+              <w:t>3.2T交换机、CPO普及、推理集群规模翻倍</w:t>
+            </w:r>
+          </w:p>
+        </w:tc>
+        <w:tc>
+          <w:tcPr>
+            <w:tcW w:w="0" w:type="auto"/>
+            <w:tcBorders>
+              <w:top w:val="single" w:sz="6" w:space="0" w:color="auto"/>
+              <w:left w:val="single" w:sz="6" w:space="0" w:color="auto"/>
+              <w:bottom w:val="nil"/>
+              <w:right w:val="nil"/>
+            </w:tcBorders>
+            <w:tcMar>
+              <w:top w:w="150" w:type="dxa"/>
+              <w:left w:w="150" w:type="dxa"/>
+              <w:bottom w:w="150" w:type="dxa"/>
+              <w:right w:w="150" w:type="dxa"/>
+            </w:tcMar>
+            <w:hideMark/>
+          </w:tcPr>
+          <w:p>
+            <w:r>
+              <w:t>硅光遇瓶颈，薄膜铌酸锂/有机聚合物可能切入</w:t>
+            </w:r>
+          </w:p>
+        </w:tc>
+        <w:tc>
+          <w:tcPr>
+            <w:tcW w:w="0" w:type="auto"/>
+            <w:tcBorders>
+              <w:top w:val="single" w:sz="6" w:space="0" w:color="auto"/>
+              <w:left w:val="single" w:sz="6" w:space="0" w:color="auto"/>
+              <w:bottom w:val="nil"/>
+              <w:right w:val="nil"/>
+            </w:tcBorders>
+            <w:tcMar>
+              <w:top w:w="150" w:type="dxa"/>
+              <w:left w:w="150" w:type="dxa"/>
+              <w:bottom w:w="150" w:type="dxa"/>
+              <w:right w:w="150" w:type="dxa"/>
+            </w:tcMar>
+            <w:hideMark/>
+          </w:tcPr>
+          <w:p>
+            <w:r>
+              <w:t>不确定，看材料端突破</w:t>
+            </w:r>
+          </w:p>
+        </w:tc>
+      </w:tr>
+    </w:tbl>
+    <w:p>
+      <w:r>
+        <w:rPr>
+          <w:b/>
+          <w:bCs/>
+        </w:rPr>
+        <w:t>量价逻辑再确认</w:t>
+      </w:r>
+      <w:r>
+        <w:t>：</w:t>
+      </w:r>
+    </w:p>
+    <w:p>
+      <w:pPr>
+        <w:numPr>
+          <w:ilvl w:val="0"/>
+          <w:numId w:val="25"/>
+        </w:numPr>
+      </w:pPr>
+      <w:r>
+        <w:rPr>
+          <w:b/>
+          <w:bCs/>
+        </w:rPr>
+        <w:t>量</w:t>
+      </w:r>
+      <w:r>
+        <w:t>：不是简单线性。1.6T端口密度更高，单交换机可服务更多GPU，但推理集群总规模扩张更快，</w:t>
+      </w:r>
+      <w:r>
+        <w:rPr>
+          <w:b/>
+          <w:bCs/>
+        </w:rPr>
+        <w:t>总端口数增长 &gt; 单端口速率提升</w:t>
+      </w:r>
+      <w:r>
+        <w:t>，所以光模块总需求（按金额计）继续增长。</w:t>
+      </w:r>
+    </w:p>
+    <w:p>
+      <w:pPr>
+        <w:numPr>
+          <w:ilvl w:val="0"/>
+          <w:numId w:val="25"/>
+        </w:numPr>
+      </w:pPr>
+      <w:r>
+        <w:rPr>
+          <w:b/>
+          <w:bCs/>
+        </w:rPr>
+        <w:t>价</w:t>
+      </w:r>
+      <w:r>
+        <w:t>：1.6T ASP远高于800G（2-3倍），因为技术复杂度（封装、散热、信号完整性）指数级上升。但</w:t>
+      </w:r>
+      <w:r>
+        <w:rPr>
+          <w:b/>
+          <w:bCs/>
+        </w:rPr>
+        <w:t>3.2T时代ASP可能不再翻倍</w:t>
+      </w:r>
+      <w:r>
+        <w:t>，因为CPO/NPO改变了封装形态，"光模块"作为一个独立可插拔单元的价值可能被部分侵蚀。</w:t>
+      </w:r>
+    </w:p>
+    <w:p>
+      <w:pPr>
+        <w:rPr>
+          <w:b/>
+          <w:bCs/>
+        </w:rPr>
+      </w:pPr>
+      <w:r>
+        <w:rPr>
+          <w:b/>
+          <w:bCs/>
+        </w:rPr>
+        <w:t>四、关键技术路线对比：一张表说清楚</w:t>
+      </w:r>
+    </w:p>
+    <w:p>
+      <w:r>
+        <w:rPr>
+          <w:b/>
+          <w:bCs/>
+        </w:rPr>
+        <w:t>表格</w:t>
+      </w:r>
+    </w:p>
+    <w:tbl>
+      <w:tblPr>
+        <w:tblW w:w="0" w:type="auto"/>
+        <w:tblCellMar>
+          <w:left w:w="0" w:type="dxa"/>
+          <w:right w:w="0" w:type="dxa"/>
+        </w:tblCellMar>
+        <w:tblLook w:val="04A0" w:firstRow="1" w:lastRow="0" w:firstColumn="1" w:lastColumn="0" w:noHBand="0" w:noVBand="1"/>
+      </w:tblPr>
+      <w:tblGrid>
+        <w:gridCol w:w="1395"/>
+        <w:gridCol w:w="1096"/>
+        <w:gridCol w:w="1950"/>
+        <w:gridCol w:w="1921"/>
+        <w:gridCol w:w="1346"/>
+        <w:gridCol w:w="598"/>
+      </w:tblGrid>
+      <w:tr>
+        <w:trPr>
+          <w:tblHeader/>
+        </w:trPr>
+        <w:tc>
+          <w:tcPr>
+            <w:tcW w:w="0" w:type="auto"/>
+            <w:tcBorders>
+              <w:top w:val="single" w:sz="6" w:space="0" w:color="auto"/>
+              <w:left w:val="nil"/>
+              <w:bottom w:val="nil"/>
+              <w:right w:val="nil"/>
+            </w:tcBorders>
+            <w:tcMar>
+              <w:top w:w="150" w:type="dxa"/>
+              <w:left w:w="150" w:type="dxa"/>
+              <w:bottom w:w="150" w:type="dxa"/>
+              <w:right w:w="150" w:type="dxa"/>
+            </w:tcMar>
+            <w:hideMark/>
+          </w:tcPr>
+          <w:p>
+            <w:pPr>
+              <w:rPr>
+                <w:b/>
+                <w:bCs/>
+              </w:rPr>
+            </w:pPr>
+            <w:r>
+              <w:rPr>
+                <w:b/>
+                <w:bCs/>
+              </w:rPr>
+              <w:t>技术</w:t>
+            </w:r>
+          </w:p>
+        </w:tc>
+        <w:tc>
+          <w:tcPr>
+            <w:tcW w:w="0" w:type="auto"/>
+            <w:tcBorders>
+              <w:top w:val="single" w:sz="6" w:space="0" w:color="auto"/>
+              <w:left w:val="single" w:sz="6" w:space="0" w:color="auto"/>
+              <w:bottom w:val="nil"/>
+              <w:right w:val="nil"/>
+            </w:tcBorders>
+            <w:tcMar>
+              <w:top w:w="150" w:type="dxa"/>
+              <w:left w:w="150" w:type="dxa"/>
+              <w:bottom w:w="150" w:type="dxa"/>
+              <w:right w:w="150" w:type="dxa"/>
+            </w:tcMar>
+            <w:hideMark/>
+          </w:tcPr>
+          <w:p>
+            <w:pPr>
+              <w:rPr>
+                <w:b/>
+                <w:bCs/>
+              </w:rPr>
+            </w:pPr>
+            <w:r>
+              <w:rPr>
+                <w:b/>
+                <w:bCs/>
+              </w:rPr>
+              <w:t>原理</w:t>
+            </w:r>
+          </w:p>
+        </w:tc>
+        <w:tc>
+          <w:tcPr>
+            <w:tcW w:w="0" w:type="auto"/>
+            <w:tcBorders>
+              <w:top w:val="single" w:sz="6" w:space="0" w:color="auto"/>
+              <w:left w:val="single" w:sz="6" w:space="0" w:color="auto"/>
+              <w:bottom w:val="nil"/>
+              <w:right w:val="nil"/>
+            </w:tcBorders>
+            <w:tcMar>
+              <w:top w:w="150" w:type="dxa"/>
+              <w:left w:w="150" w:type="dxa"/>
+              <w:bottom w:w="150" w:type="dxa"/>
+              <w:right w:w="150" w:type="dxa"/>
+            </w:tcMar>
+            <w:hideMark/>
+          </w:tcPr>
+          <w:p>
+            <w:pPr>
+              <w:rPr>
+                <w:b/>
+                <w:bCs/>
+              </w:rPr>
+            </w:pPr>
+            <w:r>
+              <w:rPr>
+                <w:b/>
+                <w:bCs/>
+              </w:rPr>
+              <w:t>优势</w:t>
+            </w:r>
+          </w:p>
+        </w:tc>
+        <w:tc>
+          <w:tcPr>
+            <w:tcW w:w="0" w:type="auto"/>
+            <w:tcBorders>
+              <w:top w:val="single" w:sz="6" w:space="0" w:color="auto"/>
+              <w:left w:val="single" w:sz="6" w:space="0" w:color="auto"/>
+              <w:bottom w:val="nil"/>
+              <w:right w:val="nil"/>
+            </w:tcBorders>
+            <w:tcMar>
+              <w:top w:w="150" w:type="dxa"/>
+              <w:left w:w="150" w:type="dxa"/>
+              <w:bottom w:w="150" w:type="dxa"/>
+              <w:right w:w="150" w:type="dxa"/>
+            </w:tcMar>
+            <w:hideMark/>
+          </w:tcPr>
+          <w:p>
+            <w:pPr>
+              <w:rPr>
+                <w:b/>
+                <w:bCs/>
+              </w:rPr>
+            </w:pPr>
+            <w:r>
+              <w:rPr>
+                <w:b/>
+                <w:bCs/>
+              </w:rPr>
+              <w:t>劣势</w:t>
+            </w:r>
+          </w:p>
+        </w:tc>
+        <w:tc>
+          <w:tcPr>
+            <w:tcW w:w="0" w:type="auto"/>
+            <w:tcBorders>
+              <w:top w:val="single" w:sz="6" w:space="0" w:color="auto"/>
+              <w:left w:val="single" w:sz="6" w:space="0" w:color="auto"/>
+              <w:bottom w:val="nil"/>
+              <w:right w:val="nil"/>
+            </w:tcBorders>
+            <w:tcMar>
+              <w:top w:w="150" w:type="dxa"/>
+              <w:left w:w="150" w:type="dxa"/>
+              <w:bottom w:w="150" w:type="dxa"/>
+              <w:right w:w="150" w:type="dxa"/>
+            </w:tcMar>
+            <w:hideMark/>
+          </w:tcPr>
+          <w:p>
+            <w:pPr>
+              <w:rPr>
+                <w:b/>
+                <w:bCs/>
+              </w:rPr>
+            </w:pPr>
+            <w:r>
+              <w:rPr>
+                <w:b/>
+                <w:bCs/>
+              </w:rPr>
+              <w:t>适用场景</w:t>
+            </w:r>
+          </w:p>
+        </w:tc>
+        <w:tc>
+          <w:tcPr>
+            <w:tcW w:w="0" w:type="auto"/>
+            <w:tcBorders>
+              <w:top w:val="single" w:sz="6" w:space="0" w:color="auto"/>
+              <w:left w:val="single" w:sz="6" w:space="0" w:color="auto"/>
+              <w:bottom w:val="nil"/>
+              <w:right w:val="nil"/>
+            </w:tcBorders>
+            <w:tcMar>
+              <w:top w:w="150" w:type="dxa"/>
+              <w:left w:w="150" w:type="dxa"/>
+              <w:bottom w:w="150" w:type="dxa"/>
+              <w:right w:w="150" w:type="dxa"/>
+            </w:tcMar>
+            <w:hideMark/>
+          </w:tcPr>
+          <w:p>
+            <w:pPr>
+              <w:rPr>
+                <w:b/>
+                <w:bCs/>
+              </w:rPr>
+            </w:pPr>
+            <w:r>
+              <w:rPr>
+                <w:b/>
+                <w:bCs/>
+              </w:rPr>
+              <w:t>产业化阶段</w:t>
+            </w:r>
+          </w:p>
+        </w:tc>
+      </w:tr>
+      <w:tr>
+        <w:tc>
+          <w:tcPr>
+            <w:tcW w:w="0" w:type="auto"/>
+            <w:tcBorders>
+              <w:top w:val="single" w:sz="6" w:space="0" w:color="auto"/>
+              <w:left w:val="nil"/>
+              <w:bottom w:val="nil"/>
+              <w:right w:val="nil"/>
+            </w:tcBorders>
+            <w:tcMar>
+              <w:top w:w="150" w:type="dxa"/>
+              <w:left w:w="150" w:type="dxa"/>
+              <w:bottom w:w="150" w:type="dxa"/>
+              <w:right w:w="150" w:type="dxa"/>
+            </w:tcMar>
+            <w:hideMark/>
+          </w:tcPr>
+          <w:p>
+            <w:r>
+              <w:rPr>
+                <w:b/>
+                <w:bCs/>
+              </w:rPr>
+              <w:t>EML（电吸收调制激</w:t>
+            </w:r>
+            <w:r>
+              <w:rPr>
+                <w:b/>
+                <w:bCs/>
+              </w:rPr>
+              <w:lastRenderedPageBreak/>
+              <w:t>光器）</w:t>
+            </w:r>
+          </w:p>
+        </w:tc>
+        <w:tc>
+          <w:tcPr>
+            <w:tcW w:w="0" w:type="auto"/>
+            <w:tcBorders>
+              <w:top w:val="single" w:sz="6" w:space="0" w:color="auto"/>
+              <w:left w:val="single" w:sz="6" w:space="0" w:color="auto"/>
+              <w:bottom w:val="nil"/>
+              <w:right w:val="nil"/>
+            </w:tcBorders>
+            <w:tcMar>
+              <w:top w:w="150" w:type="dxa"/>
+              <w:left w:w="150" w:type="dxa"/>
+              <w:bottom w:w="150" w:type="dxa"/>
+              <w:right w:w="150" w:type="dxa"/>
+            </w:tcMar>
+            <w:hideMark/>
+          </w:tcPr>
+          <w:p>
+            <w:r>
+              <w:lastRenderedPageBreak/>
+              <w:t>激光器+外调</w:t>
+            </w:r>
+            <w:r>
+              <w:lastRenderedPageBreak/>
+              <w:t>制器集成</w:t>
+            </w:r>
+          </w:p>
+        </w:tc>
+        <w:tc>
+          <w:tcPr>
+            <w:tcW w:w="0" w:type="auto"/>
+            <w:tcBorders>
+              <w:top w:val="single" w:sz="6" w:space="0" w:color="auto"/>
+              <w:left w:val="single" w:sz="6" w:space="0" w:color="auto"/>
+              <w:bottom w:val="nil"/>
+              <w:right w:val="nil"/>
+            </w:tcBorders>
+            <w:tcMar>
+              <w:top w:w="150" w:type="dxa"/>
+              <w:left w:w="150" w:type="dxa"/>
+              <w:bottom w:w="150" w:type="dxa"/>
+              <w:right w:w="150" w:type="dxa"/>
+            </w:tcMar>
+            <w:hideMark/>
+          </w:tcPr>
+          <w:p>
+            <w:r>
+              <w:lastRenderedPageBreak/>
+              <w:t>成熟、成本低、功耗可控</w:t>
+            </w:r>
+          </w:p>
+        </w:tc>
+        <w:tc>
+          <w:tcPr>
+            <w:tcW w:w="0" w:type="auto"/>
+            <w:tcBorders>
+              <w:top w:val="single" w:sz="6" w:space="0" w:color="auto"/>
+              <w:left w:val="single" w:sz="6" w:space="0" w:color="auto"/>
+              <w:bottom w:val="nil"/>
+              <w:right w:val="nil"/>
+            </w:tcBorders>
+            <w:tcMar>
+              <w:top w:w="150" w:type="dxa"/>
+              <w:left w:w="150" w:type="dxa"/>
+              <w:bottom w:w="150" w:type="dxa"/>
+              <w:right w:w="150" w:type="dxa"/>
+            </w:tcMar>
+            <w:hideMark/>
+          </w:tcPr>
+          <w:p>
+            <w:r>
+              <w:t>带宽接近物理极限</w:t>
+            </w:r>
+            <w:r>
+              <w:lastRenderedPageBreak/>
+              <w:t>（~100GHz），3.2T吃力</w:t>
+            </w:r>
+          </w:p>
+        </w:tc>
+        <w:tc>
+          <w:tcPr>
+            <w:tcW w:w="0" w:type="auto"/>
+            <w:tcBorders>
+              <w:top w:val="single" w:sz="6" w:space="0" w:color="auto"/>
+              <w:left w:val="single" w:sz="6" w:space="0" w:color="auto"/>
+              <w:bottom w:val="nil"/>
+              <w:right w:val="nil"/>
+            </w:tcBorders>
+            <w:tcMar>
+              <w:top w:w="150" w:type="dxa"/>
+              <w:left w:w="150" w:type="dxa"/>
+              <w:bottom w:w="150" w:type="dxa"/>
+              <w:right w:w="150" w:type="dxa"/>
+            </w:tcMar>
+            <w:hideMark/>
+          </w:tcPr>
+          <w:p>
+            <w:r>
+              <w:lastRenderedPageBreak/>
+              <w:t>800G/1.6T短中距</w:t>
+            </w:r>
+          </w:p>
+        </w:tc>
+        <w:tc>
+          <w:tcPr>
+            <w:tcW w:w="0" w:type="auto"/>
+            <w:tcBorders>
+              <w:top w:val="single" w:sz="6" w:space="0" w:color="auto"/>
+              <w:left w:val="single" w:sz="6" w:space="0" w:color="auto"/>
+              <w:bottom w:val="nil"/>
+              <w:right w:val="nil"/>
+            </w:tcBorders>
+            <w:tcMar>
+              <w:top w:w="150" w:type="dxa"/>
+              <w:left w:w="150" w:type="dxa"/>
+              <w:bottom w:w="150" w:type="dxa"/>
+              <w:right w:w="150" w:type="dxa"/>
+            </w:tcMar>
+            <w:hideMark/>
+          </w:tcPr>
+          <w:p>
+            <w:r>
+              <w:t>成熟</w:t>
+            </w:r>
+          </w:p>
+        </w:tc>
+      </w:tr>
+      <w:tr>
+        <w:tc>
+          <w:tcPr>
+            <w:tcW w:w="0" w:type="auto"/>
+            <w:tcBorders>
+              <w:top w:val="single" w:sz="6" w:space="0" w:color="auto"/>
+              <w:left w:val="nil"/>
+              <w:bottom w:val="nil"/>
+              <w:right w:val="nil"/>
+            </w:tcBorders>
+            <w:tcMar>
+              <w:top w:w="150" w:type="dxa"/>
+              <w:left w:w="150" w:type="dxa"/>
+              <w:bottom w:w="150" w:type="dxa"/>
+              <w:right w:w="150" w:type="dxa"/>
+            </w:tcMar>
+            <w:hideMark/>
+          </w:tcPr>
+          <w:p>
+            <w:r>
+              <w:rPr>
+                <w:b/>
+                <w:bCs/>
+              </w:rPr>
+              <w:t>硅光（SiPh）</w:t>
+            </w:r>
+          </w:p>
+        </w:tc>
+        <w:tc>
+          <w:tcPr>
+            <w:tcW w:w="0" w:type="auto"/>
+            <w:tcBorders>
+              <w:top w:val="single" w:sz="6" w:space="0" w:color="auto"/>
+              <w:left w:val="single" w:sz="6" w:space="0" w:color="auto"/>
+              <w:bottom w:val="nil"/>
+              <w:right w:val="nil"/>
+            </w:tcBorders>
+            <w:tcMar>
+              <w:top w:w="150" w:type="dxa"/>
+              <w:left w:w="150" w:type="dxa"/>
+              <w:bottom w:w="150" w:type="dxa"/>
+              <w:right w:w="150" w:type="dxa"/>
+            </w:tcMar>
+            <w:hideMark/>
+          </w:tcPr>
+          <w:p>
+            <w:r>
+              <w:t>硅基波导+调制器集成</w:t>
+            </w:r>
+          </w:p>
+        </w:tc>
+        <w:tc>
+          <w:tcPr>
+            <w:tcW w:w="0" w:type="auto"/>
+            <w:tcBorders>
+              <w:top w:val="single" w:sz="6" w:space="0" w:color="auto"/>
+              <w:left w:val="single" w:sz="6" w:space="0" w:color="auto"/>
+              <w:bottom w:val="nil"/>
+              <w:right w:val="nil"/>
+            </w:tcBorders>
+            <w:tcMar>
+              <w:top w:w="150" w:type="dxa"/>
+              <w:left w:w="150" w:type="dxa"/>
+              <w:bottom w:w="150" w:type="dxa"/>
+              <w:right w:w="150" w:type="dxa"/>
+            </w:tcMar>
+            <w:hideMark/>
+          </w:tcPr>
+          <w:p>
+            <w:r>
+              <w:t>CMOS兼容、可大规模集成、成本低</w:t>
+            </w:r>
+          </w:p>
+        </w:tc>
+        <w:tc>
+          <w:tcPr>
+            <w:tcW w:w="0" w:type="auto"/>
+            <w:tcBorders>
+              <w:top w:val="single" w:sz="6" w:space="0" w:color="auto"/>
+              <w:left w:val="single" w:sz="6" w:space="0" w:color="auto"/>
+              <w:bottom w:val="nil"/>
+              <w:right w:val="nil"/>
+            </w:tcBorders>
+            <w:tcMar>
+              <w:top w:w="150" w:type="dxa"/>
+              <w:left w:w="150" w:type="dxa"/>
+              <w:bottom w:w="150" w:type="dxa"/>
+              <w:right w:w="150" w:type="dxa"/>
+            </w:tcMar>
+            <w:hideMark/>
+          </w:tcPr>
+          <w:p>
+            <w:r>
+              <w:t>插入损耗大、带宽受限、需要外部激光源</w:t>
+            </w:r>
+          </w:p>
+        </w:tc>
+        <w:tc>
+          <w:tcPr>
+            <w:tcW w:w="0" w:type="auto"/>
+            <w:tcBorders>
+              <w:top w:val="single" w:sz="6" w:space="0" w:color="auto"/>
+              <w:left w:val="single" w:sz="6" w:space="0" w:color="auto"/>
+              <w:bottom w:val="nil"/>
+              <w:right w:val="nil"/>
+            </w:tcBorders>
+            <w:tcMar>
+              <w:top w:w="150" w:type="dxa"/>
+              <w:left w:w="150" w:type="dxa"/>
+              <w:bottom w:w="150" w:type="dxa"/>
+              <w:right w:w="150" w:type="dxa"/>
+            </w:tcMar>
+            <w:hideMark/>
+          </w:tcPr>
+          <w:p>
+            <w:r>
+              <w:t>1.6T中距为主</w:t>
+            </w:r>
+          </w:p>
+        </w:tc>
+        <w:tc>
+          <w:tcPr>
+            <w:tcW w:w="0" w:type="auto"/>
+            <w:tcBorders>
+              <w:top w:val="single" w:sz="6" w:space="0" w:color="auto"/>
+              <w:left w:val="single" w:sz="6" w:space="0" w:color="auto"/>
+              <w:bottom w:val="nil"/>
+              <w:right w:val="nil"/>
+            </w:tcBorders>
+            <w:tcMar>
+              <w:top w:w="150" w:type="dxa"/>
+              <w:left w:w="150" w:type="dxa"/>
+              <w:bottom w:w="150" w:type="dxa"/>
+              <w:right w:w="150" w:type="dxa"/>
+            </w:tcMar>
+            <w:hideMark/>
+          </w:tcPr>
+          <w:p>
+            <w:r>
+              <w:t>量产初期</w:t>
+            </w:r>
+          </w:p>
+        </w:tc>
+      </w:tr>
+      <w:tr>
+        <w:tc>
+          <w:tcPr>
+            <w:tcW w:w="0" w:type="auto"/>
+            <w:tcBorders>
+              <w:top w:val="single" w:sz="6" w:space="0" w:color="auto"/>
+              <w:left w:val="nil"/>
+              <w:bottom w:val="nil"/>
+              <w:right w:val="nil"/>
+            </w:tcBorders>
+            <w:tcMar>
+              <w:top w:w="150" w:type="dxa"/>
+              <w:left w:w="150" w:type="dxa"/>
+              <w:bottom w:w="150" w:type="dxa"/>
+              <w:right w:w="150" w:type="dxa"/>
+            </w:tcMar>
+            <w:hideMark/>
+          </w:tcPr>
+          <w:p>
+            <w:r>
+              <w:rPr>
+                <w:b/>
+                <w:bCs/>
+              </w:rPr>
+              <w:t>薄膜铌酸锂（TFLN）</w:t>
+            </w:r>
+          </w:p>
+        </w:tc>
+        <w:tc>
+          <w:tcPr>
+            <w:tcW w:w="0" w:type="auto"/>
+            <w:tcBorders>
+              <w:top w:val="single" w:sz="6" w:space="0" w:color="auto"/>
+              <w:left w:val="single" w:sz="6" w:space="0" w:color="auto"/>
+              <w:bottom w:val="nil"/>
+              <w:right w:val="nil"/>
+            </w:tcBorders>
+            <w:tcMar>
+              <w:top w:w="150" w:type="dxa"/>
+              <w:left w:w="150" w:type="dxa"/>
+              <w:bottom w:w="150" w:type="dxa"/>
+              <w:right w:w="150" w:type="dxa"/>
+            </w:tcMar>
+            <w:hideMark/>
+          </w:tcPr>
+          <w:p>
+            <w:r>
+              <w:t>纳米级铌酸锂薄膜调制</w:t>
+            </w:r>
+          </w:p>
+        </w:tc>
+        <w:tc>
+          <w:tcPr>
+            <w:tcW w:w="0" w:type="auto"/>
+            <w:tcBorders>
+              <w:top w:val="single" w:sz="6" w:space="0" w:color="auto"/>
+              <w:left w:val="single" w:sz="6" w:space="0" w:color="auto"/>
+              <w:bottom w:val="nil"/>
+              <w:right w:val="nil"/>
+            </w:tcBorders>
+            <w:tcMar>
+              <w:top w:w="150" w:type="dxa"/>
+              <w:left w:w="150" w:type="dxa"/>
+              <w:bottom w:w="150" w:type="dxa"/>
+              <w:right w:w="150" w:type="dxa"/>
+            </w:tcMar>
+            <w:hideMark/>
+          </w:tcPr>
+          <w:p>
+            <w:r>
+              <w:t>超高带宽（&gt;100GHz）、超低驱动电压、低损耗</w:t>
+            </w:r>
+          </w:p>
+        </w:tc>
+        <w:tc>
+          <w:tcPr>
+            <w:tcW w:w="0" w:type="auto"/>
+            <w:tcBorders>
+              <w:top w:val="single" w:sz="6" w:space="0" w:color="auto"/>
+              <w:left w:val="single" w:sz="6" w:space="0" w:color="auto"/>
+              <w:bottom w:val="nil"/>
+              <w:right w:val="nil"/>
+            </w:tcBorders>
+            <w:tcMar>
+              <w:top w:w="150" w:type="dxa"/>
+              <w:left w:w="150" w:type="dxa"/>
+              <w:bottom w:w="150" w:type="dxa"/>
+              <w:right w:w="150" w:type="dxa"/>
+            </w:tcMar>
+            <w:hideMark/>
+          </w:tcPr>
+          <w:p>
+            <w:r>
+              <w:t>工艺难、成本高、产业链不成熟</w:t>
+            </w:r>
+          </w:p>
+        </w:tc>
+        <w:tc>
+          <w:tcPr>
+            <w:tcW w:w="0" w:type="auto"/>
+            <w:tcBorders>
+              <w:top w:val="single" w:sz="6" w:space="0" w:color="auto"/>
+              <w:left w:val="single" w:sz="6" w:space="0" w:color="auto"/>
+              <w:bottom w:val="nil"/>
+              <w:right w:val="nil"/>
+            </w:tcBorders>
+            <w:tcMar>
+              <w:top w:w="150" w:type="dxa"/>
+              <w:left w:w="150" w:type="dxa"/>
+              <w:bottom w:w="150" w:type="dxa"/>
+              <w:right w:w="150" w:type="dxa"/>
+            </w:tcMar>
+            <w:hideMark/>
+          </w:tcPr>
+          <w:p>
+            <w:r>
+              <w:t>1.6T/3.2T高端中距</w:t>
+            </w:r>
+          </w:p>
+        </w:tc>
+        <w:tc>
+          <w:tcPr>
+            <w:tcW w:w="0" w:type="auto"/>
+            <w:tcBorders>
+              <w:top w:val="single" w:sz="6" w:space="0" w:color="auto"/>
+              <w:left w:val="single" w:sz="6" w:space="0" w:color="auto"/>
+              <w:bottom w:val="nil"/>
+              <w:right w:val="nil"/>
+            </w:tcBorders>
+            <w:tcMar>
+              <w:top w:w="150" w:type="dxa"/>
+              <w:left w:w="150" w:type="dxa"/>
+              <w:bottom w:w="150" w:type="dxa"/>
+              <w:right w:w="150" w:type="dxa"/>
+            </w:tcMar>
+            <w:hideMark/>
+          </w:tcPr>
+          <w:p>
+            <w:r>
+              <w:t>样品/小批量</w:t>
+            </w:r>
+          </w:p>
+        </w:tc>
+      </w:tr>
+      <w:tr>
+        <w:tc>
+          <w:tcPr>
+            <w:tcW w:w="0" w:type="auto"/>
+            <w:tcBorders>
+              <w:top w:val="single" w:sz="6" w:space="0" w:color="auto"/>
+              <w:left w:val="nil"/>
+              <w:bottom w:val="nil"/>
+              <w:right w:val="nil"/>
+            </w:tcBorders>
+            <w:tcMar>
+              <w:top w:w="150" w:type="dxa"/>
+              <w:left w:w="150" w:type="dxa"/>
+              <w:bottom w:w="150" w:type="dxa"/>
+              <w:right w:w="150" w:type="dxa"/>
+            </w:tcMar>
+            <w:hideMark/>
+          </w:tcPr>
+          <w:p>
+            <w:r>
+              <w:rPr>
+                <w:b/>
+                <w:bCs/>
+              </w:rPr>
+              <w:t>LPO</w:t>
+            </w:r>
+          </w:p>
+        </w:tc>
+        <w:tc>
+          <w:tcPr>
+            <w:tcW w:w="0" w:type="auto"/>
+            <w:tcBorders>
+              <w:top w:val="single" w:sz="6" w:space="0" w:color="auto"/>
+              <w:left w:val="single" w:sz="6" w:space="0" w:color="auto"/>
+              <w:bottom w:val="nil"/>
+              <w:right w:val="nil"/>
+            </w:tcBorders>
+            <w:tcMar>
+              <w:top w:w="150" w:type="dxa"/>
+              <w:left w:w="150" w:type="dxa"/>
+              <w:bottom w:w="150" w:type="dxa"/>
+              <w:right w:w="150" w:type="dxa"/>
+            </w:tcMar>
+            <w:hideMark/>
+          </w:tcPr>
+          <w:p>
+            <w:r>
+              <w:t>去DSP，模拟直驱</w:t>
+            </w:r>
+          </w:p>
+        </w:tc>
+        <w:tc>
+          <w:tcPr>
+            <w:tcW w:w="0" w:type="auto"/>
+            <w:tcBorders>
+              <w:top w:val="single" w:sz="6" w:space="0" w:color="auto"/>
+              <w:left w:val="single" w:sz="6" w:space="0" w:color="auto"/>
+              <w:bottom w:val="nil"/>
+              <w:right w:val="nil"/>
+            </w:tcBorders>
+            <w:tcMar>
+              <w:top w:w="150" w:type="dxa"/>
+              <w:left w:w="150" w:type="dxa"/>
+              <w:bottom w:w="150" w:type="dxa"/>
+              <w:right w:w="150" w:type="dxa"/>
+            </w:tcMar>
+            <w:hideMark/>
+          </w:tcPr>
+          <w:p>
+            <w:r>
+              <w:t>功耗降50%、延迟极低</w:t>
+            </w:r>
+          </w:p>
+        </w:tc>
+        <w:tc>
+          <w:tcPr>
+            <w:tcW w:w="0" w:type="auto"/>
+            <w:tcBorders>
+              <w:top w:val="single" w:sz="6" w:space="0" w:color="auto"/>
+              <w:left w:val="single" w:sz="6" w:space="0" w:color="auto"/>
+              <w:bottom w:val="nil"/>
+              <w:right w:val="nil"/>
+            </w:tcBorders>
+            <w:tcMar>
+              <w:top w:w="150" w:type="dxa"/>
+              <w:left w:w="150" w:type="dxa"/>
+              <w:bottom w:w="150" w:type="dxa"/>
+              <w:right w:w="150" w:type="dxa"/>
+            </w:tcMar>
+            <w:hideMark/>
+          </w:tcPr>
+          <w:p>
+            <w:r>
+              <w:t>互通性差、传输距离短、维护困难</w:t>
+            </w:r>
+          </w:p>
+        </w:tc>
+        <w:tc>
+          <w:tcPr>
+            <w:tcW w:w="0" w:type="auto"/>
+            <w:tcBorders>
+              <w:top w:val="single" w:sz="6" w:space="0" w:color="auto"/>
+              <w:left w:val="single" w:sz="6" w:space="0" w:color="auto"/>
+              <w:bottom w:val="nil"/>
+              <w:right w:val="nil"/>
+            </w:tcBorders>
+            <w:tcMar>
+              <w:top w:w="150" w:type="dxa"/>
+              <w:left w:w="150" w:type="dxa"/>
+              <w:bottom w:w="150" w:type="dxa"/>
+              <w:right w:w="150" w:type="dxa"/>
+            </w:tcMar>
+            <w:hideMark/>
+          </w:tcPr>
+          <w:p>
+            <w:r>
+              <w:t>特定闭环DC</w:t>
+            </w:r>
+          </w:p>
+        </w:tc>
+        <w:tc>
+          <w:tcPr>
+            <w:tcW w:w="0" w:type="auto"/>
+            <w:tcBorders>
+              <w:top w:val="single" w:sz="6" w:space="0" w:color="auto"/>
+              <w:left w:val="single" w:sz="6" w:space="0" w:color="auto"/>
+              <w:bottom w:val="nil"/>
+              <w:right w:val="nil"/>
+            </w:tcBorders>
+            <w:tcMar>
+              <w:top w:w="150" w:type="dxa"/>
+              <w:left w:w="150" w:type="dxa"/>
+              <w:bottom w:w="150" w:type="dxa"/>
+              <w:right w:w="150" w:type="dxa"/>
+            </w:tcMar>
+            <w:hideMark/>
+          </w:tcPr>
+          <w:p>
+            <w:r>
+              <w:t>小批量</w:t>
+            </w:r>
+          </w:p>
+        </w:tc>
+      </w:tr>
+      <w:tr>
+        <w:tc>
+          <w:tcPr>
+            <w:tcW w:w="0" w:type="auto"/>
+            <w:tcBorders>
+              <w:top w:val="single" w:sz="6" w:space="0" w:color="auto"/>
+              <w:left w:val="nil"/>
+              <w:bottom w:val="nil"/>
+              <w:right w:val="nil"/>
+            </w:tcBorders>
+            <w:tcMar>
+              <w:top w:w="150" w:type="dxa"/>
+              <w:left w:w="150" w:type="dxa"/>
+              <w:bottom w:w="150" w:type="dxa"/>
+              <w:right w:w="150" w:type="dxa"/>
+            </w:tcMar>
+            <w:hideMark/>
+          </w:tcPr>
+          <w:p>
+            <w:r>
+              <w:rPr>
+                <w:b/>
+                <w:bCs/>
+              </w:rPr>
+              <w:t>CPO/NPO</w:t>
+            </w:r>
+          </w:p>
+        </w:tc>
+        <w:tc>
+          <w:tcPr>
+            <w:tcW w:w="0" w:type="auto"/>
+            <w:tcBorders>
+              <w:top w:val="single" w:sz="6" w:space="0" w:color="auto"/>
+              <w:left w:val="single" w:sz="6" w:space="0" w:color="auto"/>
+              <w:bottom w:val="nil"/>
+              <w:right w:val="nil"/>
+            </w:tcBorders>
+            <w:tcMar>
+              <w:top w:w="150" w:type="dxa"/>
+              <w:left w:w="150" w:type="dxa"/>
+              <w:bottom w:w="150" w:type="dxa"/>
+              <w:right w:w="150" w:type="dxa"/>
+            </w:tcMar>
+            <w:hideMark/>
+          </w:tcPr>
+          <w:p>
+            <w:r>
+              <w:t>光引擎与交换机ASIC共封装/近封装</w:t>
+            </w:r>
+          </w:p>
+        </w:tc>
+        <w:tc>
+          <w:tcPr>
+            <w:tcW w:w="0" w:type="auto"/>
+            <w:tcBorders>
+              <w:top w:val="single" w:sz="6" w:space="0" w:color="auto"/>
+              <w:left w:val="single" w:sz="6" w:space="0" w:color="auto"/>
+              <w:bottom w:val="nil"/>
+              <w:right w:val="nil"/>
+            </w:tcBorders>
+            <w:tcMar>
+              <w:top w:w="150" w:type="dxa"/>
+              <w:left w:w="150" w:type="dxa"/>
+              <w:bottom w:w="150" w:type="dxa"/>
+              <w:right w:w="150" w:type="dxa"/>
+            </w:tcMar>
+            <w:hideMark/>
+          </w:tcPr>
+          <w:p>
+            <w:r>
+              <w:t>功耗降30-50%、带宽密度极高</w:t>
+            </w:r>
+          </w:p>
+        </w:tc>
+        <w:tc>
+          <w:tcPr>
+            <w:tcW w:w="0" w:type="auto"/>
+            <w:tcBorders>
+              <w:top w:val="single" w:sz="6" w:space="0" w:color="auto"/>
+              <w:left w:val="single" w:sz="6" w:space="0" w:color="auto"/>
+              <w:bottom w:val="nil"/>
+              <w:right w:val="nil"/>
+            </w:tcBorders>
+            <w:tcMar>
+              <w:top w:w="150" w:type="dxa"/>
+              <w:left w:w="150" w:type="dxa"/>
+              <w:bottom w:w="150" w:type="dxa"/>
+              <w:right w:w="150" w:type="dxa"/>
+            </w:tcMar>
+            <w:hideMark/>
+          </w:tcPr>
+          <w:p>
+            <w:r>
+              <w:t>不可维护、热管理复杂、标准未统一</w:t>
+            </w:r>
+          </w:p>
+        </w:tc>
+        <w:tc>
+          <w:tcPr>
+            <w:tcW w:w="0" w:type="auto"/>
+            <w:tcBorders>
+              <w:top w:val="single" w:sz="6" w:space="0" w:color="auto"/>
+              <w:left w:val="single" w:sz="6" w:space="0" w:color="auto"/>
+              <w:bottom w:val="nil"/>
+              <w:right w:val="nil"/>
+            </w:tcBorders>
+            <w:tcMar>
+              <w:top w:w="150" w:type="dxa"/>
+              <w:left w:w="150" w:type="dxa"/>
+              <w:bottom w:w="150" w:type="dxa"/>
+              <w:right w:w="150" w:type="dxa"/>
+            </w:tcMar>
+            <w:hideMark/>
+          </w:tcPr>
+          <w:p>
+            <w:r>
+              <w:t>3.2T短距</w:t>
+            </w:r>
+          </w:p>
+        </w:tc>
+        <w:tc>
+          <w:tcPr>
+            <w:tcW w:w="0" w:type="auto"/>
+            <w:tcBorders>
+              <w:top w:val="single" w:sz="6" w:space="0" w:color="auto"/>
+              <w:left w:val="single" w:sz="6" w:space="0" w:color="auto"/>
+              <w:bottom w:val="nil"/>
+              <w:right w:val="nil"/>
+            </w:tcBorders>
+            <w:tcMar>
+              <w:top w:w="150" w:type="dxa"/>
+              <w:left w:w="150" w:type="dxa"/>
+              <w:bottom w:w="150" w:type="dxa"/>
+              <w:right w:w="150" w:type="dxa"/>
+            </w:tcMar>
+            <w:hideMark/>
+          </w:tcPr>
+          <w:p>
+            <w:r>
+              <w:t>研发/样品</w:t>
+            </w:r>
+          </w:p>
+        </w:tc>
+      </w:tr>
+      <w:tr>
+        <w:tc>
+          <w:tcPr>
+            <w:tcW w:w="0" w:type="auto"/>
+            <w:tcBorders>
+              <w:top w:val="single" w:sz="6" w:space="0" w:color="auto"/>
+              <w:left w:val="nil"/>
+              <w:bottom w:val="nil"/>
+              <w:right w:val="nil"/>
+            </w:tcBorders>
+            <w:tcMar>
+              <w:top w:w="150" w:type="dxa"/>
+              <w:left w:w="150" w:type="dxa"/>
+              <w:bottom w:w="150" w:type="dxa"/>
+              <w:right w:w="150" w:type="dxa"/>
+            </w:tcMar>
+            <w:hideMark/>
+          </w:tcPr>
+          <w:p>
+            <w:r>
+              <w:rPr>
+                <w:b/>
+                <w:bCs/>
+              </w:rPr>
+              <w:t>OCS（光路交换）</w:t>
+            </w:r>
+          </w:p>
+        </w:tc>
+        <w:tc>
+          <w:tcPr>
+            <w:tcW w:w="0" w:type="auto"/>
+            <w:tcBorders>
+              <w:top w:val="single" w:sz="6" w:space="0" w:color="auto"/>
+              <w:left w:val="single" w:sz="6" w:space="0" w:color="auto"/>
+              <w:bottom w:val="nil"/>
+              <w:right w:val="nil"/>
+            </w:tcBorders>
+            <w:tcMar>
+              <w:top w:w="150" w:type="dxa"/>
+              <w:left w:w="150" w:type="dxa"/>
+              <w:bottom w:w="150" w:type="dxa"/>
+              <w:right w:w="150" w:type="dxa"/>
+            </w:tcMar>
+            <w:hideMark/>
+          </w:tcPr>
+          <w:p>
+            <w:r>
+              <w:t>全光层直接交换，不</w:t>
+            </w:r>
+            <w:r>
+              <w:lastRenderedPageBreak/>
+              <w:t>经过电域</w:t>
+            </w:r>
+          </w:p>
+        </w:tc>
+        <w:tc>
+          <w:tcPr>
+            <w:tcW w:w="0" w:type="auto"/>
+            <w:tcBorders>
+              <w:top w:val="single" w:sz="6" w:space="0" w:color="auto"/>
+              <w:left w:val="single" w:sz="6" w:space="0" w:color="auto"/>
+              <w:bottom w:val="nil"/>
+              <w:right w:val="nil"/>
+            </w:tcBorders>
+            <w:tcMar>
+              <w:top w:w="150" w:type="dxa"/>
+              <w:left w:w="150" w:type="dxa"/>
+              <w:bottom w:w="150" w:type="dxa"/>
+              <w:right w:w="150" w:type="dxa"/>
+            </w:tcMar>
+            <w:hideMark/>
+          </w:tcPr>
+          <w:p>
+            <w:r>
+              <w:lastRenderedPageBreak/>
+              <w:t>延迟极低、功耗极低、无阻塞</w:t>
+            </w:r>
+          </w:p>
+        </w:tc>
+        <w:tc>
+          <w:tcPr>
+            <w:tcW w:w="0" w:type="auto"/>
+            <w:tcBorders>
+              <w:top w:val="single" w:sz="6" w:space="0" w:color="auto"/>
+              <w:left w:val="single" w:sz="6" w:space="0" w:color="auto"/>
+              <w:bottom w:val="nil"/>
+              <w:right w:val="nil"/>
+            </w:tcBorders>
+            <w:tcMar>
+              <w:top w:w="150" w:type="dxa"/>
+              <w:left w:w="150" w:type="dxa"/>
+              <w:bottom w:w="150" w:type="dxa"/>
+              <w:right w:w="150" w:type="dxa"/>
+            </w:tcMar>
+            <w:hideMark/>
+          </w:tcPr>
+          <w:p>
+            <w:r>
+              <w:t>技术极复杂、控制难度大、成本高</w:t>
+            </w:r>
+          </w:p>
+        </w:tc>
+        <w:tc>
+          <w:tcPr>
+            <w:tcW w:w="0" w:type="auto"/>
+            <w:tcBorders>
+              <w:top w:val="single" w:sz="6" w:space="0" w:color="auto"/>
+              <w:left w:val="single" w:sz="6" w:space="0" w:color="auto"/>
+              <w:bottom w:val="nil"/>
+              <w:right w:val="nil"/>
+            </w:tcBorders>
+            <w:tcMar>
+              <w:top w:w="150" w:type="dxa"/>
+              <w:left w:w="150" w:type="dxa"/>
+              <w:bottom w:w="150" w:type="dxa"/>
+              <w:right w:w="150" w:type="dxa"/>
+            </w:tcMar>
+            <w:hideMark/>
+          </w:tcPr>
+          <w:p>
+            <w:r>
+              <w:t>超大规模AI集群骨干</w:t>
+            </w:r>
+          </w:p>
+        </w:tc>
+        <w:tc>
+          <w:tcPr>
+            <w:tcW w:w="0" w:type="auto"/>
+            <w:tcBorders>
+              <w:top w:val="single" w:sz="6" w:space="0" w:color="auto"/>
+              <w:left w:val="single" w:sz="6" w:space="0" w:color="auto"/>
+              <w:bottom w:val="nil"/>
+              <w:right w:val="nil"/>
+            </w:tcBorders>
+            <w:tcMar>
+              <w:top w:w="150" w:type="dxa"/>
+              <w:left w:w="150" w:type="dxa"/>
+              <w:bottom w:w="150" w:type="dxa"/>
+              <w:right w:w="150" w:type="dxa"/>
+            </w:tcMar>
+            <w:hideMark/>
+          </w:tcPr>
+          <w:p>
+            <w:r>
+              <w:t>概念/</w:t>
+            </w:r>
+            <w:r>
+              <w:lastRenderedPageBreak/>
+              <w:t>早期研发</w:t>
+            </w:r>
+          </w:p>
+        </w:tc>
+      </w:tr>
+    </w:tbl>
+    <w:p>
+      <w:r>
+        <w:lastRenderedPageBreak/>
+        <w:pict w14:anchorId="502C654E">
+          <v:rect id="_x0000_i1053" style="width:0;height:1.5pt" o:hralign="center" o:hrstd="t" o:hr="t" fillcolor="#a0a0a0" stroked="f"/>
+        </w:pict>
+      </w:r>
+    </w:p>
+    <w:p>
+      <w:pPr>
+        <w:rPr>
+          <w:b/>
+          <w:bCs/>
+        </w:rPr>
+      </w:pPr>
+      <w:r>
+        <w:rPr>
+          <w:b/>
+          <w:bCs/>
+        </w:rPr>
+        <w:t>五、未来趋势：三个确定，两个不确定</w:t>
+      </w:r>
+    </w:p>
+    <w:p>
+      <w:pPr>
+        <w:rPr>
+          <w:b/>
+          <w:bCs/>
+        </w:rPr>
+      </w:pPr>
+      <w:r>
+        <w:rPr>
+          <w:b/>
+          <w:bCs/>
+        </w:rPr>
+        <w:t>确定的趋势</w:t>
+      </w:r>
+    </w:p>
+    <w:p>
+      <w:pPr>
+        <w:numPr>
+          <w:ilvl w:val="0"/>
+          <w:numId w:val="26"/>
+        </w:numPr>
+      </w:pPr>
+      <w:r>
+        <w:rPr>
+          <w:b/>
+          <w:bCs/>
+        </w:rPr>
+        <w:t>1.6T是2026-2027年的确定性增量</w:t>
+      </w:r>
+      <w:r>
+        <w:t>：无论LPO/CPO怎么博弈，可插拔1.6T EML/硅光模块在2026年进入放量期，这是光模块厂业绩的核心支撑。</w:t>
+      </w:r>
+    </w:p>
+    <w:p>
+      <w:pPr>
+        <w:numPr>
+          <w:ilvl w:val="0"/>
+          <w:numId w:val="26"/>
+        </w:numPr>
+      </w:pPr>
+      <w:r>
+        <w:rPr>
+          <w:b/>
+          <w:bCs/>
+        </w:rPr>
+        <w:t>硅光渗透率持续提升</w:t>
+      </w:r>
+      <w:r>
+        <w:t>：在1.6T中距场景，硅光凭借集成度和成本优势，会从800G的~20%渗透率提升到1.6T的~40-50%。</w:t>
+      </w:r>
+    </w:p>
+    <w:p>
+      <w:pPr>
+        <w:numPr>
+          <w:ilvl w:val="0"/>
+          <w:numId w:val="26"/>
+        </w:numPr>
+      </w:pPr>
+      <w:r>
+        <w:rPr>
+          <w:b/>
+          <w:bCs/>
+        </w:rPr>
+        <w:t>功耗成为第一性原理</w:t>
+      </w:r>
+      <w:r>
+        <w:t>：随着集群规模扩大，光模块功耗占数据中心总功耗比例上升（从~5%向~15%演进），</w:t>
+      </w:r>
+      <w:r>
+        <w:rPr>
+          <w:b/>
+          <w:bCs/>
+        </w:rPr>
+        <w:t>低功耗技术（硅光、CPO、LPO）</w:t>
+      </w:r>
+      <w:r>
+        <w:t>的优先级高于单纯提速。</w:t>
+      </w:r>
+    </w:p>
+    <w:p>
+      <w:pPr>
+        <w:rPr>
+          <w:b/>
+          <w:bCs/>
+        </w:rPr>
+      </w:pPr>
+      <w:r>
+        <w:rPr>
+          <w:b/>
+          <w:bCs/>
+        </w:rPr>
+        <w:t>不确定的博弈</w:t>
+      </w:r>
+    </w:p>
+    <w:p>
+      <w:pPr>
+        <w:numPr>
+          <w:ilvl w:val="0"/>
+          <w:numId w:val="27"/>
+        </w:numPr>
+      </w:pPr>
+      <w:r>
+        <w:rPr>
+          <w:b/>
+          <w:bCs/>
+        </w:rPr>
+        <w:t>CPO是否会颠覆可插拔光模块？</w:t>
+      </w:r>
+    </w:p>
+    <w:p>
+      <w:pPr>
+        <w:numPr>
+          <w:ilvl w:val="1"/>
+          <w:numId w:val="27"/>
+        </w:numPr>
+      </w:pPr>
+      <w:r>
+        <w:t>如果CPO在3.2T时代成为主流，传统可插拔光模块厂商（中际旭创、新易盛）的价值会被交换机厂商（博通、思科）部分吞噬，因为光引擎变成了交换机的一部分。</w:t>
+      </w:r>
+    </w:p>
+    <w:p>
+      <w:pPr>
+        <w:numPr>
+          <w:ilvl w:val="1"/>
+          <w:numId w:val="27"/>
+        </w:numPr>
+      </w:pPr>
+      <w:r>
+        <w:rPr>
+          <w:b/>
+          <w:bCs/>
+        </w:rPr>
+        <w:t>反论</w:t>
+      </w:r>
+      <w:r>
+        <w:t>：CPO的标准化、可维护性、供应链成熟度至少需要3-5年，可插拔形态在2028年前仍占主导。光模块厂有足够时间向CPO光引擎供应商转型。</w:t>
+      </w:r>
+    </w:p>
+    <w:p>
+      <w:pPr>
+        <w:numPr>
+          <w:ilvl w:val="0"/>
+          <w:numId w:val="27"/>
+        </w:numPr>
+      </w:pPr>
+      <w:r>
+        <w:rPr>
+          <w:b/>
+          <w:bCs/>
+        </w:rPr>
+        <w:t>薄膜铌酸锂是"真替代"还是"伪需求"？</w:t>
+      </w:r>
+    </w:p>
+    <w:p>
+      <w:pPr>
+        <w:numPr>
+          <w:ilvl w:val="1"/>
+          <w:numId w:val="27"/>
+        </w:numPr>
+      </w:pPr>
+      <w:r>
+        <w:t>如果硅光在3.2T通过改进调制器设计（如硅-有机混合）突破带宽瓶颈，薄膜铌酸锂可能永远停留在小众高端。</w:t>
+      </w:r>
+    </w:p>
+    <w:p>
+      <w:pPr>
+        <w:numPr>
+          <w:ilvl w:val="1"/>
+          <w:numId w:val="27"/>
+        </w:numPr>
+      </w:pPr>
+      <w:r>
+        <w:rPr>
+          <w:b/>
+          <w:bCs/>
+        </w:rPr>
+        <w:lastRenderedPageBreak/>
+        <w:t>验证信号</w:t>
+      </w:r>
+      <w:r>
+        <w:t>：关注2026-2027年薄膜铌酸锂是否有1.6T量产订单，以及成本曲线是否陡峭下降。</w:t>
+      </w:r>
+    </w:p>
+    <w:p>
+      <w:r>
+        <w:pict w14:anchorId="52373242">
+          <v:rect id="_x0000_i1054" style="width:0;height:1.5pt" o:hralign="center" o:hrstd="t" o:hr="t" fillcolor="#a0a0a0" stroked="f"/>
+        </w:pict>
+      </w:r>
+    </w:p>
+    <w:p>
+      <w:pPr>
+        <w:rPr>
+          <w:b/>
+          <w:bCs/>
+        </w:rPr>
+      </w:pPr>
+      <w:r>
+        <w:rPr>
+          <w:b/>
+          <w:bCs/>
+        </w:rPr>
+        <w:t>六、投资逻辑的落脚点</w:t>
+      </w:r>
+    </w:p>
+    <w:p>
+      <w:r>
+        <w:t>把技术路线翻译成可跟踪的指标：</w:t>
+      </w:r>
+    </w:p>
+    <w:p>
+      <w:r>
+        <w:rPr>
+          <w:b/>
+          <w:bCs/>
+        </w:rPr>
+        <w:t>表格</w:t>
+      </w:r>
+    </w:p>
+    <w:tbl>
+      <w:tblPr>
+        <w:tblW w:w="0" w:type="auto"/>
+        <w:tblCellMar>
+          <w:left w:w="0" w:type="dxa"/>
+          <w:right w:w="0" w:type="dxa"/>
+        </w:tblCellMar>
+        <w:tblLook w:val="04A0" w:firstRow="1" w:lastRow="0" w:firstColumn="1" w:lastColumn="0" w:noHBand="0" w:noVBand="1"/>
+      </w:tblPr>
+      <w:tblGrid>
+        <w:gridCol w:w="3655"/>
+        <w:gridCol w:w="1268"/>
+        <w:gridCol w:w="3383"/>
+      </w:tblGrid>
+      <w:tr>
+        <w:trPr>
+          <w:tblHeader/>
+        </w:trPr>
+        <w:tc>
+          <w:tcPr>
+            <w:tcW w:w="0" w:type="auto"/>
+            <w:tcBorders>
+              <w:top w:val="single" w:sz="6" w:space="0" w:color="auto"/>
+              <w:left w:val="nil"/>
+              <w:bottom w:val="nil"/>
+              <w:right w:val="nil"/>
+            </w:tcBorders>
+            <w:tcMar>
+              <w:top w:w="150" w:type="dxa"/>
+              <w:left w:w="150" w:type="dxa"/>
+              <w:bottom w:w="150" w:type="dxa"/>
+              <w:right w:w="150" w:type="dxa"/>
+            </w:tcMar>
+            <w:hideMark/>
+          </w:tcPr>
+          <w:p>
+            <w:pPr>
+              <w:rPr>
+                <w:b/>
+                <w:bCs/>
+              </w:rPr>
+            </w:pPr>
+            <w:r>
+              <w:rPr>
+                <w:b/>
+                <w:bCs/>
+              </w:rPr>
+              <w:t>跟踪指标</w:t>
+            </w:r>
+          </w:p>
+        </w:tc>
+        <w:tc>
+          <w:tcPr>
+            <w:tcW w:w="0" w:type="auto"/>
+            <w:tcBorders>
+              <w:top w:val="single" w:sz="6" w:space="0" w:color="auto"/>
+              <w:left w:val="single" w:sz="6" w:space="0" w:color="auto"/>
+              <w:bottom w:val="nil"/>
+              <w:right w:val="nil"/>
+            </w:tcBorders>
+            <w:tcMar>
+              <w:top w:w="150" w:type="dxa"/>
+              <w:left w:w="150" w:type="dxa"/>
+              <w:bottom w:w="150" w:type="dxa"/>
+              <w:right w:w="150" w:type="dxa"/>
+            </w:tcMar>
+            <w:hideMark/>
+          </w:tcPr>
+          <w:p>
+            <w:pPr>
+              <w:rPr>
+                <w:b/>
+                <w:bCs/>
+              </w:rPr>
+            </w:pPr>
+            <w:r>
+              <w:rPr>
+                <w:b/>
+                <w:bCs/>
+              </w:rPr>
+              <w:t>信号含义</w:t>
+            </w:r>
+          </w:p>
+        </w:tc>
+        <w:tc>
+          <w:tcPr>
+            <w:tcW w:w="0" w:type="auto"/>
+            <w:tcBorders>
+              <w:top w:val="single" w:sz="6" w:space="0" w:color="auto"/>
+              <w:left w:val="single" w:sz="6" w:space="0" w:color="auto"/>
+              <w:bottom w:val="nil"/>
+              <w:right w:val="nil"/>
+            </w:tcBorders>
+            <w:tcMar>
+              <w:top w:w="150" w:type="dxa"/>
+              <w:left w:w="150" w:type="dxa"/>
+              <w:bottom w:w="150" w:type="dxa"/>
+              <w:right w:w="150" w:type="dxa"/>
+            </w:tcMar>
+            <w:hideMark/>
+          </w:tcPr>
+          <w:p>
+            <w:pPr>
+              <w:rPr>
+                <w:b/>
+                <w:bCs/>
+              </w:rPr>
+            </w:pPr>
+            <w:r>
+              <w:rPr>
+                <w:b/>
+                <w:bCs/>
+              </w:rPr>
+              <w:t>利好对象</w:t>
+            </w:r>
+          </w:p>
+        </w:tc>
+      </w:tr>
+      <w:tr>
+        <w:tc>
+          <w:tcPr>
+            <w:tcW w:w="0" w:type="auto"/>
+            <w:tcBorders>
+              <w:top w:val="single" w:sz="6" w:space="0" w:color="auto"/>
+              <w:left w:val="nil"/>
+              <w:bottom w:val="nil"/>
+              <w:right w:val="nil"/>
+            </w:tcBorders>
+            <w:tcMar>
+              <w:top w:w="150" w:type="dxa"/>
+              <w:left w:w="150" w:type="dxa"/>
+              <w:bottom w:w="150" w:type="dxa"/>
+              <w:right w:w="150" w:type="dxa"/>
+            </w:tcMar>
+            <w:hideMark/>
+          </w:tcPr>
+          <w:p>
+            <w:r>
+              <w:t>英伟达/博通1.6T交换机出货节奏</w:t>
+            </w:r>
+          </w:p>
+        </w:tc>
+        <w:tc>
+          <w:tcPr>
+            <w:tcW w:w="0" w:type="auto"/>
+            <w:tcBorders>
+              <w:top w:val="single" w:sz="6" w:space="0" w:color="auto"/>
+              <w:left w:val="single" w:sz="6" w:space="0" w:color="auto"/>
+              <w:bottom w:val="nil"/>
+              <w:right w:val="nil"/>
+            </w:tcBorders>
+            <w:tcMar>
+              <w:top w:w="150" w:type="dxa"/>
+              <w:left w:w="150" w:type="dxa"/>
+              <w:bottom w:w="150" w:type="dxa"/>
+              <w:right w:w="150" w:type="dxa"/>
+            </w:tcMar>
+            <w:hideMark/>
+          </w:tcPr>
+          <w:p>
+            <w:r>
+              <w:t>需求端验证</w:t>
+            </w:r>
+          </w:p>
+        </w:tc>
+        <w:tc>
+          <w:tcPr>
+            <w:tcW w:w="0" w:type="auto"/>
+            <w:tcBorders>
+              <w:top w:val="single" w:sz="6" w:space="0" w:color="auto"/>
+              <w:left w:val="single" w:sz="6" w:space="0" w:color="auto"/>
+              <w:bottom w:val="nil"/>
+              <w:right w:val="nil"/>
+            </w:tcBorders>
+            <w:tcMar>
+              <w:top w:w="150" w:type="dxa"/>
+              <w:left w:w="150" w:type="dxa"/>
+              <w:bottom w:w="150" w:type="dxa"/>
+              <w:right w:w="150" w:type="dxa"/>
+            </w:tcMar>
+            <w:hideMark/>
+          </w:tcPr>
+          <w:p>
+            <w:r>
+              <w:t>中际旭创、新易盛、天孚通信</w:t>
+            </w:r>
+          </w:p>
+        </w:tc>
+      </w:tr>
+      <w:tr>
+        <w:tc>
+          <w:tcPr>
+            <w:tcW w:w="0" w:type="auto"/>
+            <w:tcBorders>
+              <w:top w:val="single" w:sz="6" w:space="0" w:color="auto"/>
+              <w:left w:val="nil"/>
+              <w:bottom w:val="nil"/>
+              <w:right w:val="nil"/>
+            </w:tcBorders>
+            <w:tcMar>
+              <w:top w:w="150" w:type="dxa"/>
+              <w:left w:w="150" w:type="dxa"/>
+              <w:bottom w:w="150" w:type="dxa"/>
+              <w:right w:w="150" w:type="dxa"/>
+            </w:tcMar>
+            <w:hideMark/>
+          </w:tcPr>
+          <w:p>
+            <w:r>
+              <w:t>硅光模块在1.6T中的占比</w:t>
+            </w:r>
+          </w:p>
+        </w:tc>
+        <w:tc>
+          <w:tcPr>
+            <w:tcW w:w="0" w:type="auto"/>
+            <w:tcBorders>
+              <w:top w:val="single" w:sz="6" w:space="0" w:color="auto"/>
+              <w:left w:val="single" w:sz="6" w:space="0" w:color="auto"/>
+              <w:bottom w:val="nil"/>
+              <w:right w:val="nil"/>
+            </w:tcBorders>
+            <w:tcMar>
+              <w:top w:w="150" w:type="dxa"/>
+              <w:left w:w="150" w:type="dxa"/>
+              <w:bottom w:w="150" w:type="dxa"/>
+              <w:right w:w="150" w:type="dxa"/>
+            </w:tcMar>
+            <w:hideMark/>
+          </w:tcPr>
+          <w:p>
+            <w:r>
+              <w:t>技术路线验证</w:t>
+            </w:r>
+          </w:p>
+        </w:tc>
+        <w:tc>
+          <w:tcPr>
+            <w:tcW w:w="0" w:type="auto"/>
+            <w:tcBorders>
+              <w:top w:val="single" w:sz="6" w:space="0" w:color="auto"/>
+              <w:left w:val="single" w:sz="6" w:space="0" w:color="auto"/>
+              <w:bottom w:val="nil"/>
+              <w:right w:val="nil"/>
+            </w:tcBorders>
+            <w:tcMar>
+              <w:top w:w="150" w:type="dxa"/>
+              <w:left w:w="150" w:type="dxa"/>
+              <w:bottom w:w="150" w:type="dxa"/>
+              <w:right w:w="150" w:type="dxa"/>
+            </w:tcMar>
+            <w:hideMark/>
+          </w:tcPr>
+          <w:p>
+            <w:r>
+              <w:t>源杰科技、长光华芯（激光器）、光迅科技</w:t>
+            </w:r>
+          </w:p>
+        </w:tc>
+      </w:tr>
+      <w:tr>
+        <w:tc>
+          <w:tcPr>
+            <w:tcW w:w="0" w:type="auto"/>
+            <w:tcBorders>
+              <w:top w:val="single" w:sz="6" w:space="0" w:color="auto"/>
+              <w:left w:val="nil"/>
+              <w:bottom w:val="nil"/>
+              <w:right w:val="nil"/>
+            </w:tcBorders>
+            <w:tcMar>
+              <w:top w:w="150" w:type="dxa"/>
+              <w:left w:w="150" w:type="dxa"/>
+              <w:bottom w:w="150" w:type="dxa"/>
+              <w:right w:w="150" w:type="dxa"/>
+            </w:tcMar>
+            <w:hideMark/>
+          </w:tcPr>
+          <w:p>
+            <w:r>
+              <w:t>CPO/NPO标准制定进度（OIF/COBO）</w:t>
+            </w:r>
+          </w:p>
+        </w:tc>
+        <w:tc>
+          <w:tcPr>
+            <w:tcW w:w="0" w:type="auto"/>
+            <w:tcBorders>
+              <w:top w:val="single" w:sz="6" w:space="0" w:color="auto"/>
+              <w:left w:val="single" w:sz="6" w:space="0" w:color="auto"/>
+              <w:bottom w:val="nil"/>
+              <w:right w:val="nil"/>
+            </w:tcBorders>
+            <w:tcMar>
+              <w:top w:w="150" w:type="dxa"/>
+              <w:left w:w="150" w:type="dxa"/>
+              <w:bottom w:w="150" w:type="dxa"/>
+              <w:right w:w="150" w:type="dxa"/>
+            </w:tcMar>
+            <w:hideMark/>
+          </w:tcPr>
+          <w:p>
+            <w:r>
+              <w:t>形态变革预警</w:t>
+            </w:r>
+          </w:p>
+        </w:tc>
+        <w:tc>
+          <w:tcPr>
+            <w:tcW w:w="0" w:type="auto"/>
+            <w:tcBorders>
+              <w:top w:val="single" w:sz="6" w:space="0" w:color="auto"/>
+              <w:left w:val="single" w:sz="6" w:space="0" w:color="auto"/>
+              <w:bottom w:val="nil"/>
+              <w:right w:val="nil"/>
+            </w:tcBorders>
+            <w:tcMar>
+              <w:top w:w="150" w:type="dxa"/>
+              <w:left w:w="150" w:type="dxa"/>
+              <w:bottom w:w="150" w:type="dxa"/>
+              <w:right w:w="150" w:type="dxa"/>
+            </w:tcMar>
+            <w:hideMark/>
+          </w:tcPr>
+          <w:p>
+            <w:r>
+              <w:t>博通、Marvell（若标准封闭则利好设备商）</w:t>
+            </w:r>
+          </w:p>
+        </w:tc>
+      </w:tr>
+      <w:tr>
+        <w:tc>
+          <w:tcPr>
+            <w:tcW w:w="0" w:type="auto"/>
+            <w:tcBorders>
+              <w:top w:val="single" w:sz="6" w:space="0" w:color="auto"/>
+              <w:left w:val="nil"/>
+              <w:bottom w:val="nil"/>
+              <w:right w:val="nil"/>
+            </w:tcBorders>
+            <w:tcMar>
+              <w:top w:w="150" w:type="dxa"/>
+              <w:left w:w="150" w:type="dxa"/>
+              <w:bottom w:w="150" w:type="dxa"/>
+              <w:right w:w="150" w:type="dxa"/>
+            </w:tcMar>
+            <w:hideMark/>
+          </w:tcPr>
+          <w:p>
+            <w:r>
+              <w:t>薄膜铌酸锂厂商（HyperLight等）融资/订单</w:t>
+            </w:r>
+          </w:p>
+        </w:tc>
+        <w:tc>
+          <w:tcPr>
+            <w:tcW w:w="0" w:type="auto"/>
+            <w:tcBorders>
+              <w:top w:val="single" w:sz="6" w:space="0" w:color="auto"/>
+              <w:left w:val="single" w:sz="6" w:space="0" w:color="auto"/>
+              <w:bottom w:val="nil"/>
+              <w:right w:val="nil"/>
+            </w:tcBorders>
+            <w:tcMar>
+              <w:top w:w="150" w:type="dxa"/>
+              <w:left w:w="150" w:type="dxa"/>
+              <w:bottom w:w="150" w:type="dxa"/>
+              <w:right w:w="150" w:type="dxa"/>
+            </w:tcMar>
+            <w:hideMark/>
+          </w:tcPr>
+          <w:p>
+            <w:r>
+              <w:t>材料替代信号</w:t>
+            </w:r>
+          </w:p>
+        </w:tc>
+        <w:tc>
+          <w:tcPr>
+            <w:tcW w:w="0" w:type="auto"/>
+            <w:tcBorders>
+              <w:top w:val="single" w:sz="6" w:space="0" w:color="auto"/>
+              <w:left w:val="single" w:sz="6" w:space="0" w:color="auto"/>
+              <w:bottom w:val="nil"/>
+              <w:right w:val="nil"/>
+            </w:tcBorders>
+            <w:tcMar>
+              <w:top w:w="150" w:type="dxa"/>
+              <w:left w:w="150" w:type="dxa"/>
+              <w:bottom w:w="150" w:type="dxa"/>
+              <w:right w:w="150" w:type="dxa"/>
+            </w:tcMar>
+            <w:hideMark/>
+          </w:tcPr>
+          <w:p>
+            <w:r>
+              <w:t>光库科技、联特科技（若国内跟进）</w:t>
+            </w:r>
+          </w:p>
+        </w:tc>
+      </w:tr>
+      <w:tr>
+        <w:tc>
+          <w:tcPr>
+            <w:tcW w:w="0" w:type="auto"/>
+            <w:tcBorders>
+              <w:top w:val="single" w:sz="6" w:space="0" w:color="auto"/>
+              <w:left w:val="nil"/>
+              <w:bottom w:val="nil"/>
+              <w:right w:val="nil"/>
+            </w:tcBorders>
+            <w:tcMar>
+              <w:top w:w="150" w:type="dxa"/>
+              <w:left w:w="150" w:type="dxa"/>
+              <w:bottom w:w="150" w:type="dxa"/>
+              <w:right w:w="150" w:type="dxa"/>
+            </w:tcMar>
+            <w:hideMark/>
+          </w:tcPr>
+          <w:p>
+            <w:r>
+              <w:t>云厂商Capex中"光互联"细分项</w:t>
+            </w:r>
+          </w:p>
+        </w:tc>
+        <w:tc>
+          <w:tcPr>
+            <w:tcW w:w="0" w:type="auto"/>
+            <w:tcBorders>
+              <w:top w:val="single" w:sz="6" w:space="0" w:color="auto"/>
+              <w:left w:val="single" w:sz="6" w:space="0" w:color="auto"/>
+              <w:bottom w:val="nil"/>
+              <w:right w:val="nil"/>
+            </w:tcBorders>
+            <w:tcMar>
+              <w:top w:w="150" w:type="dxa"/>
+              <w:left w:w="150" w:type="dxa"/>
+              <w:bottom w:w="150" w:type="dxa"/>
+              <w:right w:w="150" w:type="dxa"/>
+            </w:tcMar>
+            <w:hideMark/>
+          </w:tcPr>
+          <w:p>
+            <w:r>
+              <w:t>总量验证</w:t>
+            </w:r>
+          </w:p>
+        </w:tc>
+        <w:tc>
+          <w:tcPr>
+            <w:tcW w:w="0" w:type="auto"/>
+            <w:tcBorders>
+              <w:top w:val="single" w:sz="6" w:space="0" w:color="auto"/>
+              <w:left w:val="single" w:sz="6" w:space="0" w:color="auto"/>
+              <w:bottom w:val="nil"/>
+              <w:right w:val="nil"/>
+            </w:tcBorders>
+            <w:tcMar>
+              <w:top w:w="150" w:type="dxa"/>
+              <w:left w:w="150" w:type="dxa"/>
+              <w:bottom w:w="150" w:type="dxa"/>
+              <w:right w:w="150" w:type="dxa"/>
+            </w:tcMar>
+            <w:hideMark/>
+          </w:tcPr>
+          <w:p>
+            <w:r>
+              <w:t>整个光模块板块</w:t>
+            </w:r>
+          </w:p>
+        </w:tc>
+      </w:tr>
+    </w:tbl>
+    <w:p/>
+    <w:p>
+      <w:pPr>
         <w:rPr>
           <w:rFonts w:hint="eastAsia"/>
         </w:rPr>
-        <w:t>3.2.4 技术路线</w:t>
-      </w:r>
+      </w:pPr>
     </w:p>
     <w:p>
       <w:pPr>
@@ -6095,6 +12884,7 @@
         <w:rPr>
           <w:noProof/>
         </w:rPr>
+        <w:lastRenderedPageBreak/>
         <w:drawing>
           <wp:inline distT="0" distB="0" distL="0" distR="0" wp14:anchorId="530573FE" wp14:editId="133FCA37">
             <wp:extent cx="5274310" cy="1882775"/>
@@ -6158,7 +12948,6 @@
         <w:rPr>
           <w:rFonts w:ascii="楷体" w:eastAsia="楷体" w:hAnsi="楷体" w:hint="eastAsia"/>
         </w:rPr>
-        <w:lastRenderedPageBreak/>
         <w:t>3.</w:t>
       </w:r>
       <w:r>
@@ -6554,7 +13343,16 @@
                 <w:sz w:val="21"/>
                 <w:szCs w:val="22"/>
               </w:rPr>
-              <w:t>国家发展改革委等部门关于同意京津冀地区启动建设全国一体化算力网络国家枢纽节点的复函</w:t>
+              <w:t>国家发展改革委等部门关于同意京津冀地</w:t>
+            </w:r>
+            <w:r>
+              <w:rPr>
+                <w:rFonts w:ascii="楷体" w:eastAsia="楷体" w:hAnsi="楷体"/>
+                <w:sz w:val="21"/>
+                <w:szCs w:val="22"/>
+              </w:rPr>
+              <w:lastRenderedPageBreak/>
+              <w:t>区启动建设全国一体化算力网络国家枢纽节点的复函</w:t>
             </w:r>
           </w:p>
         </w:tc>
@@ -6577,6 +13375,7 @@
                 <w:sz w:val="21"/>
                 <w:szCs w:val="22"/>
               </w:rPr>
+              <w:lastRenderedPageBreak/>
               <w:t>国家发改委等四部门</w:t>
             </w:r>
           </w:p>
@@ -6599,7 +13398,16 @@
                 <w:sz w:val="21"/>
                 <w:szCs w:val="22"/>
               </w:rPr>
-              <w:t>同意在京津冀地区启动建设全国一体化算力网络国家枢纽节点，发展高密度高能效、低碳数据中心集群，通过云网协同、云边协同等优化数据中心供给结构，扩展算力增长空间，实现大规模算力部署</w:t>
+              <w:t>同意在京津冀地区启动建设全国一体化算力网络国家枢纽节点，发展高密度高能效、低碳数据中心集群，通过云网</w:t>
+            </w:r>
+            <w:r>
+              <w:rPr>
+                <w:rFonts w:ascii="楷体" w:eastAsia="楷体" w:hAnsi="楷体"/>
+                <w:sz w:val="21"/>
+                <w:szCs w:val="22"/>
+              </w:rPr>
+              <w:lastRenderedPageBreak/>
+              <w:t>协同、云边协同等优化数据中心供给结构，扩展算力增长空间，实现大规模算力部署</w:t>
             </w:r>
           </w:p>
         </w:tc>
@@ -6624,6 +13432,7 @@
                 <w:sz w:val="21"/>
                 <w:szCs w:val="22"/>
               </w:rPr>
+              <w:lastRenderedPageBreak/>
               <w:t>“十四五” 国家信息化规划</w:t>
             </w:r>
           </w:p>
@@ -6876,7 +13685,6 @@
                 <w:sz w:val="21"/>
                 <w:szCs w:val="22"/>
               </w:rPr>
-              <w:lastRenderedPageBreak/>
               <w:t>陕西省加快推动人工智能产业发展实施方案 (2024-2026 年)</w:t>
             </w:r>
           </w:p>
@@ -7342,7 +14150,16 @@
                 <w:sz w:val="21"/>
                 <w:szCs w:val="22"/>
               </w:rPr>
-              <w:t>到 2025 年智算和超算算力规模超过 2000PFLOPS，高性能算力占比超过 30%。持续提升国家超算郑州中心超算能力，建设智算中心和郑州城市算力网调度中心，资源利用率达到 70%</w:t>
+              <w:t>到 2025 年智算和超算算力规模超过 2000PFLOPS，高性能算力占比超过 30%。持续提升国家超算郑州中心超算能力，建设智算中心和郑州城市算力网调度中心，资源利用</w:t>
+            </w:r>
+            <w:r>
+              <w:rPr>
+                <w:rFonts w:ascii="楷体" w:eastAsia="楷体" w:hAnsi="楷体"/>
+                <w:sz w:val="21"/>
+                <w:szCs w:val="22"/>
+              </w:rPr>
+              <w:lastRenderedPageBreak/>
+              <w:t>率达到 70%</w:t>
             </w:r>
           </w:p>
         </w:tc>
@@ -7367,6 +14184,7 @@
                 <w:sz w:val="21"/>
                 <w:szCs w:val="22"/>
               </w:rPr>
+              <w:lastRenderedPageBreak/>
               <w:t>临港新片区加快构建算力产业生态行动方案 (2023-2025 年)</w:t>
             </w:r>
           </w:p>
@@ -7531,7 +14349,6 @@
         <w:rPr>
           <w:rFonts w:ascii="楷体" w:eastAsia="楷体" w:hAnsi="楷体" w:hint="eastAsia"/>
         </w:rPr>
-        <w:lastRenderedPageBreak/>
         <w:t>3.</w:t>
       </w:r>
       <w:r>
@@ -7637,6 +14454,7 @@
         <w:rPr>
           <w:noProof/>
         </w:rPr>
+        <w:lastRenderedPageBreak/>
         <w:drawing>
           <wp:inline distT="0" distB="0" distL="0" distR="0" wp14:anchorId="1D796014" wp14:editId="08B6292E">
             <wp:extent cx="5274310" cy="1952625"/>
@@ -7710,14 +14528,7 @@
         <w:rPr>
           <w:rFonts w:ascii="楷体" w:eastAsia="楷体" w:hAnsi="楷体" w:hint="eastAsia"/>
         </w:rPr>
-        <w:t xml:space="preserve">中国电信则以“息壤”为核心，构建完成智能云体系，自用+接入智算规模达到 </w:t>
-      </w:r>
-      <w:r>
-        <w:rPr>
-          <w:rFonts w:ascii="楷体" w:eastAsia="楷体" w:hAnsi="楷体" w:hint="eastAsia"/>
-        </w:rPr>
-        <w:lastRenderedPageBreak/>
-        <w:t>77EFLOPS，以算力+平台+数据+模型+应用为代表的 AI 一体化智能服务收入达 63 亿元，同比增长 89.4%；</w:t>
+        <w:t>中国电信则以“息壤”为核心，构建完成智能云体系，自用+接入智算规模达到 77EFLOPS，以算力+平台+数据+模型+应用为代表的 AI 一体化智能服务收入达 63 亿元，同比增长 89.4%；</w:t>
       </w:r>
     </w:p>
     <w:p>
@@ -7797,6 +14608,7 @@
         <w:rPr>
           <w:noProof/>
         </w:rPr>
+        <w:lastRenderedPageBreak/>
         <w:drawing>
           <wp:inline distT="0" distB="0" distL="0" distR="0" wp14:anchorId="627E6DF3" wp14:editId="7A80A6B4">
             <wp:extent cx="5274310" cy="4598035"/>
@@ -7838,102 +14650,115 @@
       <w:pPr>
         <w:pStyle w:val="3"/>
         <w:rPr>
+          <w:rFonts w:ascii="楷体" w:eastAsia="楷体" w:hAnsi="楷体" w:hint="eastAsia"/>
+        </w:rPr>
+      </w:pPr>
+      <w:r>
+        <w:rPr>
+          <w:rFonts w:ascii="楷体" w:eastAsia="楷体" w:hAnsi="楷体" w:hint="eastAsia"/>
+        </w:rPr>
+        <w:t>3.4.2 传统设备厂商</w:t>
+      </w:r>
+    </w:p>
+    <w:p>
+      <w:pPr>
+        <w:rPr>
+          <w:rFonts w:ascii="楷体" w:eastAsia="楷体" w:hAnsi="楷体" w:hint="eastAsia"/>
+        </w:rPr>
+      </w:pPr>
+      <w:r>
+        <w:rPr>
+          <w:rFonts w:ascii="楷体" w:eastAsia="楷体" w:hAnsi="楷体" w:hint="eastAsia"/>
+        </w:rPr>
+        <w:t>服务器上，全球AI服务器出货量（以机架为单位）预计将在2025年达到21万台，此后持续增长，到2030年有望攀升至70万台。在需求方面，微软、Meta、亚马逊等美国大型科技企业占据了全球AI服务器需求的40%以上。从中国市场来看，根据IDC报告，2024年中国人工智能算力市场规模达到190亿美元，2025年将达到259亿美元，同比增长36.2%，2028年将达到552亿美元。大模型兴起和生成式人工智能应用显著提升带动人工智能服务器市场规模持续扩大，带动光模块需求快速增长。</w:t>
+      </w:r>
+    </w:p>
+    <w:p>
+      <w:pPr>
+        <w:rPr>
+          <w:rFonts w:hint="eastAsia"/>
+        </w:rPr>
+      </w:pPr>
+    </w:p>
+    <w:p>
+      <w:pPr>
+        <w:rPr>
+          <w:rFonts w:ascii="楷体" w:eastAsia="楷体" w:hAnsi="楷体" w:hint="eastAsia"/>
+        </w:rPr>
+      </w:pPr>
+      <w:r>
+        <w:rPr>
           <w:rFonts w:ascii="楷体" w:eastAsia="楷体" w:hAnsi="楷体"/>
         </w:rPr>
-      </w:pPr>
-      <w:r>
-        <w:rPr>
-          <w:rFonts w:ascii="楷体" w:eastAsia="楷体" w:hAnsi="楷体" w:hint="eastAsia"/>
-        </w:rPr>
-        <w:t>3.4.2 传统设备厂商</w:t>
-      </w:r>
-    </w:p>
-    <w:p>
-      <w:pPr>
-        <w:rPr>
-          <w:rFonts w:ascii="楷体" w:eastAsia="楷体" w:hAnsi="楷体" w:hint="eastAsia"/>
-        </w:rPr>
-      </w:pPr>
-      <w:r>
-        <w:rPr>
-          <w:rFonts w:ascii="楷体" w:eastAsia="楷体" w:hAnsi="楷体" w:hint="eastAsia"/>
-        </w:rPr>
-        <w:t>服务器上，全球AI服务器出货量（以机架为单位）预计将在2025年达到21万台，此后持续增长，到2030年有望攀升至70万台。在需求方面，微软、Meta、亚马逊等美国大型科技企业占据了全球AI服务器需求的40%以上。从中国市场来看，根据IDC报告，2024年中国人工智能算力市场规模达到190亿美元，2025年将达到259亿美元，同比增长36.2%，2028年将达到552亿美元。大模型兴起和生成式人工智能应用显著提升带动人工智能服务器市场规模持续扩大，带动光模块需求快速增长。</w:t>
-      </w:r>
-    </w:p>
-    <w:p>
-      <w:pPr>
+        <w:t>传统通信设备商正从"5G基站供应商"向"算力网络综合服务商"转型。以中兴通讯为例，其智算服务器业务在2024年已实现规模化出货，从单纯的CT设备（基站、传输）向IT设备（智算中心、存储）延伸。</w:t>
+      </w:r>
+    </w:p>
+    <w:p>
+      <w:pPr>
+        <w:rPr>
+          <w:rFonts w:ascii="楷体" w:eastAsia="楷体" w:hAnsi="楷体" w:hint="eastAsia"/>
+        </w:rPr>
+      </w:pPr>
+      <w:r>
+        <w:rPr>
+          <w:rFonts w:ascii="楷体" w:eastAsia="楷体" w:hAnsi="楷体" w:hint="eastAsia"/>
+        </w:rPr>
+        <w:t>2024年中兴通讯政企业务（含算力服务器、存储、数据中心交换机）实现营收185.7亿元，同比增长36.7%，其中国内政企业务增速近60%，服务器及存储收入实现翻番。至2025年第一季度，智算服务器订货在整体算力业务中占比已超60%，成为驱动增长的核心引擎。在运营商算力网络建设中，中兴通讯已拿下中国移动分布式存储集采新</w:t>
+      </w:r>
+      <w:r>
+        <w:rPr>
+          <w:rFonts w:ascii="楷体" w:eastAsia="楷体" w:hAnsi="楷体" w:hint="eastAsia"/>
+        </w:rPr>
+        <w:lastRenderedPageBreak/>
+        <w:t>建项目最大份额，并以第一/第二名中标中国联通和中国电信数据中心交换机集采；在中国电信2024-2025年服务器规模集采（总规模15.6万台，其中国产化占比67.5%）中入围4个标包</w:t>
+      </w:r>
+    </w:p>
+    <w:p>
+      <w:pPr>
+        <w:rPr>
+          <w:rFonts w:ascii="楷体" w:eastAsia="楷体" w:hAnsi="楷体" w:hint="eastAsia"/>
+        </w:rPr>
+      </w:pPr>
+      <w:r>
+        <w:rPr>
+          <w:rFonts w:ascii="楷体" w:eastAsia="楷体" w:hAnsi="楷体"/>
+        </w:rPr>
+        <w:t>这一转型的战略意义在于：当5G-A/6G进入平缓期，设备商通过切入算力基建市场，维持了与运营商客户的</w:t>
+      </w:r>
+      <w:r>
+        <w:rPr>
+          <w:rFonts w:ascii="楷体" w:eastAsia="楷体" w:hAnsi="楷体" w:hint="eastAsia"/>
+        </w:rPr>
+        <w:t>同步</w:t>
+      </w:r>
+      <w:r>
+        <w:rPr>
+          <w:rFonts w:ascii="楷体" w:eastAsia="楷体" w:hAnsi="楷体"/>
+        </w:rPr>
+        <w:t>绑定，同时为光模块需求提供了"设备-光互联"的系统性支撑</w:t>
+      </w:r>
+    </w:p>
+    <w:p>
+      <w:pPr>
+        <w:pStyle w:val="3"/>
         <w:rPr>
           <w:rFonts w:hint="eastAsia"/>
         </w:rPr>
       </w:pPr>
-    </w:p>
-    <w:p>
-      <w:pPr>
-        <w:rPr>
-          <w:rFonts w:ascii="楷体" w:eastAsia="楷体" w:hAnsi="楷体" w:hint="eastAsia"/>
-        </w:rPr>
-      </w:pPr>
-      <w:r>
-        <w:rPr>
-          <w:rFonts w:ascii="楷体" w:eastAsia="楷体" w:hAnsi="楷体"/>
-        </w:rPr>
-        <w:t>传统通信设备商正从"5G基站供应商"向"算力网络综合服务商"转型。以中兴通讯为例，其智算服务器业务在2024年已实现规模化出货，从单纯的CT设备（基站、传输）向IT设备（智算中心、存储）延伸。</w:t>
-      </w:r>
-    </w:p>
-    <w:p>
-      <w:pPr>
-        <w:rPr>
-          <w:rFonts w:ascii="楷体" w:eastAsia="楷体" w:hAnsi="楷体" w:hint="eastAsia"/>
-        </w:rPr>
-      </w:pPr>
-      <w:r>
-        <w:rPr>
-          <w:rFonts w:ascii="楷体" w:eastAsia="楷体" w:hAnsi="楷体" w:hint="eastAsia"/>
-        </w:rPr>
-        <w:t>2024年中兴通讯政企业务（含算力服务器、存储、数据中心交换机）实现营收185.7亿元，同比增长36.7%，其中国内政企业务增速近60%，服务器及存储收入实现翻番。至2025年第一季度，智算服务器订货在整体算力业务中占比已超60%，成为驱动增长的核心引擎。在运营商算力网络建设中，中兴通讯已拿下中国移动分布式存储集采新建项目最大份额，并以第一/第二名中标中国联通和中国电信数据中心交换机集采；在中国电信2024-2025年服务器规模集采（总规模15.6万台，其中国产化占比67.5%）中入围4个标包</w:t>
-      </w:r>
-    </w:p>
-    <w:p>
-      <w:pPr>
-        <w:rPr>
-          <w:rFonts w:ascii="楷体" w:eastAsia="楷体" w:hAnsi="楷体" w:hint="eastAsia"/>
-        </w:rPr>
-      </w:pPr>
-      <w:r>
-        <w:rPr>
-          <w:rFonts w:ascii="楷体" w:eastAsia="楷体" w:hAnsi="楷体"/>
-        </w:rPr>
-        <w:t>这一转型的战略意义在于：当5G-A/6G进入平缓期，设备商通过切入算力基建市场，维持了与运营商客户的</w:t>
-      </w:r>
-      <w:r>
-        <w:rPr>
-          <w:rFonts w:ascii="楷体" w:eastAsia="楷体" w:hAnsi="楷体" w:hint="eastAsia"/>
-        </w:rPr>
-        <w:t>同步</w:t>
-      </w:r>
-      <w:r>
-        <w:rPr>
-          <w:rFonts w:ascii="楷体" w:eastAsia="楷体" w:hAnsi="楷体"/>
-        </w:rPr>
-        <w:t>绑定，同时为光模块需求提供了"设备-光互联"的系统性支撑</w:t>
-      </w:r>
-    </w:p>
-    <w:p>
-      <w:pPr>
-        <w:pStyle w:val="3"/>
+      <w:r>
         <w:rPr>
           <w:rFonts w:hint="eastAsia"/>
         </w:rPr>
-      </w:pPr>
-      <w:r>
+        <w:t>3.4.3 光纤</w:t>
+      </w:r>
+    </w:p>
+    <w:p>
+      <w:pPr>
         <w:rPr>
           <w:rFonts w:hint="eastAsia"/>
         </w:rPr>
-        <w:t>3.4.3 光纤</w:t>
-      </w:r>
-    </w:p>
-    <w:p/>
+      </w:pPr>
+    </w:p>
     <w:p>
       <w:pPr>
         <w:rPr>
@@ -8089,68 +14914,68 @@
           <w:rFonts w:ascii="楷体" w:eastAsia="楷体" w:hAnsi="楷体" w:hint="eastAsia"/>
           <w:color w:val="auto"/>
         </w:rPr>
+        <w:t>6.</w:t>
+      </w:r>
+      <w:r>
+        <w:rPr>
+          <w:rFonts w:ascii="楷体" w:eastAsia="楷体" w:hAnsi="楷体" w:hint="eastAsia"/>
+          <w:color w:val="auto"/>
+        </w:rPr>
+        <w:t>投资风险</w:t>
+      </w:r>
+    </w:p>
+    <w:p>
+      <w:pPr>
+        <w:pStyle w:val="1"/>
+        <w:rPr>
+          <w:rFonts w:hint="eastAsia"/>
+        </w:rPr>
+      </w:pPr>
+      <w:r>
+        <w:rPr>
+          <w:rFonts w:hint="eastAsia"/>
+        </w:rPr>
+        <w:t>7. 素材</w:t>
+      </w:r>
+    </w:p>
+    <w:p>
+      <w:pPr>
+        <w:pStyle w:val="2"/>
+        <w:rPr>
+          <w:rFonts w:hint="eastAsia"/>
+        </w:rPr>
+      </w:pPr>
+      <w:r>
+        <w:rPr>
+          <w:rFonts w:hint="eastAsia"/>
+        </w:rPr>
+        <w:t>20251231申万</w:t>
+      </w:r>
+    </w:p>
+    <w:p>
+      <w:pPr>
+        <w:rPr>
+          <w:rFonts w:hint="eastAsia"/>
+        </w:rPr>
+      </w:pPr>
+      <w:r>
+        <w:rPr>
+          <w:rFonts w:hint="eastAsia"/>
+        </w:rPr>
+        <w:t xml:space="preserve">Scale up </w:t>
+      </w:r>
+    </w:p>
+    <w:p>
+      <w:pPr>
+        <w:rPr>
+          <w:rFonts w:hint="eastAsia"/>
+        </w:rPr>
+      </w:pPr>
+      <w:r>
+        <w:rPr>
+          <w:noProof/>
+        </w:rPr>
         <w:lastRenderedPageBreak/>
-        <w:t>6.</w:t>
-      </w:r>
-      <w:r>
-        <w:rPr>
-          <w:rFonts w:ascii="楷体" w:eastAsia="楷体" w:hAnsi="楷体" w:hint="eastAsia"/>
-          <w:color w:val="auto"/>
-        </w:rPr>
-        <w:t>投资风险</w:t>
-      </w:r>
-    </w:p>
-    <w:p>
-      <w:pPr>
-        <w:pStyle w:val="1"/>
-        <w:rPr>
-          <w:rFonts w:hint="eastAsia"/>
-        </w:rPr>
-      </w:pPr>
-      <w:r>
-        <w:rPr>
-          <w:rFonts w:hint="eastAsia"/>
-        </w:rPr>
-        <w:t>7. 素材</w:t>
-      </w:r>
-    </w:p>
-    <w:p>
-      <w:pPr>
-        <w:pStyle w:val="2"/>
-        <w:rPr>
-          <w:rFonts w:hint="eastAsia"/>
-        </w:rPr>
-      </w:pPr>
-      <w:r>
-        <w:rPr>
-          <w:rFonts w:hint="eastAsia"/>
-        </w:rPr>
-        <w:t>20251231申万</w:t>
-      </w:r>
-    </w:p>
-    <w:p>
-      <w:pPr>
-        <w:rPr>
-          <w:rFonts w:hint="eastAsia"/>
-        </w:rPr>
-      </w:pPr>
-      <w:r>
-        <w:rPr>
-          <w:rFonts w:hint="eastAsia"/>
-        </w:rPr>
-        <w:t xml:space="preserve">Scale up </w:t>
-      </w:r>
-    </w:p>
-    <w:p>
-      <w:pPr>
-        <w:rPr>
-          <w:rFonts w:hint="eastAsia"/>
-        </w:rPr>
-      </w:pPr>
-      <w:r>
-        <w:rPr>
-          <w:noProof/>
-        </w:rPr>
         <w:drawing>
           <wp:inline distT="0" distB="0" distL="0" distR="0" wp14:anchorId="52E29B0E" wp14:editId="76826C70">
             <wp:extent cx="5274310" cy="3119755"/>
@@ -8258,20 +15083,20 @@
         <w:rPr>
           <w:rFonts w:hint="eastAsia"/>
         </w:rPr>
+        <w:t>算力集群</w:t>
+      </w:r>
+    </w:p>
+    <w:p>
+      <w:pPr>
+        <w:rPr>
+          <w:rFonts w:hint="eastAsia"/>
+        </w:rPr>
+      </w:pPr>
+      <w:r>
+        <w:rPr>
+          <w:noProof/>
+        </w:rPr>
         <w:lastRenderedPageBreak/>
-        <w:t>算力集群</w:t>
-      </w:r>
-    </w:p>
-    <w:p>
-      <w:pPr>
-        <w:rPr>
-          <w:rFonts w:hint="eastAsia"/>
-        </w:rPr>
-      </w:pPr>
-      <w:r>
-        <w:rPr>
-          <w:noProof/>
-        </w:rPr>
         <w:drawing>
           <wp:inline distT="0" distB="0" distL="0" distR="0" wp14:anchorId="25D81708" wp14:editId="79695805">
             <wp:extent cx="5274310" cy="2337435"/>
@@ -8321,7 +15146,167 @@
 
 <file path=word/comments.xml><?xml version="1.0" encoding="utf-8"?>
 <w:comments xmlns:wpc="http://schemas.microsoft.com/office/word/2010/wordprocessingCanvas" xmlns:cx="http://schemas.microsoft.com/office/drawing/2014/chartex" xmlns:cx1="http://schemas.microsoft.com/office/drawing/2015/9/8/chartex" xmlns:cx2="http://schemas.microsoft.com/office/drawing/2015/10/21/chartex" xmlns:cx3="http://schemas.microsoft.com/office/drawing/2016/5/9/chartex" xmlns:cx4="http://schemas.microsoft.com/office/drawing/2016/5/10/chartex" xmlns:cx5="http://schemas.microsoft.com/office/drawing/2016/5/11/chartex" xmlns:cx6="http://schemas.microsoft.com/office/drawing/2016/5/12/chartex" xmlns:cx7="http://schemas.microsoft.com/office/drawing/2016/5/13/chartex" xmlns:cx8="http://schemas.microsoft.com/office/drawing/2016/5/14/chartex" xmlns:mc="http://schemas.openxmlformats.org/markup-compatibility/2006" xmlns:aink="http://schemas.microsoft.com/office/drawing/2016/ink" xmlns:am3d="http://schemas.microsoft.com/office/drawing/2017/model3d" xmlns:o="urn:schemas-microsoft-com:office:office" xmlns:oel="http://schemas.microsoft.com/office/2019/extlst" xmlns:r="http://schemas.openxmlformats.org/officeDocument/2006/relationships" xmlns:m="http://schemas.openxmlformats.org/officeDocument/2006/math" xmlns:v="urn:schemas-microsoft-com:vml" xmlns:wp14="http://schemas.microsoft.com/office/word/2010/wordprocessingDrawing" xmlns:wp="http://schemas.openxmlformats.org/drawingml/2006/wordprocessingDrawing" xmlns:w10="urn:schemas-microsoft-com:office:word" xmlns:w="http://schemas.openxmlformats.org/wordprocessingml/2006/main" xmlns:w14="http://schemas.microsoft.com/office/word/2010/wordml" xmlns:w15="http://schemas.microsoft.com/office/word/2012/wordml" xmlns:w16cex="http://schemas.microsoft.com/office/word/2018/wordml/cex" xmlns:w16cid="http://schemas.microsoft.com/office/word/2016/wordml/cid" xmlns:w16="http://schemas.microsoft.com/office/word/2018/wordml" xmlns:w16du="http://schemas.microsoft.com/office/word/2023/wordml/word16du" xmlns:w16sdtdh="http://schemas.microsoft.com/office/word/2020/wordml/sdtdatahash" xmlns:w16sdtfl="http://schemas.microsoft.com/office/word/2024/wordml/sdtformatlock" xmlns:w16se="http://schemas.microsoft.com/office/word/2015/wordml/symex" xmlns:wpg="http://schemas.microsoft.com/office/word/2010/wordprocessingGroup" xmlns:wpi="http://schemas.microsoft.com/office/word/2010/wordprocessingInk" xmlns:wne="http://schemas.microsoft.com/office/word/2006/wordml" xmlns:wps="http://schemas.microsoft.com/office/word/2010/wordprocessingShape" mc:Ignorable="w14 w15 w16se w16cid w16 w16cex w16sdtdh w16sdtfl w16du wp14">
-  <w:comment w:id="0" w:author="张曦瑾" w:date="2026-04-17T10:12:00Z" w:initials="ZX">
+  <w:comment w:id="0" w:author="张曦瑾" w:date="2026-04-21T14:16:00Z" w:initials="ZX">
+    <w:p>
+      <w:pPr>
+        <w:pStyle w:val="af4"/>
+      </w:pPr>
+      <w:r>
+        <w:rPr>
+          <w:rStyle w:val="af3"/>
+          <w:rFonts w:hint="eastAsia"/>
+        </w:rPr>
+        <w:annotationRef/>
+      </w:r>
+      <w:r>
+        <w:rPr>
+          <w:rFonts w:hint="eastAsia"/>
+        </w:rPr>
+        <w:t>叙述老通信的周期型</w:t>
+      </w:r>
+    </w:p>
+  </w:comment>
+  <w:comment w:id="1" w:author="张曦瑾" w:date="2026-04-21T14:17:00Z" w:initials="ZX">
+    <w:p>
+      <w:pPr>
+        <w:pStyle w:val="af4"/>
+      </w:pPr>
+      <w:r>
+        <w:rPr>
+          <w:rStyle w:val="af3"/>
+          <w:rFonts w:hint="eastAsia"/>
+        </w:rPr>
+        <w:annotationRef/>
+      </w:r>
+      <w:r>
+        <w:rPr>
+          <w:rFonts w:hint="eastAsia"/>
+        </w:rPr>
+        <w:t>叙述新通信的成长性，需求新，增长大，迭代快</w:t>
+      </w:r>
+    </w:p>
+  </w:comment>
+  <w:comment w:id="2" w:author="张曦瑾" w:date="2026-04-21T14:18:00Z" w:initials="ZX">
+    <w:p>
+      <w:pPr>
+        <w:pStyle w:val="af4"/>
+      </w:pPr>
+      <w:r>
+        <w:rPr>
+          <w:rStyle w:val="af3"/>
+          <w:rFonts w:hint="eastAsia"/>
+        </w:rPr>
+        <w:annotationRef/>
+      </w:r>
+      <w:r>
+        <w:rPr>
+          <w:rFonts w:hint="eastAsia"/>
+        </w:rPr>
+        <w:t>而且中国企业占优势，产业又在路线升级，未来可期的意思</w:t>
+      </w:r>
+    </w:p>
+  </w:comment>
+  <w:comment w:id="3" w:author="张曦瑾" w:date="2026-04-21T14:19:00Z" w:initials="ZX">
+    <w:p>
+      <w:pPr>
+        <w:pStyle w:val="af4"/>
+      </w:pPr>
+      <w:r>
+        <w:rPr>
+          <w:rStyle w:val="af3"/>
+          <w:rFonts w:hint="eastAsia"/>
+        </w:rPr>
+        <w:annotationRef/>
+      </w:r>
+      <w:r>
+        <w:rPr>
+          <w:rFonts w:hint="eastAsia"/>
+        </w:rPr>
+        <w:t>总论量价齐升</w:t>
+      </w:r>
+    </w:p>
+  </w:comment>
+  <w:comment w:id="4" w:author="张曦瑾" w:date="2026-04-21T14:20:00Z" w:initials="ZX">
+    <w:p>
+      <w:pPr>
+        <w:pStyle w:val="af4"/>
+      </w:pPr>
+      <w:r>
+        <w:rPr>
+          <w:rStyle w:val="af3"/>
+          <w:rFonts w:hint="eastAsia"/>
+        </w:rPr>
+        <w:annotationRef/>
+      </w:r>
+      <w:r>
+        <w:rPr>
+          <w:rFonts w:hint="eastAsia"/>
+        </w:rPr>
+        <w:t>述市场规模，市场需求之大</w:t>
+      </w:r>
+    </w:p>
+  </w:comment>
+  <w:comment w:id="5" w:author="张曦瑾" w:date="2026-04-21T14:21:00Z" w:initials="ZX">
+    <w:p>
+      <w:pPr>
+        <w:pStyle w:val="af4"/>
+      </w:pPr>
+      <w:r>
+        <w:rPr>
+          <w:rStyle w:val="af3"/>
+          <w:rFonts w:hint="eastAsia"/>
+        </w:rPr>
+        <w:annotationRef/>
+      </w:r>
+      <w:r>
+        <w:rPr>
+          <w:rFonts w:hint="eastAsia"/>
+        </w:rPr>
+        <w:t>AI称为光的主要消费群体是大趋势</w:t>
+      </w:r>
+    </w:p>
+  </w:comment>
+  <w:comment w:id="6" w:author="张曦瑾" w:date="2026-04-21T14:21:00Z" w:initials="ZX">
+    <w:p>
+      <w:pPr>
+        <w:pStyle w:val="af4"/>
+      </w:pPr>
+      <w:r>
+        <w:rPr>
+          <w:rStyle w:val="af3"/>
+          <w:rFonts w:hint="eastAsia"/>
+        </w:rPr>
+        <w:annotationRef/>
+      </w:r>
+      <w:r>
+        <w:rPr>
+          <w:rFonts w:hint="eastAsia"/>
+        </w:rPr>
+        <w:t>光模块上游供给难问题</w:t>
+      </w:r>
+    </w:p>
+  </w:comment>
+  <w:comment w:id="7" w:author="张曦瑾" w:date="2026-04-21T14:22:00Z" w:initials="ZX">
+    <w:p>
+      <w:pPr>
+        <w:pStyle w:val="af4"/>
+      </w:pPr>
+      <w:r>
+        <w:rPr>
+          <w:rStyle w:val="af3"/>
+          <w:rFonts w:hint="eastAsia"/>
+        </w:rPr>
+        <w:annotationRef/>
+      </w:r>
+      <w:r>
+        <w:rPr>
+          <w:rFonts w:hint="eastAsia"/>
+        </w:rPr>
+        <w:t>有点逻辑缺失，为什么带几月前成为核心变量</w:t>
+      </w:r>
+    </w:p>
+  </w:comment>
+  <w:comment w:id="8" w:author="张曦瑾" w:date="2026-04-17T10:12:00Z" w:initials="ZX">
     <w:p>
       <w:pPr>
         <w:pStyle w:val="af4"/>
@@ -8372,18 +15357,42 @@
 
 <file path=word/commentsExtended.xml><?xml version="1.0" encoding="utf-8"?>
 <w15:commentsEx xmlns:wpc="http://schemas.microsoft.com/office/word/2010/wordprocessingCanvas" xmlns:cx="http://schemas.microsoft.com/office/drawing/2014/chartex" xmlns:cx1="http://schemas.microsoft.com/office/drawing/2015/9/8/chartex" xmlns:cx2="http://schemas.microsoft.com/office/drawing/2015/10/21/chartex" xmlns:cx3="http://schemas.microsoft.com/office/drawing/2016/5/9/chartex" xmlns:cx4="http://schemas.microsoft.com/office/drawing/2016/5/10/chartex" xmlns:cx5="http://schemas.microsoft.com/office/drawing/2016/5/11/chartex" xmlns:cx6="http://schemas.microsoft.com/office/drawing/2016/5/12/chartex" xmlns:cx7="http://schemas.microsoft.com/office/drawing/2016/5/13/chartex" xmlns:cx8="http://schemas.microsoft.com/office/drawing/2016/5/14/chartex" xmlns:mc="http://schemas.openxmlformats.org/markup-compatibility/2006" xmlns:aink="http://schemas.microsoft.com/office/drawing/2016/ink" xmlns:am3d="http://schemas.microsoft.com/office/drawing/2017/model3d" xmlns:o="urn:schemas-microsoft-com:office:office" xmlns:oel="http://schemas.microsoft.com/office/2019/extlst" xmlns:r="http://schemas.openxmlformats.org/officeDocument/2006/relationships" xmlns:m="http://schemas.openxmlformats.org/officeDocument/2006/math" xmlns:v="urn:schemas-microsoft-com:vml" xmlns:wp14="http://schemas.microsoft.com/office/word/2010/wordprocessingDrawing" xmlns:wp="http://schemas.openxmlformats.org/drawingml/2006/wordprocessingDrawing" xmlns:w10="urn:schemas-microsoft-com:office:word" xmlns:w="http://schemas.openxmlformats.org/wordprocessingml/2006/main" xmlns:w14="http://schemas.microsoft.com/office/word/2010/wordml" xmlns:w15="http://schemas.microsoft.com/office/word/2012/wordml" xmlns:w16cex="http://schemas.microsoft.com/office/word/2018/wordml/cex" xmlns:w16cid="http://schemas.microsoft.com/office/word/2016/wordml/cid" xmlns:w16="http://schemas.microsoft.com/office/word/2018/wordml" xmlns:w16du="http://schemas.microsoft.com/office/word/2023/wordml/word16du" xmlns:w16sdtdh="http://schemas.microsoft.com/office/word/2020/wordml/sdtdatahash" xmlns:w16sdtfl="http://schemas.microsoft.com/office/word/2024/wordml/sdtformatlock" xmlns:w16se="http://schemas.microsoft.com/office/word/2015/wordml/symex" xmlns:wpg="http://schemas.microsoft.com/office/word/2010/wordprocessingGroup" xmlns:wpi="http://schemas.microsoft.com/office/word/2010/wordprocessingInk" xmlns:wne="http://schemas.microsoft.com/office/word/2006/wordml" xmlns:wps="http://schemas.microsoft.com/office/word/2010/wordprocessingShape" mc:Ignorable="w14 w15 w16se w16cid w16 w16cex w16sdtdh w16sdtfl w16du wp14">
+  <w15:commentEx w15:paraId="3DE08097" w15:done="0"/>
+  <w15:commentEx w15:paraId="746FBCF2" w15:done="0"/>
+  <w15:commentEx w15:paraId="69B531B5" w15:done="0"/>
+  <w15:commentEx w15:paraId="198DD524" w15:done="0"/>
+  <w15:commentEx w15:paraId="2EC51069" w15:done="0"/>
+  <w15:commentEx w15:paraId="1823E397" w15:done="0"/>
+  <w15:commentEx w15:paraId="5AC7D3B5" w15:done="0"/>
+  <w15:commentEx w15:paraId="6A3AE50F" w15:done="0"/>
   <w15:commentEx w15:paraId="22318B19" w15:done="0"/>
 </w15:commentsEx>
 </file>
 
 <file path=word/commentsExtensible.xml><?xml version="1.0" encoding="utf-8"?>
 <w16cex:commentsExtensible xmlns:wpc="http://schemas.microsoft.com/office/word/2010/wordprocessingCanvas" xmlns:cx="http://schemas.microsoft.com/office/drawing/2014/chartex" xmlns:cx1="http://schemas.microsoft.com/office/drawing/2015/9/8/chartex" xmlns:cx2="http://schemas.microsoft.com/office/drawing/2015/10/21/chartex" xmlns:cx3="http://schemas.microsoft.com/office/drawing/2016/5/9/chartex" xmlns:cx4="http://schemas.microsoft.com/office/drawing/2016/5/10/chartex" xmlns:cx5="http://schemas.microsoft.com/office/drawing/2016/5/11/chartex" xmlns:cx6="http://schemas.microsoft.com/office/drawing/2016/5/12/chartex" xmlns:cx7="http://schemas.microsoft.com/office/drawing/2016/5/13/chartex" xmlns:cx8="http://schemas.microsoft.com/office/drawing/2016/5/14/chartex" xmlns:cr="http://schemas.microsoft.com/office/comments/2020/reactions" xmlns:mc="http://schemas.openxmlformats.org/markup-compatibility/2006" xmlns:aink="http://schemas.microsoft.com/office/drawing/2016/ink" xmlns:am3d="http://schemas.microsoft.com/office/drawing/2017/model3d" xmlns:o="urn:schemas-microsoft-com:office:office" xmlns:oel="http://schemas.microsoft.com/office/2019/extlst" xmlns:r="http://schemas.openxmlformats.org/officeDocument/2006/relationships" xmlns:m="http://schemas.openxmlformats.org/officeDocument/2006/math" xmlns:v="urn:schemas-microsoft-com:vml" xmlns:wp14="http://schemas.microsoft.com/office/word/2010/wordprocessingDrawing" xmlns:wp="http://schemas.openxmlformats.org/drawingml/2006/wordprocessingDrawing" xmlns:w10="urn:schemas-microsoft-com:office:word" xmlns:w="http://schemas.openxmlformats.org/wordprocessingml/2006/main" xmlns:w14="http://schemas.microsoft.com/office/word/2010/wordml" xmlns:w15="http://schemas.microsoft.com/office/word/2012/wordml" xmlns:w16cex="http://schemas.microsoft.com/office/word/2018/wordml/cex" xmlns:w16cid="http://schemas.microsoft.com/office/word/2016/wordml/cid" xmlns:w16="http://schemas.microsoft.com/office/word/2018/wordml" xmlns:w16du="http://schemas.microsoft.com/office/word/2023/wordml/word16du" xmlns:w16sdtdh="http://schemas.microsoft.com/office/word/2020/wordml/sdtdatahash" xmlns:w16sdtfl="http://schemas.microsoft.com/office/word/2024/wordml/sdtformatlock" xmlns:w16se="http://schemas.microsoft.com/office/word/2015/wordml/symex" xmlns:wpg="http://schemas.microsoft.com/office/word/2010/wordprocessingGroup" xmlns:wpi="http://schemas.microsoft.com/office/word/2010/wordprocessingInk" xmlns:wne="http://schemas.microsoft.com/office/word/2006/wordml" xmlns:wps="http://schemas.microsoft.com/office/word/2010/wordprocessingShape" mc:Ignorable="w14 w15 w16se w16cid w16 w16cex w16sdtdh w16sdtfl cr w16du wp14">
+  <w16cex:commentExtensible w16cex:durableId="1F13E377" w16cex:dateUtc="2026-04-21T06:16:00Z"/>
+  <w16cex:commentExtensible w16cex:durableId="74CA4FD1" w16cex:dateUtc="2026-04-21T06:17:00Z"/>
+  <w16cex:commentExtensible w16cex:durableId="7BEBBF8C" w16cex:dateUtc="2026-04-21T06:18:00Z"/>
+  <w16cex:commentExtensible w16cex:durableId="491C4816" w16cex:dateUtc="2026-04-21T06:19:00Z"/>
+  <w16cex:commentExtensible w16cex:durableId="6ED5099F" w16cex:dateUtc="2026-04-21T06:20:00Z"/>
+  <w16cex:commentExtensible w16cex:durableId="31244105" w16cex:dateUtc="2026-04-21T06:21:00Z"/>
+  <w16cex:commentExtensible w16cex:durableId="08B62D91" w16cex:dateUtc="2026-04-21T06:21:00Z"/>
+  <w16cex:commentExtensible w16cex:durableId="5B772243" w16cex:dateUtc="2026-04-21T06:22:00Z"/>
   <w16cex:commentExtensible w16cex:durableId="4C46594C" w16cex:dateUtc="2026-04-17T02:12:00Z"/>
 </w16cex:commentsExtensible>
 </file>
 
 <file path=word/commentsIds.xml><?xml version="1.0" encoding="utf-8"?>
 <w16cid:commentsIds xmlns:wpc="http://schemas.microsoft.com/office/word/2010/wordprocessingCanvas" xmlns:cx="http://schemas.microsoft.com/office/drawing/2014/chartex" xmlns:cx1="http://schemas.microsoft.com/office/drawing/2015/9/8/chartex" xmlns:cx2="http://schemas.microsoft.com/office/drawing/2015/10/21/chartex" xmlns:cx3="http://schemas.microsoft.com/office/drawing/2016/5/9/chartex" xmlns:cx4="http://schemas.microsoft.com/office/drawing/2016/5/10/chartex" xmlns:cx5="http://schemas.microsoft.com/office/drawing/2016/5/11/chartex" xmlns:cx6="http://schemas.microsoft.com/office/drawing/2016/5/12/chartex" xmlns:cx7="http://schemas.microsoft.com/office/drawing/2016/5/13/chartex" xmlns:cx8="http://schemas.microsoft.com/office/drawing/2016/5/14/chartex" xmlns:mc="http://schemas.openxmlformats.org/markup-compatibility/2006" xmlns:aink="http://schemas.microsoft.com/office/drawing/2016/ink" xmlns:am3d="http://schemas.microsoft.com/office/drawing/2017/model3d" xmlns:o="urn:schemas-microsoft-com:office:office" xmlns:oel="http://schemas.microsoft.com/office/2019/extlst" xmlns:r="http://schemas.openxmlformats.org/officeDocument/2006/relationships" xmlns:m="http://schemas.openxmlformats.org/officeDocument/2006/math" xmlns:v="urn:schemas-microsoft-com:vml" xmlns:wp14="http://schemas.microsoft.com/office/word/2010/wordprocessingDrawing" xmlns:wp="http://schemas.openxmlformats.org/drawingml/2006/wordprocessingDrawing" xmlns:w10="urn:schemas-microsoft-com:office:word" xmlns:w="http://schemas.openxmlformats.org/wordprocessingml/2006/main" xmlns:w14="http://schemas.microsoft.com/office/word/2010/wordml" xmlns:w15="http://schemas.microsoft.com/office/word/2012/wordml" xmlns:w16cex="http://schemas.microsoft.com/office/word/2018/wordml/cex" xmlns:w16cid="http://schemas.microsoft.com/office/word/2016/wordml/cid" xmlns:w16="http://schemas.microsoft.com/office/word/2018/wordml" xmlns:w16du="http://schemas.microsoft.com/office/word/2023/wordml/word16du" xmlns:w16sdtdh="http://schemas.microsoft.com/office/word/2020/wordml/sdtdatahash" xmlns:w16sdtfl="http://schemas.microsoft.com/office/word/2024/wordml/sdtformatlock" xmlns:w16se="http://schemas.microsoft.com/office/word/2015/wordml/symex" xmlns:wpg="http://schemas.microsoft.com/office/word/2010/wordprocessingGroup" xmlns:wpi="http://schemas.microsoft.com/office/word/2010/wordprocessingInk" xmlns:wne="http://schemas.microsoft.com/office/word/2006/wordml" xmlns:wps="http://schemas.microsoft.com/office/word/2010/wordprocessingShape" mc:Ignorable="w14 w15 w16se w16cid w16 w16cex w16sdtdh w16sdtfl w16du wp14">
+  <w16cid:commentId w16cid:paraId="3DE08097" w16cid:durableId="1F13E377"/>
+  <w16cid:commentId w16cid:paraId="746FBCF2" w16cid:durableId="74CA4FD1"/>
+  <w16cid:commentId w16cid:paraId="69B531B5" w16cid:durableId="7BEBBF8C"/>
+  <w16cid:commentId w16cid:paraId="198DD524" w16cid:durableId="491C4816"/>
+  <w16cid:commentId w16cid:paraId="2EC51069" w16cid:durableId="6ED5099F"/>
+  <w16cid:commentId w16cid:paraId="1823E397" w16cid:durableId="31244105"/>
+  <w16cid:commentId w16cid:paraId="5AC7D3B5" w16cid:durableId="08B62D91"/>
+  <w16cid:commentId w16cid:paraId="6A3AE50F" w16cid:durableId="5B772243"/>
   <w16cid:commentId w16cid:paraId="22318B19" w16cid:durableId="4C46594C"/>
 </w16cid:commentsIds>
 </file>
@@ -8751,6 +15760,155 @@
     </w:lvl>
   </w:abstractNum>
   <w:abstractNum w:abstractNumId="2" w15:restartNumberingAfterBreak="0">
+    <w:nsid w:val="12EE7B74"/>
+    <w:multiLevelType w:val="multilevel"/>
+    <w:tmpl w:val="BA747200"/>
+    <w:lvl w:ilvl="0">
+      <w:start w:val="1"/>
+      <w:numFmt w:val="bullet"/>
+      <w:lvlText w:val=""/>
+      <w:lvlJc w:val="left"/>
+      <w:pPr>
+        <w:tabs>
+          <w:tab w:val="num" w:pos="720"/>
+        </w:tabs>
+        <w:ind w:left="720" w:hanging="360"/>
+      </w:pPr>
+      <w:rPr>
+        <w:rFonts w:ascii="Symbol" w:hAnsi="Symbol" w:hint="default"/>
+        <w:sz w:val="20"/>
+      </w:rPr>
+    </w:lvl>
+    <w:lvl w:ilvl="1" w:tentative="1">
+      <w:start w:val="1"/>
+      <w:numFmt w:val="bullet"/>
+      <w:lvlText w:val=""/>
+      <w:lvlJc w:val="left"/>
+      <w:pPr>
+        <w:tabs>
+          <w:tab w:val="num" w:pos="1440"/>
+        </w:tabs>
+        <w:ind w:left="1440" w:hanging="360"/>
+      </w:pPr>
+      <w:rPr>
+        <w:rFonts w:ascii="Symbol" w:hAnsi="Symbol" w:hint="default"/>
+        <w:sz w:val="20"/>
+      </w:rPr>
+    </w:lvl>
+    <w:lvl w:ilvl="2" w:tentative="1">
+      <w:start w:val="1"/>
+      <w:numFmt w:val="bullet"/>
+      <w:lvlText w:val=""/>
+      <w:lvlJc w:val="left"/>
+      <w:pPr>
+        <w:tabs>
+          <w:tab w:val="num" w:pos="2160"/>
+        </w:tabs>
+        <w:ind w:left="2160" w:hanging="360"/>
+      </w:pPr>
+      <w:rPr>
+        <w:rFonts w:ascii="Symbol" w:hAnsi="Symbol" w:hint="default"/>
+        <w:sz w:val="20"/>
+      </w:rPr>
+    </w:lvl>
+    <w:lvl w:ilvl="3" w:tentative="1">
+      <w:start w:val="1"/>
+      <w:numFmt w:val="bullet"/>
+      <w:lvlText w:val=""/>
+      <w:lvlJc w:val="left"/>
+      <w:pPr>
+        <w:tabs>
+          <w:tab w:val="num" w:pos="2880"/>
+        </w:tabs>
+        <w:ind w:left="2880" w:hanging="360"/>
+      </w:pPr>
+      <w:rPr>
+        <w:rFonts w:ascii="Symbol" w:hAnsi="Symbol" w:hint="default"/>
+        <w:sz w:val="20"/>
+      </w:rPr>
+    </w:lvl>
+    <w:lvl w:ilvl="4" w:tentative="1">
+      <w:start w:val="1"/>
+      <w:numFmt w:val="bullet"/>
+      <w:lvlText w:val=""/>
+      <w:lvlJc w:val="left"/>
+      <w:pPr>
+        <w:tabs>
+          <w:tab w:val="num" w:pos="3600"/>
+        </w:tabs>
+        <w:ind w:left="3600" w:hanging="360"/>
+      </w:pPr>
+      <w:rPr>
+        <w:rFonts w:ascii="Symbol" w:hAnsi="Symbol" w:hint="default"/>
+        <w:sz w:val="20"/>
+      </w:rPr>
+    </w:lvl>
+    <w:lvl w:ilvl="5" w:tentative="1">
+      <w:start w:val="1"/>
+      <w:numFmt w:val="bullet"/>
+      <w:lvlText w:val=""/>
+      <w:lvlJc w:val="left"/>
+      <w:pPr>
+        <w:tabs>
+          <w:tab w:val="num" w:pos="4320"/>
+        </w:tabs>
+        <w:ind w:left="4320" w:hanging="360"/>
+      </w:pPr>
+      <w:rPr>
+        <w:rFonts w:ascii="Symbol" w:hAnsi="Symbol" w:hint="default"/>
+        <w:sz w:val="20"/>
+      </w:rPr>
+    </w:lvl>
+    <w:lvl w:ilvl="6" w:tentative="1">
+      <w:start w:val="1"/>
+      <w:numFmt w:val="bullet"/>
+      <w:lvlText w:val=""/>
+      <w:lvlJc w:val="left"/>
+      <w:pPr>
+        <w:tabs>
+          <w:tab w:val="num" w:pos="5040"/>
+        </w:tabs>
+        <w:ind w:left="5040" w:hanging="360"/>
+      </w:pPr>
+      <w:rPr>
+        <w:rFonts w:ascii="Symbol" w:hAnsi="Symbol" w:hint="default"/>
+        <w:sz w:val="20"/>
+      </w:rPr>
+    </w:lvl>
+    <w:lvl w:ilvl="7" w:tentative="1">
+      <w:start w:val="1"/>
+      <w:numFmt w:val="bullet"/>
+      <w:lvlText w:val=""/>
+      <w:lvlJc w:val="left"/>
+      <w:pPr>
+        <w:tabs>
+          <w:tab w:val="num" w:pos="5760"/>
+        </w:tabs>
+        <w:ind w:left="5760" w:hanging="360"/>
+      </w:pPr>
+      <w:rPr>
+        <w:rFonts w:ascii="Symbol" w:hAnsi="Symbol" w:hint="default"/>
+        <w:sz w:val="20"/>
+      </w:rPr>
+    </w:lvl>
+    <w:lvl w:ilvl="8" w:tentative="1">
+      <w:start w:val="1"/>
+      <w:numFmt w:val="bullet"/>
+      <w:lvlText w:val=""/>
+      <w:lvlJc w:val="left"/>
+      <w:pPr>
+        <w:tabs>
+          <w:tab w:val="num" w:pos="6480"/>
+        </w:tabs>
+        <w:ind w:left="6480" w:hanging="360"/>
+      </w:pPr>
+      <w:rPr>
+        <w:rFonts w:ascii="Symbol" w:hAnsi="Symbol" w:hint="default"/>
+        <w:sz w:val="20"/>
+      </w:rPr>
+    </w:lvl>
+  </w:abstractNum>
+  <w:abstractNum w:abstractNumId="3" w15:restartNumberingAfterBreak="0">
     <w:nsid w:val="15C5643B"/>
     <w:multiLevelType w:val="multilevel"/>
     <w:tmpl w:val="CE6C8F68"/>
@@ -8899,7 +16057,156 @@
       </w:rPr>
     </w:lvl>
   </w:abstractNum>
-  <w:abstractNum w:abstractNumId="3" w15:restartNumberingAfterBreak="0">
+  <w:abstractNum w:abstractNumId="4" w15:restartNumberingAfterBreak="0">
+    <w:nsid w:val="197544FF"/>
+    <w:multiLevelType w:val="multilevel"/>
+    <w:tmpl w:val="63145068"/>
+    <w:lvl w:ilvl="0">
+      <w:start w:val="1"/>
+      <w:numFmt w:val="bullet"/>
+      <w:lvlText w:val=""/>
+      <w:lvlJc w:val="left"/>
+      <w:pPr>
+        <w:tabs>
+          <w:tab w:val="num" w:pos="720"/>
+        </w:tabs>
+        <w:ind w:left="720" w:hanging="360"/>
+      </w:pPr>
+      <w:rPr>
+        <w:rFonts w:ascii="Symbol" w:hAnsi="Symbol" w:hint="default"/>
+        <w:sz w:val="20"/>
+      </w:rPr>
+    </w:lvl>
+    <w:lvl w:ilvl="1" w:tentative="1">
+      <w:start w:val="1"/>
+      <w:numFmt w:val="bullet"/>
+      <w:lvlText w:val=""/>
+      <w:lvlJc w:val="left"/>
+      <w:pPr>
+        <w:tabs>
+          <w:tab w:val="num" w:pos="1440"/>
+        </w:tabs>
+        <w:ind w:left="1440" w:hanging="360"/>
+      </w:pPr>
+      <w:rPr>
+        <w:rFonts w:ascii="Symbol" w:hAnsi="Symbol" w:hint="default"/>
+        <w:sz w:val="20"/>
+      </w:rPr>
+    </w:lvl>
+    <w:lvl w:ilvl="2" w:tentative="1">
+      <w:start w:val="1"/>
+      <w:numFmt w:val="bullet"/>
+      <w:lvlText w:val=""/>
+      <w:lvlJc w:val="left"/>
+      <w:pPr>
+        <w:tabs>
+          <w:tab w:val="num" w:pos="2160"/>
+        </w:tabs>
+        <w:ind w:left="2160" w:hanging="360"/>
+      </w:pPr>
+      <w:rPr>
+        <w:rFonts w:ascii="Symbol" w:hAnsi="Symbol" w:hint="default"/>
+        <w:sz w:val="20"/>
+      </w:rPr>
+    </w:lvl>
+    <w:lvl w:ilvl="3" w:tentative="1">
+      <w:start w:val="1"/>
+      <w:numFmt w:val="bullet"/>
+      <w:lvlText w:val=""/>
+      <w:lvlJc w:val="left"/>
+      <w:pPr>
+        <w:tabs>
+          <w:tab w:val="num" w:pos="2880"/>
+        </w:tabs>
+        <w:ind w:left="2880" w:hanging="360"/>
+      </w:pPr>
+      <w:rPr>
+        <w:rFonts w:ascii="Symbol" w:hAnsi="Symbol" w:hint="default"/>
+        <w:sz w:val="20"/>
+      </w:rPr>
+    </w:lvl>
+    <w:lvl w:ilvl="4" w:tentative="1">
+      <w:start w:val="1"/>
+      <w:numFmt w:val="bullet"/>
+      <w:lvlText w:val=""/>
+      <w:lvlJc w:val="left"/>
+      <w:pPr>
+        <w:tabs>
+          <w:tab w:val="num" w:pos="3600"/>
+        </w:tabs>
+        <w:ind w:left="3600" w:hanging="360"/>
+      </w:pPr>
+      <w:rPr>
+        <w:rFonts w:ascii="Symbol" w:hAnsi="Symbol" w:hint="default"/>
+        <w:sz w:val="20"/>
+      </w:rPr>
+    </w:lvl>
+    <w:lvl w:ilvl="5" w:tentative="1">
+      <w:start w:val="1"/>
+      <w:numFmt w:val="bullet"/>
+      <w:lvlText w:val=""/>
+      <w:lvlJc w:val="left"/>
+      <w:pPr>
+        <w:tabs>
+          <w:tab w:val="num" w:pos="4320"/>
+        </w:tabs>
+        <w:ind w:left="4320" w:hanging="360"/>
+      </w:pPr>
+      <w:rPr>
+        <w:rFonts w:ascii="Symbol" w:hAnsi="Symbol" w:hint="default"/>
+        <w:sz w:val="20"/>
+      </w:rPr>
+    </w:lvl>
+    <w:lvl w:ilvl="6" w:tentative="1">
+      <w:start w:val="1"/>
+      <w:numFmt w:val="bullet"/>
+      <w:lvlText w:val=""/>
+      <w:lvlJc w:val="left"/>
+      <w:pPr>
+        <w:tabs>
+          <w:tab w:val="num" w:pos="5040"/>
+        </w:tabs>
+        <w:ind w:left="5040" w:hanging="360"/>
+      </w:pPr>
+      <w:rPr>
+        <w:rFonts w:ascii="Symbol" w:hAnsi="Symbol" w:hint="default"/>
+        <w:sz w:val="20"/>
+      </w:rPr>
+    </w:lvl>
+    <w:lvl w:ilvl="7" w:tentative="1">
+      <w:start w:val="1"/>
+      <w:numFmt w:val="bullet"/>
+      <w:lvlText w:val=""/>
+      <w:lvlJc w:val="left"/>
+      <w:pPr>
+        <w:tabs>
+          <w:tab w:val="num" w:pos="5760"/>
+        </w:tabs>
+        <w:ind w:left="5760" w:hanging="360"/>
+      </w:pPr>
+      <w:rPr>
+        <w:rFonts w:ascii="Symbol" w:hAnsi="Symbol" w:hint="default"/>
+        <w:sz w:val="20"/>
+      </w:rPr>
+    </w:lvl>
+    <w:lvl w:ilvl="8" w:tentative="1">
+      <w:start w:val="1"/>
+      <w:numFmt w:val="bullet"/>
+      <w:lvlText w:val=""/>
+      <w:lvlJc w:val="left"/>
+      <w:pPr>
+        <w:tabs>
+          <w:tab w:val="num" w:pos="6480"/>
+        </w:tabs>
+        <w:ind w:left="6480" w:hanging="360"/>
+      </w:pPr>
+      <w:rPr>
+        <w:rFonts w:ascii="Symbol" w:hAnsi="Symbol" w:hint="default"/>
+        <w:sz w:val="20"/>
+      </w:rPr>
+    </w:lvl>
+  </w:abstractNum>
+  <w:abstractNum w:abstractNumId="5" w15:restartNumberingAfterBreak="0">
     <w:nsid w:val="1DD23612"/>
     <w:multiLevelType w:val="multilevel"/>
     <w:tmpl w:val="18EA08EE"/>
@@ -9048,7 +16355,156 @@
       </w:rPr>
     </w:lvl>
   </w:abstractNum>
-  <w:abstractNum w:abstractNumId="4" w15:restartNumberingAfterBreak="0">
+  <w:abstractNum w:abstractNumId="6" w15:restartNumberingAfterBreak="0">
+    <w:nsid w:val="1E486B0A"/>
+    <w:multiLevelType w:val="multilevel"/>
+    <w:tmpl w:val="4340621A"/>
+    <w:lvl w:ilvl="0">
+      <w:start w:val="1"/>
+      <w:numFmt w:val="bullet"/>
+      <w:lvlText w:val=""/>
+      <w:lvlJc w:val="left"/>
+      <w:pPr>
+        <w:tabs>
+          <w:tab w:val="num" w:pos="720"/>
+        </w:tabs>
+        <w:ind w:left="720" w:hanging="360"/>
+      </w:pPr>
+      <w:rPr>
+        <w:rFonts w:ascii="Symbol" w:hAnsi="Symbol" w:hint="default"/>
+        <w:sz w:val="20"/>
+      </w:rPr>
+    </w:lvl>
+    <w:lvl w:ilvl="1" w:tentative="1">
+      <w:start w:val="1"/>
+      <w:numFmt w:val="bullet"/>
+      <w:lvlText w:val=""/>
+      <w:lvlJc w:val="left"/>
+      <w:pPr>
+        <w:tabs>
+          <w:tab w:val="num" w:pos="1440"/>
+        </w:tabs>
+        <w:ind w:left="1440" w:hanging="360"/>
+      </w:pPr>
+      <w:rPr>
+        <w:rFonts w:ascii="Symbol" w:hAnsi="Symbol" w:hint="default"/>
+        <w:sz w:val="20"/>
+      </w:rPr>
+    </w:lvl>
+    <w:lvl w:ilvl="2" w:tentative="1">
+      <w:start w:val="1"/>
+      <w:numFmt w:val="bullet"/>
+      <w:lvlText w:val=""/>
+      <w:lvlJc w:val="left"/>
+      <w:pPr>
+        <w:tabs>
+          <w:tab w:val="num" w:pos="2160"/>
+        </w:tabs>
+        <w:ind w:left="2160" w:hanging="360"/>
+      </w:pPr>
+      <w:rPr>
+        <w:rFonts w:ascii="Symbol" w:hAnsi="Symbol" w:hint="default"/>
+        <w:sz w:val="20"/>
+      </w:rPr>
+    </w:lvl>
+    <w:lvl w:ilvl="3" w:tentative="1">
+      <w:start w:val="1"/>
+      <w:numFmt w:val="bullet"/>
+      <w:lvlText w:val=""/>
+      <w:lvlJc w:val="left"/>
+      <w:pPr>
+        <w:tabs>
+          <w:tab w:val="num" w:pos="2880"/>
+        </w:tabs>
+        <w:ind w:left="2880" w:hanging="360"/>
+      </w:pPr>
+      <w:rPr>
+        <w:rFonts w:ascii="Symbol" w:hAnsi="Symbol" w:hint="default"/>
+        <w:sz w:val="20"/>
+      </w:rPr>
+    </w:lvl>
+    <w:lvl w:ilvl="4" w:tentative="1">
+      <w:start w:val="1"/>
+      <w:numFmt w:val="bullet"/>
+      <w:lvlText w:val=""/>
+      <w:lvlJc w:val="left"/>
+      <w:pPr>
+        <w:tabs>
+          <w:tab w:val="num" w:pos="3600"/>
+        </w:tabs>
+        <w:ind w:left="3600" w:hanging="360"/>
+      </w:pPr>
+      <w:rPr>
+        <w:rFonts w:ascii="Symbol" w:hAnsi="Symbol" w:hint="default"/>
+        <w:sz w:val="20"/>
+      </w:rPr>
+    </w:lvl>
+    <w:lvl w:ilvl="5" w:tentative="1">
+      <w:start w:val="1"/>
+      <w:numFmt w:val="bullet"/>
+      <w:lvlText w:val=""/>
+      <w:lvlJc w:val="left"/>
+      <w:pPr>
+        <w:tabs>
+          <w:tab w:val="num" w:pos="4320"/>
+        </w:tabs>
+        <w:ind w:left="4320" w:hanging="360"/>
+      </w:pPr>
+      <w:rPr>
+        <w:rFonts w:ascii="Symbol" w:hAnsi="Symbol" w:hint="default"/>
+        <w:sz w:val="20"/>
+      </w:rPr>
+    </w:lvl>
+    <w:lvl w:ilvl="6" w:tentative="1">
+      <w:start w:val="1"/>
+      <w:numFmt w:val="bullet"/>
+      <w:lvlText w:val=""/>
+      <w:lvlJc w:val="left"/>
+      <w:pPr>
+        <w:tabs>
+          <w:tab w:val="num" w:pos="5040"/>
+        </w:tabs>
+        <w:ind w:left="5040" w:hanging="360"/>
+      </w:pPr>
+      <w:rPr>
+        <w:rFonts w:ascii="Symbol" w:hAnsi="Symbol" w:hint="default"/>
+        <w:sz w:val="20"/>
+      </w:rPr>
+    </w:lvl>
+    <w:lvl w:ilvl="7" w:tentative="1">
+      <w:start w:val="1"/>
+      <w:numFmt w:val="bullet"/>
+      <w:lvlText w:val=""/>
+      <w:lvlJc w:val="left"/>
+      <w:pPr>
+        <w:tabs>
+          <w:tab w:val="num" w:pos="5760"/>
+        </w:tabs>
+        <w:ind w:left="5760" w:hanging="360"/>
+      </w:pPr>
+      <w:rPr>
+        <w:rFonts w:ascii="Symbol" w:hAnsi="Symbol" w:hint="default"/>
+        <w:sz w:val="20"/>
+      </w:rPr>
+    </w:lvl>
+    <w:lvl w:ilvl="8" w:tentative="1">
+      <w:start w:val="1"/>
+      <w:numFmt w:val="bullet"/>
+      <w:lvlText w:val=""/>
+      <w:lvlJc w:val="left"/>
+      <w:pPr>
+        <w:tabs>
+          <w:tab w:val="num" w:pos="6480"/>
+        </w:tabs>
+        <w:ind w:left="6480" w:hanging="360"/>
+      </w:pPr>
+      <w:rPr>
+        <w:rFonts w:ascii="Symbol" w:hAnsi="Symbol" w:hint="default"/>
+        <w:sz w:val="20"/>
+      </w:rPr>
+    </w:lvl>
+  </w:abstractNum>
+  <w:abstractNum w:abstractNumId="7" w15:restartNumberingAfterBreak="0">
     <w:nsid w:val="222F1EF7"/>
     <w:multiLevelType w:val="multilevel"/>
     <w:tmpl w:val="2F32E694"/>
@@ -9197,7 +16653,7 @@
       </w:rPr>
     </w:lvl>
   </w:abstractNum>
-  <w:abstractNum w:abstractNumId="5" w15:restartNumberingAfterBreak="0">
+  <w:abstractNum w:abstractNumId="8" w15:restartNumberingAfterBreak="0">
     <w:nsid w:val="29445E75"/>
     <w:multiLevelType w:val="multilevel"/>
     <w:tmpl w:val="0A96A19A"/>
@@ -9346,7 +16802,156 @@
       </w:rPr>
     </w:lvl>
   </w:abstractNum>
-  <w:abstractNum w:abstractNumId="6" w15:restartNumberingAfterBreak="0">
+  <w:abstractNum w:abstractNumId="9" w15:restartNumberingAfterBreak="0">
+    <w:nsid w:val="302255F5"/>
+    <w:multiLevelType w:val="multilevel"/>
+    <w:tmpl w:val="BE229B82"/>
+    <w:lvl w:ilvl="0">
+      <w:start w:val="1"/>
+      <w:numFmt w:val="bullet"/>
+      <w:lvlText w:val=""/>
+      <w:lvlJc w:val="left"/>
+      <w:pPr>
+        <w:tabs>
+          <w:tab w:val="num" w:pos="720"/>
+        </w:tabs>
+        <w:ind w:left="720" w:hanging="360"/>
+      </w:pPr>
+      <w:rPr>
+        <w:rFonts w:ascii="Symbol" w:hAnsi="Symbol" w:hint="default"/>
+        <w:sz w:val="20"/>
+      </w:rPr>
+    </w:lvl>
+    <w:lvl w:ilvl="1" w:tentative="1">
+      <w:start w:val="1"/>
+      <w:numFmt w:val="bullet"/>
+      <w:lvlText w:val=""/>
+      <w:lvlJc w:val="left"/>
+      <w:pPr>
+        <w:tabs>
+          <w:tab w:val="num" w:pos="1440"/>
+        </w:tabs>
+        <w:ind w:left="1440" w:hanging="360"/>
+      </w:pPr>
+      <w:rPr>
+        <w:rFonts w:ascii="Symbol" w:hAnsi="Symbol" w:hint="default"/>
+        <w:sz w:val="20"/>
+      </w:rPr>
+    </w:lvl>
+    <w:lvl w:ilvl="2" w:tentative="1">
+      <w:start w:val="1"/>
+      <w:numFmt w:val="bullet"/>
+      <w:lvlText w:val=""/>
+      <w:lvlJc w:val="left"/>
+      <w:pPr>
+        <w:tabs>
+          <w:tab w:val="num" w:pos="2160"/>
+        </w:tabs>
+        <w:ind w:left="2160" w:hanging="360"/>
+      </w:pPr>
+      <w:rPr>
+        <w:rFonts w:ascii="Symbol" w:hAnsi="Symbol" w:hint="default"/>
+        <w:sz w:val="20"/>
+      </w:rPr>
+    </w:lvl>
+    <w:lvl w:ilvl="3" w:tentative="1">
+      <w:start w:val="1"/>
+      <w:numFmt w:val="bullet"/>
+      <w:lvlText w:val=""/>
+      <w:lvlJc w:val="left"/>
+      <w:pPr>
+        <w:tabs>
+          <w:tab w:val="num" w:pos="2880"/>
+        </w:tabs>
+        <w:ind w:left="2880" w:hanging="360"/>
+      </w:pPr>
+      <w:rPr>
+        <w:rFonts w:ascii="Symbol" w:hAnsi="Symbol" w:hint="default"/>
+        <w:sz w:val="20"/>
+      </w:rPr>
+    </w:lvl>
+    <w:lvl w:ilvl="4" w:tentative="1">
+      <w:start w:val="1"/>
+      <w:numFmt w:val="bullet"/>
+      <w:lvlText w:val=""/>
+      <w:lvlJc w:val="left"/>
+      <w:pPr>
+        <w:tabs>
+          <w:tab w:val="num" w:pos="3600"/>
+        </w:tabs>
+        <w:ind w:left="3600" w:hanging="360"/>
+      </w:pPr>
+      <w:rPr>
+        <w:rFonts w:ascii="Symbol" w:hAnsi="Symbol" w:hint="default"/>
+        <w:sz w:val="20"/>
+      </w:rPr>
+    </w:lvl>
+    <w:lvl w:ilvl="5" w:tentative="1">
+      <w:start w:val="1"/>
+      <w:numFmt w:val="bullet"/>
+      <w:lvlText w:val=""/>
+      <w:lvlJc w:val="left"/>
+      <w:pPr>
+        <w:tabs>
+          <w:tab w:val="num" w:pos="4320"/>
+        </w:tabs>
+        <w:ind w:left="4320" w:hanging="360"/>
+      </w:pPr>
+      <w:rPr>
+        <w:rFonts w:ascii="Symbol" w:hAnsi="Symbol" w:hint="default"/>
+        <w:sz w:val="20"/>
+      </w:rPr>
+    </w:lvl>
+    <w:lvl w:ilvl="6" w:tentative="1">
+      <w:start w:val="1"/>
+      <w:numFmt w:val="bullet"/>
+      <w:lvlText w:val=""/>
+      <w:lvlJc w:val="left"/>
+      <w:pPr>
+        <w:tabs>
+          <w:tab w:val="num" w:pos="5040"/>
+        </w:tabs>
+        <w:ind w:left="5040" w:hanging="360"/>
+      </w:pPr>
+      <w:rPr>
+        <w:rFonts w:ascii="Symbol" w:hAnsi="Symbol" w:hint="default"/>
+        <w:sz w:val="20"/>
+      </w:rPr>
+    </w:lvl>
+    <w:lvl w:ilvl="7" w:tentative="1">
+      <w:start w:val="1"/>
+      <w:numFmt w:val="bullet"/>
+      <w:lvlText w:val=""/>
+      <w:lvlJc w:val="left"/>
+      <w:pPr>
+        <w:tabs>
+          <w:tab w:val="num" w:pos="5760"/>
+        </w:tabs>
+        <w:ind w:left="5760" w:hanging="360"/>
+      </w:pPr>
+      <w:rPr>
+        <w:rFonts w:ascii="Symbol" w:hAnsi="Symbol" w:hint="default"/>
+        <w:sz w:val="20"/>
+      </w:rPr>
+    </w:lvl>
+    <w:lvl w:ilvl="8" w:tentative="1">
+      <w:start w:val="1"/>
+      <w:numFmt w:val="bullet"/>
+      <w:lvlText w:val=""/>
+      <w:lvlJc w:val="left"/>
+      <w:pPr>
+        <w:tabs>
+          <w:tab w:val="num" w:pos="6480"/>
+        </w:tabs>
+        <w:ind w:left="6480" w:hanging="360"/>
+      </w:pPr>
+      <w:rPr>
+        <w:rFonts w:ascii="Symbol" w:hAnsi="Symbol" w:hint="default"/>
+        <w:sz w:val="20"/>
+      </w:rPr>
+    </w:lvl>
+  </w:abstractNum>
+  <w:abstractNum w:abstractNumId="10" w15:restartNumberingAfterBreak="0">
     <w:nsid w:val="302D7A5D"/>
     <w:multiLevelType w:val="multilevel"/>
     <w:tmpl w:val="4B94C7A2"/>
@@ -9495,7 +17100,124 @@
       </w:rPr>
     </w:lvl>
   </w:abstractNum>
-  <w:abstractNum w:abstractNumId="7" w15:restartNumberingAfterBreak="0">
+  <w:abstractNum w:abstractNumId="11" w15:restartNumberingAfterBreak="0">
+    <w:nsid w:val="32BC0623"/>
+    <w:multiLevelType w:val="multilevel"/>
+    <w:tmpl w:val="5CF23C44"/>
+    <w:lvl w:ilvl="0">
+      <w:start w:val="1"/>
+      <w:numFmt w:val="decimal"/>
+      <w:lvlText w:val="%1."/>
+      <w:lvlJc w:val="left"/>
+      <w:pPr>
+        <w:tabs>
+          <w:tab w:val="num" w:pos="720"/>
+        </w:tabs>
+        <w:ind w:left="720" w:hanging="360"/>
+      </w:pPr>
+    </w:lvl>
+    <w:lvl w:ilvl="1">
+      <w:start w:val="1"/>
+      <w:numFmt w:val="bullet"/>
+      <w:lvlText w:val=""/>
+      <w:lvlJc w:val="left"/>
+      <w:pPr>
+        <w:tabs>
+          <w:tab w:val="num" w:pos="1440"/>
+        </w:tabs>
+        <w:ind w:left="1440" w:hanging="360"/>
+      </w:pPr>
+      <w:rPr>
+        <w:rFonts w:ascii="Symbol" w:hAnsi="Symbol" w:hint="default"/>
+        <w:sz w:val="20"/>
+      </w:rPr>
+    </w:lvl>
+    <w:lvl w:ilvl="2" w:tentative="1">
+      <w:start w:val="1"/>
+      <w:numFmt w:val="decimal"/>
+      <w:lvlText w:val="%3."/>
+      <w:lvlJc w:val="left"/>
+      <w:pPr>
+        <w:tabs>
+          <w:tab w:val="num" w:pos="2160"/>
+        </w:tabs>
+        <w:ind w:left="2160" w:hanging="360"/>
+      </w:pPr>
+    </w:lvl>
+    <w:lvl w:ilvl="3" w:tentative="1">
+      <w:start w:val="1"/>
+      <w:numFmt w:val="decimal"/>
+      <w:lvlText w:val="%4."/>
+      <w:lvlJc w:val="left"/>
+      <w:pPr>
+        <w:tabs>
+          <w:tab w:val="num" w:pos="2880"/>
+        </w:tabs>
+        <w:ind w:left="2880" w:hanging="360"/>
+      </w:pPr>
+    </w:lvl>
+    <w:lvl w:ilvl="4" w:tentative="1">
+      <w:start w:val="1"/>
+      <w:numFmt w:val="decimal"/>
+      <w:lvlText w:val="%5."/>
+      <w:lvlJc w:val="left"/>
+      <w:pPr>
+        <w:tabs>
+          <w:tab w:val="num" w:pos="3600"/>
+        </w:tabs>
+        <w:ind w:left="3600" w:hanging="360"/>
+      </w:pPr>
+    </w:lvl>
+    <w:lvl w:ilvl="5" w:tentative="1">
+      <w:start w:val="1"/>
+      <w:numFmt w:val="decimal"/>
+      <w:lvlText w:val="%6."/>
+      <w:lvlJc w:val="left"/>
+      <w:pPr>
+        <w:tabs>
+          <w:tab w:val="num" w:pos="4320"/>
+        </w:tabs>
+        <w:ind w:left="4320" w:hanging="360"/>
+      </w:pPr>
+    </w:lvl>
+    <w:lvl w:ilvl="6" w:tentative="1">
+      <w:start w:val="1"/>
+      <w:numFmt w:val="decimal"/>
+      <w:lvlText w:val="%7."/>
+      <w:lvlJc w:val="left"/>
+      <w:pPr>
+        <w:tabs>
+          <w:tab w:val="num" w:pos="5040"/>
+        </w:tabs>
+        <w:ind w:left="5040" w:hanging="360"/>
+      </w:pPr>
+    </w:lvl>
+    <w:lvl w:ilvl="7" w:tentative="1">
+      <w:start w:val="1"/>
+      <w:numFmt w:val="decimal"/>
+      <w:lvlText w:val="%8."/>
+      <w:lvlJc w:val="left"/>
+      <w:pPr>
+        <w:tabs>
+          <w:tab w:val="num" w:pos="5760"/>
+        </w:tabs>
+        <w:ind w:left="5760" w:hanging="360"/>
+      </w:pPr>
+    </w:lvl>
+    <w:lvl w:ilvl="8" w:tentative="1">
+      <w:start w:val="1"/>
+      <w:numFmt w:val="decimal"/>
+      <w:lvlText w:val="%9."/>
+      <w:lvlJc w:val="left"/>
+      <w:pPr>
+        <w:tabs>
+          <w:tab w:val="num" w:pos="6480"/>
+        </w:tabs>
+        <w:ind w:left="6480" w:hanging="360"/>
+      </w:pPr>
+    </w:lvl>
+  </w:abstractNum>
+  <w:abstractNum w:abstractNumId="12" w15:restartNumberingAfterBreak="0">
     <w:nsid w:val="36EB1E56"/>
     <w:multiLevelType w:val="hybridMultilevel"/>
     <w:tmpl w:val="5A34CE14"/>
@@ -9584,7 +17306,7 @@
       </w:pPr>
     </w:lvl>
   </w:abstractNum>
-  <w:abstractNum w:abstractNumId="8" w15:restartNumberingAfterBreak="0">
+  <w:abstractNum w:abstractNumId="13" w15:restartNumberingAfterBreak="0">
     <w:nsid w:val="37DB0B5C"/>
     <w:multiLevelType w:val="multilevel"/>
     <w:tmpl w:val="E40C2E9C"/>
@@ -9733,7 +17455,7 @@
       </w:rPr>
     </w:lvl>
   </w:abstractNum>
-  <w:abstractNum w:abstractNumId="9" w15:restartNumberingAfterBreak="0">
+  <w:abstractNum w:abstractNumId="14" w15:restartNumberingAfterBreak="0">
     <w:nsid w:val="4298091E"/>
     <w:multiLevelType w:val="multilevel"/>
     <w:tmpl w:val="E188A3D4"/>
@@ -9882,7 +17604,7 @@
       </w:rPr>
     </w:lvl>
   </w:abstractNum>
-  <w:abstractNum w:abstractNumId="10" w15:restartNumberingAfterBreak="0">
+  <w:abstractNum w:abstractNumId="15" w15:restartNumberingAfterBreak="0">
     <w:nsid w:val="482D3D0F"/>
     <w:multiLevelType w:val="multilevel"/>
     <w:tmpl w:val="53F8ADEC"/>
@@ -10031,7 +17753,156 @@
       </w:rPr>
     </w:lvl>
   </w:abstractNum>
-  <w:abstractNum w:abstractNumId="11" w15:restartNumberingAfterBreak="0">
+  <w:abstractNum w:abstractNumId="16" w15:restartNumberingAfterBreak="0">
+    <w:nsid w:val="4FD73F24"/>
+    <w:multiLevelType w:val="multilevel"/>
+    <w:tmpl w:val="09B0036A"/>
+    <w:lvl w:ilvl="0">
+      <w:start w:val="1"/>
+      <w:numFmt w:val="bullet"/>
+      <w:lvlText w:val=""/>
+      <w:lvlJc w:val="left"/>
+      <w:pPr>
+        <w:tabs>
+          <w:tab w:val="num" w:pos="720"/>
+        </w:tabs>
+        <w:ind w:left="720" w:hanging="360"/>
+      </w:pPr>
+      <w:rPr>
+        <w:rFonts w:ascii="Symbol" w:hAnsi="Symbol" w:hint="default"/>
+        <w:sz w:val="20"/>
+      </w:rPr>
+    </w:lvl>
+    <w:lvl w:ilvl="1" w:tentative="1">
+      <w:start w:val="1"/>
+      <w:numFmt w:val="bullet"/>
+      <w:lvlText w:val=""/>
+      <w:lvlJc w:val="left"/>
+      <w:pPr>
+        <w:tabs>
+          <w:tab w:val="num" w:pos="1440"/>
+        </w:tabs>
+        <w:ind w:left="1440" w:hanging="360"/>
+      </w:pPr>
+      <w:rPr>
+        <w:rFonts w:ascii="Symbol" w:hAnsi="Symbol" w:hint="default"/>
+        <w:sz w:val="20"/>
+      </w:rPr>
+    </w:lvl>
+    <w:lvl w:ilvl="2" w:tentative="1">
+      <w:start w:val="1"/>
+      <w:numFmt w:val="bullet"/>
+      <w:lvlText w:val=""/>
+      <w:lvlJc w:val="left"/>
+      <w:pPr>
+        <w:tabs>
+          <w:tab w:val="num" w:pos="2160"/>
+        </w:tabs>
+        <w:ind w:left="2160" w:hanging="360"/>
+      </w:pPr>
+      <w:rPr>
+        <w:rFonts w:ascii="Symbol" w:hAnsi="Symbol" w:hint="default"/>
+        <w:sz w:val="20"/>
+      </w:rPr>
+    </w:lvl>
+    <w:lvl w:ilvl="3" w:tentative="1">
+      <w:start w:val="1"/>
+      <w:numFmt w:val="bullet"/>
+      <w:lvlText w:val=""/>
+      <w:lvlJc w:val="left"/>
+      <w:pPr>
+        <w:tabs>
+          <w:tab w:val="num" w:pos="2880"/>
+        </w:tabs>
+        <w:ind w:left="2880" w:hanging="360"/>
+      </w:pPr>
+      <w:rPr>
+        <w:rFonts w:ascii="Symbol" w:hAnsi="Symbol" w:hint="default"/>
+        <w:sz w:val="20"/>
+      </w:rPr>
+    </w:lvl>
+    <w:lvl w:ilvl="4" w:tentative="1">
+      <w:start w:val="1"/>
+      <w:numFmt w:val="bullet"/>
+      <w:lvlText w:val=""/>
+      <w:lvlJc w:val="left"/>
+      <w:pPr>
+        <w:tabs>
+          <w:tab w:val="num" w:pos="3600"/>
+        </w:tabs>
+        <w:ind w:left="3600" w:hanging="360"/>
+      </w:pPr>
+      <w:rPr>
+        <w:rFonts w:ascii="Symbol" w:hAnsi="Symbol" w:hint="default"/>
+        <w:sz w:val="20"/>
+      </w:rPr>
+    </w:lvl>
+    <w:lvl w:ilvl="5" w:tentative="1">
+      <w:start w:val="1"/>
+      <w:numFmt w:val="bullet"/>
+      <w:lvlText w:val=""/>
+      <w:lvlJc w:val="left"/>
+      <w:pPr>
+        <w:tabs>
+          <w:tab w:val="num" w:pos="4320"/>
+        </w:tabs>
+        <w:ind w:left="4320" w:hanging="360"/>
+      </w:pPr>
+      <w:rPr>
+        <w:rFonts w:ascii="Symbol" w:hAnsi="Symbol" w:hint="default"/>
+        <w:sz w:val="20"/>
+      </w:rPr>
+    </w:lvl>
+    <w:lvl w:ilvl="6" w:tentative="1">
+      <w:start w:val="1"/>
+      <w:numFmt w:val="bullet"/>
+      <w:lvlText w:val=""/>
+      <w:lvlJc w:val="left"/>
+      <w:pPr>
+        <w:tabs>
+          <w:tab w:val="num" w:pos="5040"/>
+        </w:tabs>
+        <w:ind w:left="5040" w:hanging="360"/>
+      </w:pPr>
+      <w:rPr>
+        <w:rFonts w:ascii="Symbol" w:hAnsi="Symbol" w:hint="default"/>
+        <w:sz w:val="20"/>
+      </w:rPr>
+    </w:lvl>
+    <w:lvl w:ilvl="7" w:tentative="1">
+      <w:start w:val="1"/>
+      <w:numFmt w:val="bullet"/>
+      <w:lvlText w:val=""/>
+      <w:lvlJc w:val="left"/>
+      <w:pPr>
+        <w:tabs>
+          <w:tab w:val="num" w:pos="5760"/>
+        </w:tabs>
+        <w:ind w:left="5760" w:hanging="360"/>
+      </w:pPr>
+      <w:rPr>
+        <w:rFonts w:ascii="Symbol" w:hAnsi="Symbol" w:hint="default"/>
+        <w:sz w:val="20"/>
+      </w:rPr>
+    </w:lvl>
+    <w:lvl w:ilvl="8" w:tentative="1">
+      <w:start w:val="1"/>
+      <w:numFmt w:val="bullet"/>
+      <w:lvlText w:val=""/>
+      <w:lvlJc w:val="left"/>
+      <w:pPr>
+        <w:tabs>
+          <w:tab w:val="num" w:pos="6480"/>
+        </w:tabs>
+        <w:ind w:left="6480" w:hanging="360"/>
+      </w:pPr>
+      <w:rPr>
+        <w:rFonts w:ascii="Symbol" w:hAnsi="Symbol" w:hint="default"/>
+        <w:sz w:val="20"/>
+      </w:rPr>
+    </w:lvl>
+  </w:abstractNum>
+  <w:abstractNum w:abstractNumId="17" w15:restartNumberingAfterBreak="0">
     <w:nsid w:val="50B14E9C"/>
     <w:multiLevelType w:val="multilevel"/>
     <w:tmpl w:val="199CEC2E"/>
@@ -10180,7 +18051,7 @@
       </w:rPr>
     </w:lvl>
   </w:abstractNum>
-  <w:abstractNum w:abstractNumId="12" w15:restartNumberingAfterBreak="0">
+  <w:abstractNum w:abstractNumId="18" w15:restartNumberingAfterBreak="0">
     <w:nsid w:val="5C130CDA"/>
     <w:multiLevelType w:val="hybridMultilevel"/>
     <w:tmpl w:val="D6D2C300"/>
@@ -10269,7 +18140,7 @@
       </w:pPr>
     </w:lvl>
   </w:abstractNum>
-  <w:abstractNum w:abstractNumId="13" w15:restartNumberingAfterBreak="0">
+  <w:abstractNum w:abstractNumId="19" w15:restartNumberingAfterBreak="0">
     <w:nsid w:val="616B14A2"/>
     <w:multiLevelType w:val="multilevel"/>
     <w:tmpl w:val="A16E8BEE"/>
@@ -10418,7 +18289,156 @@
       </w:rPr>
     </w:lvl>
   </w:abstractNum>
-  <w:abstractNum w:abstractNumId="14" w15:restartNumberingAfterBreak="0">
+  <w:abstractNum w:abstractNumId="20" w15:restartNumberingAfterBreak="0">
+    <w:nsid w:val="67946140"/>
+    <w:multiLevelType w:val="multilevel"/>
+    <w:tmpl w:val="30A8F6D6"/>
+    <w:lvl w:ilvl="0">
+      <w:start w:val="1"/>
+      <w:numFmt w:val="bullet"/>
+      <w:lvlText w:val=""/>
+      <w:lvlJc w:val="left"/>
+      <w:pPr>
+        <w:tabs>
+          <w:tab w:val="num" w:pos="720"/>
+        </w:tabs>
+        <w:ind w:left="720" w:hanging="360"/>
+      </w:pPr>
+      <w:rPr>
+        <w:rFonts w:ascii="Symbol" w:hAnsi="Symbol" w:hint="default"/>
+        <w:sz w:val="20"/>
+      </w:rPr>
+    </w:lvl>
+    <w:lvl w:ilvl="1" w:tentative="1">
+      <w:start w:val="1"/>
+      <w:numFmt w:val="bullet"/>
+      <w:lvlText w:val=""/>
+      <w:lvlJc w:val="left"/>
+      <w:pPr>
+        <w:tabs>
+          <w:tab w:val="num" w:pos="1440"/>
+        </w:tabs>
+        <w:ind w:left="1440" w:hanging="360"/>
+      </w:pPr>
+      <w:rPr>
+        <w:rFonts w:ascii="Symbol" w:hAnsi="Symbol" w:hint="default"/>
+        <w:sz w:val="20"/>
+      </w:rPr>
+    </w:lvl>
+    <w:lvl w:ilvl="2" w:tentative="1">
+      <w:start w:val="1"/>
+      <w:numFmt w:val="bullet"/>
+      <w:lvlText w:val=""/>
+      <w:lvlJc w:val="left"/>
+      <w:pPr>
+        <w:tabs>
+          <w:tab w:val="num" w:pos="2160"/>
+        </w:tabs>
+        <w:ind w:left="2160" w:hanging="360"/>
+      </w:pPr>
+      <w:rPr>
+        <w:rFonts w:ascii="Symbol" w:hAnsi="Symbol" w:hint="default"/>
+        <w:sz w:val="20"/>
+      </w:rPr>
+    </w:lvl>
+    <w:lvl w:ilvl="3" w:tentative="1">
+      <w:start w:val="1"/>
+      <w:numFmt w:val="bullet"/>
+      <w:lvlText w:val=""/>
+      <w:lvlJc w:val="left"/>
+      <w:pPr>
+        <w:tabs>
+          <w:tab w:val="num" w:pos="2880"/>
+        </w:tabs>
+        <w:ind w:left="2880" w:hanging="360"/>
+      </w:pPr>
+      <w:rPr>
+        <w:rFonts w:ascii="Symbol" w:hAnsi="Symbol" w:hint="default"/>
+        <w:sz w:val="20"/>
+      </w:rPr>
+    </w:lvl>
+    <w:lvl w:ilvl="4" w:tentative="1">
+      <w:start w:val="1"/>
+      <w:numFmt w:val="bullet"/>
+      <w:lvlText w:val=""/>
+      <w:lvlJc w:val="left"/>
+      <w:pPr>
+        <w:tabs>
+          <w:tab w:val="num" w:pos="3600"/>
+        </w:tabs>
+        <w:ind w:left="3600" w:hanging="360"/>
+      </w:pPr>
+      <w:rPr>
+        <w:rFonts w:ascii="Symbol" w:hAnsi="Symbol" w:hint="default"/>
+        <w:sz w:val="20"/>
+      </w:rPr>
+    </w:lvl>
+    <w:lvl w:ilvl="5" w:tentative="1">
+      <w:start w:val="1"/>
+      <w:numFmt w:val="bullet"/>
+      <w:lvlText w:val=""/>
+      <w:lvlJc w:val="left"/>
+      <w:pPr>
+        <w:tabs>
+          <w:tab w:val="num" w:pos="4320"/>
+        </w:tabs>
+        <w:ind w:left="4320" w:hanging="360"/>
+      </w:pPr>
+      <w:rPr>
+        <w:rFonts w:ascii="Symbol" w:hAnsi="Symbol" w:hint="default"/>
+        <w:sz w:val="20"/>
+      </w:rPr>
+    </w:lvl>
+    <w:lvl w:ilvl="6" w:tentative="1">
+      <w:start w:val="1"/>
+      <w:numFmt w:val="bullet"/>
+      <w:lvlText w:val=""/>
+      <w:lvlJc w:val="left"/>
+      <w:pPr>
+        <w:tabs>
+          <w:tab w:val="num" w:pos="5040"/>
+        </w:tabs>
+        <w:ind w:left="5040" w:hanging="360"/>
+      </w:pPr>
+      <w:rPr>
+        <w:rFonts w:ascii="Symbol" w:hAnsi="Symbol" w:hint="default"/>
+        <w:sz w:val="20"/>
+      </w:rPr>
+    </w:lvl>
+    <w:lvl w:ilvl="7" w:tentative="1">
+      <w:start w:val="1"/>
+      <w:numFmt w:val="bullet"/>
+      <w:lvlText w:val=""/>
+      <w:lvlJc w:val="left"/>
+      <w:pPr>
+        <w:tabs>
+          <w:tab w:val="num" w:pos="5760"/>
+        </w:tabs>
+        <w:ind w:left="5760" w:hanging="360"/>
+      </w:pPr>
+      <w:rPr>
+        <w:rFonts w:ascii="Symbol" w:hAnsi="Symbol" w:hint="default"/>
+        <w:sz w:val="20"/>
+      </w:rPr>
+    </w:lvl>
+    <w:lvl w:ilvl="8" w:tentative="1">
+      <w:start w:val="1"/>
+      <w:numFmt w:val="bullet"/>
+      <w:lvlText w:val=""/>
+      <w:lvlJc w:val="left"/>
+      <w:pPr>
+        <w:tabs>
+          <w:tab w:val="num" w:pos="6480"/>
+        </w:tabs>
+        <w:ind w:left="6480" w:hanging="360"/>
+      </w:pPr>
+      <w:rPr>
+        <w:rFonts w:ascii="Symbol" w:hAnsi="Symbol" w:hint="default"/>
+        <w:sz w:val="20"/>
+      </w:rPr>
+    </w:lvl>
+  </w:abstractNum>
+  <w:abstractNum w:abstractNumId="21" w15:restartNumberingAfterBreak="0">
     <w:nsid w:val="6B032863"/>
     <w:multiLevelType w:val="hybridMultilevel"/>
     <w:tmpl w:val="D44285E6"/>
@@ -10510,7 +18530,7 @@
       </w:pPr>
     </w:lvl>
   </w:abstractNum>
-  <w:abstractNum w:abstractNumId="15" w15:restartNumberingAfterBreak="0">
+  <w:abstractNum w:abstractNumId="22" w15:restartNumberingAfterBreak="0">
     <w:nsid w:val="6B950C9D"/>
     <w:multiLevelType w:val="multilevel"/>
     <w:tmpl w:val="48E87338"/>
@@ -10659,7 +18679,7 @@
       </w:rPr>
     </w:lvl>
   </w:abstractNum>
-  <w:abstractNum w:abstractNumId="16" w15:restartNumberingAfterBreak="0">
+  <w:abstractNum w:abstractNumId="23" w15:restartNumberingAfterBreak="0">
     <w:nsid w:val="72200F9D"/>
     <w:multiLevelType w:val="hybridMultilevel"/>
     <w:tmpl w:val="ADB0D21A"/>
@@ -10748,7 +18768,269 @@
       </w:pPr>
     </w:lvl>
   </w:abstractNum>
-  <w:abstractNum w:abstractNumId="17" w15:restartNumberingAfterBreak="0">
+  <w:abstractNum w:abstractNumId="24" w15:restartNumberingAfterBreak="0">
+    <w:nsid w:val="77AF4D59"/>
+    <w:multiLevelType w:val="multilevel"/>
+    <w:tmpl w:val="49A4777C"/>
+    <w:lvl w:ilvl="0">
+      <w:start w:val="1"/>
+      <w:numFmt w:val="bullet"/>
+      <w:lvlText w:val=""/>
+      <w:lvlJc w:val="left"/>
+      <w:pPr>
+        <w:tabs>
+          <w:tab w:val="num" w:pos="720"/>
+        </w:tabs>
+        <w:ind w:left="720" w:hanging="360"/>
+      </w:pPr>
+      <w:rPr>
+        <w:rFonts w:ascii="Symbol" w:hAnsi="Symbol" w:hint="default"/>
+        <w:sz w:val="20"/>
+      </w:rPr>
+    </w:lvl>
+    <w:lvl w:ilvl="1" w:tentative="1">
+      <w:start w:val="1"/>
+      <w:numFmt w:val="bullet"/>
+      <w:lvlText w:val=""/>
+      <w:lvlJc w:val="left"/>
+      <w:pPr>
+        <w:tabs>
+          <w:tab w:val="num" w:pos="1440"/>
+        </w:tabs>
+        <w:ind w:left="1440" w:hanging="360"/>
+      </w:pPr>
+      <w:rPr>
+        <w:rFonts w:ascii="Symbol" w:hAnsi="Symbol" w:hint="default"/>
+        <w:sz w:val="20"/>
+      </w:rPr>
+    </w:lvl>
+    <w:lvl w:ilvl="2" w:tentative="1">
+      <w:start w:val="1"/>
+      <w:numFmt w:val="bullet"/>
+      <w:lvlText w:val=""/>
+      <w:lvlJc w:val="left"/>
+      <w:pPr>
+        <w:tabs>
+          <w:tab w:val="num" w:pos="2160"/>
+        </w:tabs>
+        <w:ind w:left="2160" w:hanging="360"/>
+      </w:pPr>
+      <w:rPr>
+        <w:rFonts w:ascii="Symbol" w:hAnsi="Symbol" w:hint="default"/>
+        <w:sz w:val="20"/>
+      </w:rPr>
+    </w:lvl>
+    <w:lvl w:ilvl="3" w:tentative="1">
+      <w:start w:val="1"/>
+      <w:numFmt w:val="bullet"/>
+      <w:lvlText w:val=""/>
+      <w:lvlJc w:val="left"/>
+      <w:pPr>
+        <w:tabs>
+          <w:tab w:val="num" w:pos="2880"/>
+        </w:tabs>
+        <w:ind w:left="2880" w:hanging="360"/>
+      </w:pPr>
+      <w:rPr>
+        <w:rFonts w:ascii="Symbol" w:hAnsi="Symbol" w:hint="default"/>
+        <w:sz w:val="20"/>
+      </w:rPr>
+    </w:lvl>
+    <w:lvl w:ilvl="4" w:tentative="1">
+      <w:start w:val="1"/>
+      <w:numFmt w:val="bullet"/>
+      <w:lvlText w:val=""/>
+      <w:lvlJc w:val="left"/>
+      <w:pPr>
+        <w:tabs>
+          <w:tab w:val="num" w:pos="3600"/>
+        </w:tabs>
+        <w:ind w:left="3600" w:hanging="360"/>
+      </w:pPr>
+      <w:rPr>
+        <w:rFonts w:ascii="Symbol" w:hAnsi="Symbol" w:hint="default"/>
+        <w:sz w:val="20"/>
+      </w:rPr>
+    </w:lvl>
+    <w:lvl w:ilvl="5" w:tentative="1">
+      <w:start w:val="1"/>
+      <w:numFmt w:val="bullet"/>
+      <w:lvlText w:val=""/>
+      <w:lvlJc w:val="left"/>
+      <w:pPr>
+        <w:tabs>
+          <w:tab w:val="num" w:pos="4320"/>
+        </w:tabs>
+        <w:ind w:left="4320" w:hanging="360"/>
+      </w:pPr>
+      <w:rPr>
+        <w:rFonts w:ascii="Symbol" w:hAnsi="Symbol" w:hint="default"/>
+        <w:sz w:val="20"/>
+      </w:rPr>
+    </w:lvl>
+    <w:lvl w:ilvl="6" w:tentative="1">
+      <w:start w:val="1"/>
+      <w:numFmt w:val="bullet"/>
+      <w:lvlText w:val=""/>
+      <w:lvlJc w:val="left"/>
+      <w:pPr>
+        <w:tabs>
+          <w:tab w:val="num" w:pos="5040"/>
+        </w:tabs>
+        <w:ind w:left="5040" w:hanging="360"/>
+      </w:pPr>
+      <w:rPr>
+        <w:rFonts w:ascii="Symbol" w:hAnsi="Symbol" w:hint="default"/>
+        <w:sz w:val="20"/>
+      </w:rPr>
+    </w:lvl>
+    <w:lvl w:ilvl="7" w:tentative="1">
+      <w:start w:val="1"/>
+      <w:numFmt w:val="bullet"/>
+      <w:lvlText w:val=""/>
+      <w:lvlJc w:val="left"/>
+      <w:pPr>
+        <w:tabs>
+          <w:tab w:val="num" w:pos="5760"/>
+        </w:tabs>
+        <w:ind w:left="5760" w:hanging="360"/>
+      </w:pPr>
+      <w:rPr>
+        <w:rFonts w:ascii="Symbol" w:hAnsi="Symbol" w:hint="default"/>
+        <w:sz w:val="20"/>
+      </w:rPr>
+    </w:lvl>
+    <w:lvl w:ilvl="8" w:tentative="1">
+      <w:start w:val="1"/>
+      <w:numFmt w:val="bullet"/>
+      <w:lvlText w:val=""/>
+      <w:lvlJc w:val="left"/>
+      <w:pPr>
+        <w:tabs>
+          <w:tab w:val="num" w:pos="6480"/>
+        </w:tabs>
+        <w:ind w:left="6480" w:hanging="360"/>
+      </w:pPr>
+      <w:rPr>
+        <w:rFonts w:ascii="Symbol" w:hAnsi="Symbol" w:hint="default"/>
+        <w:sz w:val="20"/>
+      </w:rPr>
+    </w:lvl>
+  </w:abstractNum>
+  <w:abstractNum w:abstractNumId="25" w15:restartNumberingAfterBreak="0">
+    <w:nsid w:val="77C75575"/>
+    <w:multiLevelType w:val="multilevel"/>
+    <w:tmpl w:val="8892E6CA"/>
+    <w:lvl w:ilvl="0">
+      <w:start w:val="1"/>
+      <w:numFmt w:val="decimal"/>
+      <w:lvlText w:val="%1."/>
+      <w:lvlJc w:val="left"/>
+      <w:pPr>
+        <w:tabs>
+          <w:tab w:val="num" w:pos="720"/>
+        </w:tabs>
+        <w:ind w:left="720" w:hanging="360"/>
+      </w:pPr>
+    </w:lvl>
+    <w:lvl w:ilvl="1" w:tentative="1">
+      <w:start w:val="1"/>
+      <w:numFmt w:val="decimal"/>
+      <w:lvlText w:val="%2."/>
+      <w:lvlJc w:val="left"/>
+      <w:pPr>
+        <w:tabs>
+          <w:tab w:val="num" w:pos="1440"/>
+        </w:tabs>
+        <w:ind w:left="1440" w:hanging="360"/>
+      </w:pPr>
+    </w:lvl>
+    <w:lvl w:ilvl="2" w:tentative="1">
+      <w:start w:val="1"/>
+      <w:numFmt w:val="decimal"/>
+      <w:lvlText w:val="%3."/>
+      <w:lvlJc w:val="left"/>
+      <w:pPr>
+        <w:tabs>
+          <w:tab w:val="num" w:pos="2160"/>
+        </w:tabs>
+        <w:ind w:left="2160" w:hanging="360"/>
+      </w:pPr>
+    </w:lvl>
+    <w:lvl w:ilvl="3" w:tentative="1">
+      <w:start w:val="1"/>
+      <w:numFmt w:val="decimal"/>
+      <w:lvlText w:val="%4."/>
+      <w:lvlJc w:val="left"/>
+      <w:pPr>
+        <w:tabs>
+          <w:tab w:val="num" w:pos="2880"/>
+        </w:tabs>
+        <w:ind w:left="2880" w:hanging="360"/>
+      </w:pPr>
+    </w:lvl>
+    <w:lvl w:ilvl="4" w:tentative="1">
+      <w:start w:val="1"/>
+      <w:numFmt w:val="decimal"/>
+      <w:lvlText w:val="%5."/>
+      <w:lvlJc w:val="left"/>
+      <w:pPr>
+        <w:tabs>
+          <w:tab w:val="num" w:pos="3600"/>
+        </w:tabs>
+        <w:ind w:left="3600" w:hanging="360"/>
+      </w:pPr>
+    </w:lvl>
+    <w:lvl w:ilvl="5" w:tentative="1">
+      <w:start w:val="1"/>
+      <w:numFmt w:val="decimal"/>
+      <w:lvlText w:val="%6."/>
+      <w:lvlJc w:val="left"/>
+      <w:pPr>
+        <w:tabs>
+          <w:tab w:val="num" w:pos="4320"/>
+        </w:tabs>
+        <w:ind w:left="4320" w:hanging="360"/>
+      </w:pPr>
+    </w:lvl>
+    <w:lvl w:ilvl="6" w:tentative="1">
+      <w:start w:val="1"/>
+      <w:numFmt w:val="decimal"/>
+      <w:lvlText w:val="%7."/>
+      <w:lvlJc w:val="left"/>
+      <w:pPr>
+        <w:tabs>
+          <w:tab w:val="num" w:pos="5040"/>
+        </w:tabs>
+        <w:ind w:left="5040" w:hanging="360"/>
+      </w:pPr>
+    </w:lvl>
+    <w:lvl w:ilvl="7" w:tentative="1">
+      <w:start w:val="1"/>
+      <w:numFmt w:val="decimal"/>
+      <w:lvlText w:val="%8."/>
+      <w:lvlJc w:val="left"/>
+      <w:pPr>
+        <w:tabs>
+          <w:tab w:val="num" w:pos="5760"/>
+        </w:tabs>
+        <w:ind w:left="5760" w:hanging="360"/>
+      </w:pPr>
+    </w:lvl>
+    <w:lvl w:ilvl="8" w:tentative="1">
+      <w:start w:val="1"/>
+      <w:numFmt w:val="decimal"/>
+      <w:lvlText w:val="%9."/>
+      <w:lvlJc w:val="left"/>
+      <w:pPr>
+        <w:tabs>
+          <w:tab w:val="num" w:pos="6480"/>
+        </w:tabs>
+        <w:ind w:left="6480" w:hanging="360"/>
+      </w:pPr>
+    </w:lvl>
+  </w:abstractNum>
+  <w:abstractNum w:abstractNumId="26" w15:restartNumberingAfterBreak="0">
     <w:nsid w:val="7F0E03EF"/>
     <w:multiLevelType w:val="multilevel"/>
     <w:tmpl w:val="1E4A5734"/>
@@ -10898,34 +19180,34 @@
     </w:lvl>
   </w:abstractNum>
   <w:num w:numId="1" w16cid:durableId="522018950">
+    <w:abstractNumId w:val="21"/>
+  </w:num>
+  <w:num w:numId="2" w16cid:durableId="2118864515">
+    <w:abstractNumId w:val="18"/>
+  </w:num>
+  <w:num w:numId="3" w16cid:durableId="2145081666">
+    <w:abstractNumId w:val="23"/>
+  </w:num>
+  <w:num w:numId="4" w16cid:durableId="1789084530">
+    <w:abstractNumId w:val="12"/>
+  </w:num>
+  <w:num w:numId="5" w16cid:durableId="1665817677">
+    <w:abstractNumId w:val="22"/>
+  </w:num>
+  <w:num w:numId="6" w16cid:durableId="1105033161">
     <w:abstractNumId w:val="14"/>
   </w:num>
-  <w:num w:numId="2" w16cid:durableId="2118864515">
-    <w:abstractNumId w:val="12"/>
-  </w:num>
-  <w:num w:numId="3" w16cid:durableId="2145081666">
-    <w:abstractNumId w:val="16"/>
-  </w:num>
-  <w:num w:numId="4" w16cid:durableId="1789084530">
-    <w:abstractNumId w:val="7"/>
-  </w:num>
-  <w:num w:numId="5" w16cid:durableId="1665817677">
-    <w:abstractNumId w:val="15"/>
-  </w:num>
-  <w:num w:numId="6" w16cid:durableId="1105033161">
-    <w:abstractNumId w:val="9"/>
-  </w:num>
   <w:num w:numId="7" w16cid:durableId="207036108">
-    <w:abstractNumId w:val="5"/>
+    <w:abstractNumId w:val="8"/>
   </w:num>
   <w:num w:numId="8" w16cid:durableId="915820418">
-    <w:abstractNumId w:val="8"/>
+    <w:abstractNumId w:val="13"/>
   </w:num>
   <w:num w:numId="9" w16cid:durableId="1596085060">
-    <w:abstractNumId w:val="17"/>
+    <w:abstractNumId w:val="26"/>
   </w:num>
   <w:num w:numId="10" w16cid:durableId="1757902569">
-    <w:abstractNumId w:val="3"/>
+    <w:abstractNumId w:val="5"/>
   </w:num>
   <w:num w:numId="11" w16cid:durableId="1004239508">
     <w:abstractNumId w:val="1"/>
@@ -10934,22 +19216,49 @@
     <w:abstractNumId w:val="0"/>
   </w:num>
   <w:num w:numId="13" w16cid:durableId="70198436">
+    <w:abstractNumId w:val="3"/>
+  </w:num>
+  <w:num w:numId="14" w16cid:durableId="1760517994">
+    <w:abstractNumId w:val="19"/>
+  </w:num>
+  <w:num w:numId="15" w16cid:durableId="316735986">
+    <w:abstractNumId w:val="10"/>
+  </w:num>
+  <w:num w:numId="16" w16cid:durableId="449130353">
+    <w:abstractNumId w:val="17"/>
+  </w:num>
+  <w:num w:numId="17" w16cid:durableId="1949507576">
+    <w:abstractNumId w:val="15"/>
+  </w:num>
+  <w:num w:numId="18" w16cid:durableId="710958003">
+    <w:abstractNumId w:val="7"/>
+  </w:num>
+  <w:num w:numId="19" w16cid:durableId="1635408967">
     <w:abstractNumId w:val="2"/>
   </w:num>
-  <w:num w:numId="14" w16cid:durableId="1760517994">
-    <w:abstractNumId w:val="13"/>
+  <w:num w:numId="20" w16cid:durableId="2070613033">
+    <w:abstractNumId w:val="20"/>
   </w:num>
-  <w:num w:numId="15" w16cid:durableId="316735986">
+  <w:num w:numId="21" w16cid:durableId="359014351">
+    <w:abstractNumId w:val="4"/>
+  </w:num>
+  <w:num w:numId="22" w16cid:durableId="891381126">
+    <w:abstractNumId w:val="24"/>
+  </w:num>
+  <w:num w:numId="23" w16cid:durableId="129632368">
     <w:abstractNumId w:val="6"/>
   </w:num>
-  <w:num w:numId="16" w16cid:durableId="449130353">
+  <w:num w:numId="24" w16cid:durableId="730154589">
+    <w:abstractNumId w:val="16"/>
+  </w:num>
+  <w:num w:numId="25" w16cid:durableId="952056156">
+    <w:abstractNumId w:val="9"/>
+  </w:num>
+  <w:num w:numId="26" w16cid:durableId="1152713999">
+    <w:abstractNumId w:val="25"/>
+  </w:num>
+  <w:num w:numId="27" w16cid:durableId="690031519">
     <w:abstractNumId w:val="11"/>
-  </w:num>
-  <w:num w:numId="17" w16cid:durableId="1949507576">
-    <w:abstractNumId w:val="10"/>
-  </w:num>
-  <w:num w:numId="18" w16cid:durableId="710958003">
-    <w:abstractNumId w:val="4"/>
   </w:num>
 </w:numbering>
 </file>
